--- a/Documentation/report.docx
+++ b/Documentation/report.docx
@@ -5,7 +5,11 @@
     <w:sdt>
       <w:sdtPr>
         <w:rPr>
+          <w:rFonts w:asciiTheme="majorHAnsi" w:eastAsiaTheme="majorEastAsia" w:hAnsiTheme="majorHAnsi" w:cstheme="majorBidi"/>
+          <w:color w:val="2F5496" w:themeColor="accent1" w:themeShade="BF"/>
           <w:sz w:val="2"/>
+          <w:szCs w:val="40"/>
+          <w:lang w:val="en-GB"/>
         </w:rPr>
         <w:id w:val="189736493"/>
         <w:docPartObj>
@@ -15,11 +19,10 @@
       </w:sdtPr>
       <w:sdtEndPr>
         <w:rPr>
-          <w:rFonts w:asciiTheme="majorHAnsi" w:eastAsiaTheme="majorEastAsia" w:hAnsiTheme="majorHAnsi" w:cstheme="majorBidi"/>
-          <w:color w:val="2F5496" w:themeColor="accent1" w:themeShade="BF"/>
-          <w:sz w:val="40"/>
-          <w:szCs w:val="40"/>
-          <w:lang w:val="en-GB"/>
+          <w:rFonts w:asciiTheme="minorHAnsi" w:eastAsiaTheme="minorHAnsi" w:hAnsiTheme="minorHAnsi" w:cstheme="minorBidi"/>
+          <w:color w:val="auto"/>
+          <w:sz w:val="22"/>
+          <w:szCs w:val="22"/>
         </w:rPr>
       </w:sdtEndPr>
       <w:sdtContent>
@@ -32,1011 +35,116 @@
           </w:pPr>
         </w:p>
         <w:p>
+          <w:pPr>
+            <w:pStyle w:val="Title"/>
+            <w:jc w:val="center"/>
+            <w:rPr>
+              <w:b/>
+              <w:bCs/>
+              <w:sz w:val="72"/>
+              <w:szCs w:val="72"/>
+            </w:rPr>
+          </w:pPr>
           <w:r>
             <w:rPr>
-              <w:noProof/>
+              <w:b/>
+              <w:bCs/>
+              <w:sz w:val="72"/>
+              <w:szCs w:val="72"/>
             </w:rPr>
-            <mc:AlternateContent>
-              <mc:Choice Requires="wps">
-                <w:drawing>
-                  <wp:anchor distT="0" distB="0" distL="114300" distR="114300" simplePos="0" relativeHeight="251661312" behindDoc="0" locked="0" layoutInCell="1" allowOverlap="1" wp14:anchorId="284A5D24" wp14:editId="47E3EB5F">
-                    <wp:simplePos x="0" y="0"/>
-                    <wp:positionH relativeFrom="page">
-                      <wp:align>center</wp:align>
-                    </wp:positionH>
-                    <wp:positionV relativeFrom="margin">
-                      <wp:align>top</wp:align>
-                    </wp:positionV>
-                    <wp:extent cx="5943600" cy="914400"/>
-                    <wp:effectExtent l="0" t="0" r="0" b="3810"/>
-                    <wp:wrapNone/>
-                    <wp:docPr id="62" name="Text Box 66"/>
-                    <wp:cNvGraphicFramePr/>
-                    <a:graphic xmlns:a="http://schemas.openxmlformats.org/drawingml/2006/main">
-                      <a:graphicData uri="http://schemas.microsoft.com/office/word/2010/wordprocessingShape">
-                        <wps:wsp>
-                          <wps:cNvSpPr txBox="1"/>
-                          <wps:spPr>
-                            <a:xfrm>
-                              <a:off x="0" y="0"/>
-                              <a:ext cx="5943600" cy="914400"/>
-                            </a:xfrm>
-                            <a:prstGeom prst="rect">
-                              <a:avLst/>
-                            </a:prstGeom>
-                            <a:noFill/>
-                            <a:ln w="6350">
-                              <a:noFill/>
-                            </a:ln>
-                            <a:effectLst/>
-                          </wps:spPr>
-                          <wps:style>
-                            <a:lnRef idx="0">
-                              <a:schemeClr val="accent1"/>
-                            </a:lnRef>
-                            <a:fillRef idx="0">
-                              <a:schemeClr val="accent1"/>
-                            </a:fillRef>
-                            <a:effectRef idx="0">
-                              <a:schemeClr val="accent1"/>
-                            </a:effectRef>
-                            <a:fontRef idx="minor">
-                              <a:schemeClr val="dk1"/>
-                            </a:fontRef>
-                          </wps:style>
-                          <wps:txbx>
-                            <w:txbxContent>
-                              <w:sdt>
-                                <w:sdtPr>
-                                  <w:alias w:val="Title"/>
-                                  <w:tag w:val=""/>
-                                  <w:id w:val="797192764"/>
-                                  <w:dataBinding w:prefixMappings="xmlns:ns0='http://purl.org/dc/elements/1.1/' xmlns:ns1='http://schemas.openxmlformats.org/package/2006/metadata/core-properties' " w:xpath="/ns1:coreProperties[1]/ns0:title[1]" w:storeItemID="{6C3C8BC8-F283-45AE-878A-BAB7291924A1}"/>
-                                  <w:text/>
-                                </w:sdtPr>
-                                <w:sdtContent>
-                                  <w:p>
-                                    <w:pPr>
-                                      <w:pStyle w:val="NoSpacing"/>
-                                      <w:rPr>
-                                        <w:rFonts w:asciiTheme="majorHAnsi" w:eastAsiaTheme="majorEastAsia" w:hAnsiTheme="majorHAnsi" w:cstheme="majorBidi"/>
-                                        <w:caps/>
-                                        <w:color w:val="8496B0" w:themeColor="text2" w:themeTint="99"/>
-                                        <w:sz w:val="68"/>
-                                        <w:szCs w:val="68"/>
-                                      </w:rPr>
-                                    </w:pPr>
-                                    <w:r>
-                                      <w:t>Project title</w:t>
-                                    </w:r>
-                                  </w:p>
-                                </w:sdtContent>
-                              </w:sdt>
-                              <w:p>
-                                <w:pPr>
-                                  <w:pStyle w:val="NoSpacing"/>
-                                  <w:spacing w:before="120"/>
-                                  <w:rPr>
-                                    <w:color w:val="4472C4" w:themeColor="accent1"/>
-                                    <w:sz w:val="36"/>
-                                    <w:szCs w:val="36"/>
-                                  </w:rPr>
-                                </w:pPr>
-                                <w:sdt>
-                                  <w:sdtPr>
-                                    <w:rPr>
-                                      <w:color w:val="4472C4" w:themeColor="accent1"/>
-                                      <w:sz w:val="36"/>
-                                      <w:szCs w:val="36"/>
-                                    </w:rPr>
-                                    <w:alias w:val="Subtitle"/>
-                                    <w:tag w:val=""/>
-                                    <w:id w:val="2021743002"/>
-                                    <w:dataBinding w:prefixMappings="xmlns:ns0='http://purl.org/dc/elements/1.1/' xmlns:ns1='http://schemas.openxmlformats.org/package/2006/metadata/core-properties' " w:xpath="/ns1:coreProperties[1]/ns0:subject[1]" w:storeItemID="{6C3C8BC8-F283-45AE-878A-BAB7291924A1}"/>
-                                    <w:text/>
-                                  </w:sdtPr>
-                                  <w:sdtContent>
-                                    <w:r>
-                                      <w:rPr>
-                                        <w:color w:val="4472C4" w:themeColor="accent1"/>
-                                        <w:sz w:val="36"/>
-                                        <w:szCs w:val="36"/>
-                                      </w:rPr>
-                                      <w:t xml:space="preserve">COMP3000 </w:t>
-                                    </w:r>
-                                    <w:r>
-                                      <w:rPr>
-                                        <w:color w:val="4472C4" w:themeColor="accent1"/>
-                                        <w:sz w:val="36"/>
-                                        <w:szCs w:val="36"/>
-                                      </w:rPr>
-                                      <w:t>Computing Project</w:t>
-                                    </w:r>
-                                  </w:sdtContent>
-                                </w:sdt>
-                                <w:r>
-                                  <w:rPr>
-                                    <w:noProof/>
-                                  </w:rPr>
-                                  <w:t xml:space="preserve"> </w:t>
-                                </w:r>
-                              </w:p>
-                              <w:p/>
-                            </w:txbxContent>
-                          </wps:txbx>
-                          <wps:bodyPr rot="0" spcFirstLastPara="0" vertOverflow="overflow" horzOverflow="overflow" vert="horz" wrap="square" lIns="91440" tIns="45720" rIns="91440" bIns="45720" numCol="1" spcCol="0" rtlCol="0" fromWordArt="0" anchor="t" anchorCtr="0" forceAA="0" compatLnSpc="1">
-                            <a:prstTxWarp prst="textNoShape">
-                              <a:avLst/>
-                            </a:prstTxWarp>
-                            <a:spAutoFit/>
-                          </wps:bodyPr>
-                        </wps:wsp>
-                      </a:graphicData>
-                    </a:graphic>
-                    <wp14:sizeRelH relativeFrom="page">
-                      <wp14:pctWidth>76500</wp14:pctWidth>
-                    </wp14:sizeRelH>
-                  </wp:anchor>
-                </w:drawing>
-              </mc:Choice>
-              <mc:Fallback>
-                <w:pict>
-                  <v:shapetype w14:anchorId="284A5D24" id="_x0000_t202" coordsize="21600,21600" o:spt="202" path="m,l,21600r21600,l21600,xe">
-                    <v:stroke joinstyle="miter"/>
-                    <v:path gradientshapeok="t" o:connecttype="rect"/>
-                  </v:shapetype>
-                  <v:shape id="Text Box 66" o:spid="_x0000_s1026" type="#_x0000_t202" style="position:absolute;margin-left:0;margin-top:0;width:468pt;height:1in;z-index:251661312;visibility:visible;mso-wrap-style:square;mso-width-percent:765;mso-wrap-distance-left:9pt;mso-wrap-distance-top:0;mso-wrap-distance-right:9pt;mso-wrap-distance-bottom:0;mso-position-horizontal:center;mso-position-horizontal-relative:page;mso-position-vertical:top;mso-position-vertical-relative:margin;mso-width-percent:765;mso-width-relative:page;v-text-anchor:top" o:gfxdata="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" filled="f" stroked="f" strokeweight=".5pt">
-                    <v:textbox style="mso-fit-shape-to-text:t">
-                      <w:txbxContent>
-                        <w:sdt>
-                          <w:sdtPr>
-                            <w:alias w:val="Title"/>
-                            <w:tag w:val=""/>
-                            <w:id w:val="797192764"/>
-                            <w:dataBinding w:prefixMappings="xmlns:ns0='http://purl.org/dc/elements/1.1/' xmlns:ns1='http://schemas.openxmlformats.org/package/2006/metadata/core-properties' " w:xpath="/ns1:coreProperties[1]/ns0:title[1]" w:storeItemID="{6C3C8BC8-F283-45AE-878A-BAB7291924A1}"/>
-                            <w:text/>
-                          </w:sdtPr>
-                          <w:sdtContent>
-                            <w:p>
-                              <w:pPr>
-                                <w:pStyle w:val="NoSpacing"/>
-                                <w:rPr>
-                                  <w:rFonts w:asciiTheme="majorHAnsi" w:eastAsiaTheme="majorEastAsia" w:hAnsiTheme="majorHAnsi" w:cstheme="majorBidi"/>
-                                  <w:caps/>
-                                  <w:color w:val="8496B0" w:themeColor="text2" w:themeTint="99"/>
-                                  <w:sz w:val="68"/>
-                                  <w:szCs w:val="68"/>
-                                </w:rPr>
-                              </w:pPr>
-                              <w:r>
-                                <w:t>Project title</w:t>
-                              </w:r>
-                            </w:p>
-                          </w:sdtContent>
-                        </w:sdt>
-                        <w:p>
-                          <w:pPr>
-                            <w:pStyle w:val="NoSpacing"/>
-                            <w:spacing w:before="120"/>
-                            <w:rPr>
-                              <w:color w:val="4472C4" w:themeColor="accent1"/>
-                              <w:sz w:val="36"/>
-                              <w:szCs w:val="36"/>
-                            </w:rPr>
-                          </w:pPr>
-                          <w:sdt>
-                            <w:sdtPr>
-                              <w:rPr>
-                                <w:color w:val="4472C4" w:themeColor="accent1"/>
-                                <w:sz w:val="36"/>
-                                <w:szCs w:val="36"/>
-                              </w:rPr>
-                              <w:alias w:val="Subtitle"/>
-                              <w:tag w:val=""/>
-                              <w:id w:val="2021743002"/>
-                              <w:dataBinding w:prefixMappings="xmlns:ns0='http://purl.org/dc/elements/1.1/' xmlns:ns1='http://schemas.openxmlformats.org/package/2006/metadata/core-properties' " w:xpath="/ns1:coreProperties[1]/ns0:subject[1]" w:storeItemID="{6C3C8BC8-F283-45AE-878A-BAB7291924A1}"/>
-                              <w:text/>
-                            </w:sdtPr>
-                            <w:sdtContent>
-                              <w:r>
-                                <w:rPr>
-                                  <w:color w:val="4472C4" w:themeColor="accent1"/>
-                                  <w:sz w:val="36"/>
-                                  <w:szCs w:val="36"/>
-                                </w:rPr>
-                                <w:t xml:space="preserve">COMP3000 </w:t>
-                              </w:r>
-                              <w:r>
-                                <w:rPr>
-                                  <w:color w:val="4472C4" w:themeColor="accent1"/>
-                                  <w:sz w:val="36"/>
-                                  <w:szCs w:val="36"/>
-                                </w:rPr>
-                                <w:t>Computing Project</w:t>
-                              </w:r>
-                            </w:sdtContent>
-                          </w:sdt>
-                          <w:r>
-                            <w:rPr>
-                              <w:noProof/>
-                            </w:rPr>
-                            <w:t xml:space="preserve"> </w:t>
-                          </w:r>
-                        </w:p>
-                        <w:p/>
-                      </w:txbxContent>
-                    </v:textbox>
-                    <w10:wrap anchorx="page" anchory="margin"/>
-                  </v:shape>
-                </w:pict>
-              </mc:Fallback>
-            </mc:AlternateContent>
+            <w:t>University of Plymouth</w:t>
           </w:r>
+        </w:p>
+        <w:p/>
+        <w:p>
+          <w:pPr>
+            <w:pStyle w:val="Title"/>
+            <w:jc w:val="center"/>
+            <w:rPr>
+              <w:sz w:val="52"/>
+              <w:szCs w:val="52"/>
+            </w:rPr>
+          </w:pPr>
           <w:r>
             <w:rPr>
-              <w:noProof/>
-              <w:color w:val="4472C4" w:themeColor="accent1"/>
-              <w:sz w:val="36"/>
-              <w:szCs w:val="36"/>
+              <w:sz w:val="52"/>
+              <w:szCs w:val="52"/>
             </w:rPr>
-            <mc:AlternateContent>
-              <mc:Choice Requires="wpg">
-                <w:drawing>
-                  <wp:anchor distT="0" distB="0" distL="114300" distR="114300" simplePos="0" relativeHeight="251660288" behindDoc="1" locked="0" layoutInCell="1" allowOverlap="1" wp14:anchorId="0DC96552" wp14:editId="0240AB0C">
-                    <wp:simplePos x="0" y="0"/>
-                    <mc:AlternateContent>
-                      <mc:Choice Requires="wp14">
-                        <wp:positionH relativeFrom="page">
-                          <wp14:pctPosHOffset>22000</wp14:pctPosHOffset>
-                        </wp:positionH>
-                      </mc:Choice>
-                      <mc:Fallback>
-                        <wp:positionH relativeFrom="page">
-                          <wp:posOffset>1663065</wp:posOffset>
-                        </wp:positionH>
-                      </mc:Fallback>
-                    </mc:AlternateContent>
-                    <mc:AlternateContent>
-                      <mc:Choice Requires="wp14">
-                        <wp:positionV relativeFrom="page">
-                          <wp14:pctPosVOffset>30000</wp14:pctPosVOffset>
-                        </wp:positionV>
-                      </mc:Choice>
-                      <mc:Fallback>
-                        <wp:positionV relativeFrom="page">
-                          <wp:posOffset>3207385</wp:posOffset>
-                        </wp:positionV>
-                      </mc:Fallback>
-                    </mc:AlternateContent>
-                    <wp:extent cx="5494369" cy="5696712"/>
-                    <wp:effectExtent l="0" t="0" r="0" b="3175"/>
-                    <wp:wrapNone/>
-                    <wp:docPr id="63" name="Group 2"/>
-                    <wp:cNvGraphicFramePr>
-                      <a:graphicFrameLocks xmlns:a="http://schemas.openxmlformats.org/drawingml/2006/main" noChangeAspect="1"/>
-                    </wp:cNvGraphicFramePr>
-                    <a:graphic xmlns:a="http://schemas.openxmlformats.org/drawingml/2006/main">
-                      <a:graphicData uri="http://schemas.microsoft.com/office/word/2010/wordprocessingGroup">
-                        <wpg:wgp>
-                          <wpg:cNvGrpSpPr>
-                            <a:grpSpLocks noChangeAspect="1"/>
-                          </wpg:cNvGrpSpPr>
-                          <wpg:grpSpPr>
-                            <a:xfrm>
-                              <a:off x="0" y="0"/>
-                              <a:ext cx="5494369" cy="5696712"/>
-                              <a:chOff x="0" y="0"/>
-                              <a:chExt cx="4329113" cy="4491038"/>
-                            </a:xfrm>
-                            <a:solidFill>
-                              <a:schemeClr val="tx2">
-                                <a:lumMod val="60000"/>
-                                <a:lumOff val="40000"/>
-                              </a:schemeClr>
-                            </a:solidFill>
-                          </wpg:grpSpPr>
-                          <wps:wsp>
-                            <wps:cNvPr id="64" name="Freeform 64"/>
-                            <wps:cNvSpPr>
-                              <a:spLocks/>
-                            </wps:cNvSpPr>
-                            <wps:spPr bwMode="auto">
-                              <a:xfrm>
-                                <a:off x="1501775" y="0"/>
-                                <a:ext cx="2827338" cy="2835275"/>
-                              </a:xfrm>
-                              <a:custGeom>
-                                <a:avLst/>
-                                <a:gdLst>
-                                  <a:gd name="T0" fmla="*/ 4 w 1781"/>
-                                  <a:gd name="T1" fmla="*/ 1786 h 1786"/>
-                                  <a:gd name="T2" fmla="*/ 0 w 1781"/>
-                                  <a:gd name="T3" fmla="*/ 1782 h 1786"/>
-                                  <a:gd name="T4" fmla="*/ 1776 w 1781"/>
-                                  <a:gd name="T5" fmla="*/ 0 h 1786"/>
-                                  <a:gd name="T6" fmla="*/ 1781 w 1781"/>
-                                  <a:gd name="T7" fmla="*/ 5 h 1786"/>
-                                  <a:gd name="T8" fmla="*/ 4 w 1781"/>
-                                  <a:gd name="T9" fmla="*/ 1786 h 1786"/>
-                                </a:gdLst>
-                                <a:ahLst/>
-                                <a:cxnLst>
-                                  <a:cxn ang="0">
-                                    <a:pos x="T0" y="T1"/>
-                                  </a:cxn>
-                                  <a:cxn ang="0">
-                                    <a:pos x="T2" y="T3"/>
-                                  </a:cxn>
-                                  <a:cxn ang="0">
-                                    <a:pos x="T4" y="T5"/>
-                                  </a:cxn>
-                                  <a:cxn ang="0">
-                                    <a:pos x="T6" y="T7"/>
-                                  </a:cxn>
-                                  <a:cxn ang="0">
-                                    <a:pos x="T8" y="T9"/>
-                                  </a:cxn>
-                                </a:cxnLst>
-                                <a:rect l="0" t="0" r="r" b="b"/>
-                                <a:pathLst>
-                                  <a:path w="1781" h="1786">
-                                    <a:moveTo>
-                                      <a:pt x="4" y="1786"/>
-                                    </a:moveTo>
-                                    <a:lnTo>
-                                      <a:pt x="0" y="1782"/>
-                                    </a:lnTo>
-                                    <a:lnTo>
-                                      <a:pt x="1776" y="0"/>
-                                    </a:lnTo>
-                                    <a:lnTo>
-                                      <a:pt x="1781" y="5"/>
-                                    </a:lnTo>
-                                    <a:lnTo>
-                                      <a:pt x="4" y="1786"/>
-                                    </a:lnTo>
-                                    <a:close/>
-                                  </a:path>
-                                </a:pathLst>
-                              </a:custGeom>
-                              <a:grpFill/>
-                              <a:ln>
-                                <a:noFill/>
-                              </a:ln>
-                              <a:extLst>
-                                <a:ext uri="{91240B29-F687-4F45-9708-019B960494DF}">
-                                  <a14:hiddenLine xmlns:a14="http://schemas.microsoft.com/office/drawing/2010/main" w="9525">
-                                    <a:solidFill>
-                                      <a:srgbClr val="000000"/>
-                                    </a:solidFill>
-                                    <a:round/>
-                                    <a:headEnd/>
-                                    <a:tailEnd/>
-                                  </a14:hiddenLine>
-                                </a:ext>
-                              </a:extLst>
-                            </wps:spPr>
-                            <wps:bodyPr vert="horz" wrap="square" lIns="91440" tIns="45720" rIns="91440" bIns="45720" numCol="1" anchor="t" anchorCtr="0" compatLnSpc="1">
-                              <a:prstTxWarp prst="textNoShape">
-                                <a:avLst/>
-                              </a:prstTxWarp>
-                            </wps:bodyPr>
-                          </wps:wsp>
-                          <wps:wsp>
-                            <wps:cNvPr id="65" name="Freeform 65"/>
-                            <wps:cNvSpPr>
-                              <a:spLocks/>
-                            </wps:cNvSpPr>
-                            <wps:spPr bwMode="auto">
-                              <a:xfrm>
-                                <a:off x="782637" y="227013"/>
-                                <a:ext cx="3546475" cy="3546475"/>
-                              </a:xfrm>
-                              <a:custGeom>
-                                <a:avLst/>
-                                <a:gdLst>
-                                  <a:gd name="T0" fmla="*/ 5 w 2234"/>
-                                  <a:gd name="T1" fmla="*/ 2234 h 2234"/>
-                                  <a:gd name="T2" fmla="*/ 0 w 2234"/>
-                                  <a:gd name="T3" fmla="*/ 2229 h 2234"/>
-                                  <a:gd name="T4" fmla="*/ 2229 w 2234"/>
-                                  <a:gd name="T5" fmla="*/ 0 h 2234"/>
-                                  <a:gd name="T6" fmla="*/ 2234 w 2234"/>
-                                  <a:gd name="T7" fmla="*/ 5 h 2234"/>
-                                  <a:gd name="T8" fmla="*/ 5 w 2234"/>
-                                  <a:gd name="T9" fmla="*/ 2234 h 2234"/>
-                                </a:gdLst>
-                                <a:ahLst/>
-                                <a:cxnLst>
-                                  <a:cxn ang="0">
-                                    <a:pos x="T0" y="T1"/>
-                                  </a:cxn>
-                                  <a:cxn ang="0">
-                                    <a:pos x="T2" y="T3"/>
-                                  </a:cxn>
-                                  <a:cxn ang="0">
-                                    <a:pos x="T4" y="T5"/>
-                                  </a:cxn>
-                                  <a:cxn ang="0">
-                                    <a:pos x="T6" y="T7"/>
-                                  </a:cxn>
-                                  <a:cxn ang="0">
-                                    <a:pos x="T8" y="T9"/>
-                                  </a:cxn>
-                                </a:cxnLst>
-                                <a:rect l="0" t="0" r="r" b="b"/>
-                                <a:pathLst>
-                                  <a:path w="2234" h="2234">
-                                    <a:moveTo>
-                                      <a:pt x="5" y="2234"/>
-                                    </a:moveTo>
-                                    <a:lnTo>
-                                      <a:pt x="0" y="2229"/>
-                                    </a:lnTo>
-                                    <a:lnTo>
-                                      <a:pt x="2229" y="0"/>
-                                    </a:lnTo>
-                                    <a:lnTo>
-                                      <a:pt x="2234" y="5"/>
-                                    </a:lnTo>
-                                    <a:lnTo>
-                                      <a:pt x="5" y="2234"/>
-                                    </a:lnTo>
-                                    <a:close/>
-                                  </a:path>
-                                </a:pathLst>
-                              </a:custGeom>
-                              <a:grpFill/>
-                              <a:ln>
-                                <a:noFill/>
-                              </a:ln>
-                              <a:extLst>
-                                <a:ext uri="{91240B29-F687-4F45-9708-019B960494DF}">
-                                  <a14:hiddenLine xmlns:a14="http://schemas.microsoft.com/office/drawing/2010/main" w="9525">
-                                    <a:solidFill>
-                                      <a:srgbClr val="000000"/>
-                                    </a:solidFill>
-                                    <a:round/>
-                                    <a:headEnd/>
-                                    <a:tailEnd/>
-                                  </a14:hiddenLine>
-                                </a:ext>
-                              </a:extLst>
-                            </wps:spPr>
-                            <wps:bodyPr vert="horz" wrap="square" lIns="91440" tIns="45720" rIns="91440" bIns="45720" numCol="1" anchor="t" anchorCtr="0" compatLnSpc="1">
-                              <a:prstTxWarp prst="textNoShape">
-                                <a:avLst/>
-                              </a:prstTxWarp>
-                            </wps:bodyPr>
-                          </wps:wsp>
-                          <wps:wsp>
-                            <wps:cNvPr id="66" name="Freeform 66"/>
-                            <wps:cNvSpPr>
-                              <a:spLocks/>
-                            </wps:cNvSpPr>
-                            <wps:spPr bwMode="auto">
-                              <a:xfrm>
-                                <a:off x="841375" y="109538"/>
-                                <a:ext cx="3487738" cy="3487738"/>
-                              </a:xfrm>
-                              <a:custGeom>
-                                <a:avLst/>
-                                <a:gdLst>
-                                  <a:gd name="T0" fmla="*/ 9 w 2197"/>
-                                  <a:gd name="T1" fmla="*/ 2197 h 2197"/>
-                                  <a:gd name="T2" fmla="*/ 0 w 2197"/>
-                                  <a:gd name="T3" fmla="*/ 2193 h 2197"/>
-                                  <a:gd name="T4" fmla="*/ 2188 w 2197"/>
-                                  <a:gd name="T5" fmla="*/ 0 h 2197"/>
-                                  <a:gd name="T6" fmla="*/ 2197 w 2197"/>
-                                  <a:gd name="T7" fmla="*/ 10 h 2197"/>
-                                  <a:gd name="T8" fmla="*/ 9 w 2197"/>
-                                  <a:gd name="T9" fmla="*/ 2197 h 2197"/>
-                                </a:gdLst>
-                                <a:ahLst/>
-                                <a:cxnLst>
-                                  <a:cxn ang="0">
-                                    <a:pos x="T0" y="T1"/>
-                                  </a:cxn>
-                                  <a:cxn ang="0">
-                                    <a:pos x="T2" y="T3"/>
-                                  </a:cxn>
-                                  <a:cxn ang="0">
-                                    <a:pos x="T4" y="T5"/>
-                                  </a:cxn>
-                                  <a:cxn ang="0">
-                                    <a:pos x="T6" y="T7"/>
-                                  </a:cxn>
-                                  <a:cxn ang="0">
-                                    <a:pos x="T8" y="T9"/>
-                                  </a:cxn>
-                                </a:cxnLst>
-                                <a:rect l="0" t="0" r="r" b="b"/>
-                                <a:pathLst>
-                                  <a:path w="2197" h="2197">
-                                    <a:moveTo>
-                                      <a:pt x="9" y="2197"/>
-                                    </a:moveTo>
-                                    <a:lnTo>
-                                      <a:pt x="0" y="2193"/>
-                                    </a:lnTo>
-                                    <a:lnTo>
-                                      <a:pt x="2188" y="0"/>
-                                    </a:lnTo>
-                                    <a:lnTo>
-                                      <a:pt x="2197" y="10"/>
-                                    </a:lnTo>
-                                    <a:lnTo>
-                                      <a:pt x="9" y="2197"/>
-                                    </a:lnTo>
-                                    <a:close/>
-                                  </a:path>
-                                </a:pathLst>
-                              </a:custGeom>
-                              <a:grpFill/>
-                              <a:ln>
-                                <a:noFill/>
-                              </a:ln>
-                              <a:extLst>
-                                <a:ext uri="{91240B29-F687-4F45-9708-019B960494DF}">
-                                  <a14:hiddenLine xmlns:a14="http://schemas.microsoft.com/office/drawing/2010/main" w="9525">
-                                    <a:solidFill>
-                                      <a:srgbClr val="000000"/>
-                                    </a:solidFill>
-                                    <a:round/>
-                                    <a:headEnd/>
-                                    <a:tailEnd/>
-                                  </a14:hiddenLine>
-                                </a:ext>
-                              </a:extLst>
-                            </wps:spPr>
-                            <wps:bodyPr vert="horz" wrap="square" lIns="91440" tIns="45720" rIns="91440" bIns="45720" numCol="1" anchor="t" anchorCtr="0" compatLnSpc="1">
-                              <a:prstTxWarp prst="textNoShape">
-                                <a:avLst/>
-                              </a:prstTxWarp>
-                            </wps:bodyPr>
-                          </wps:wsp>
-                          <wps:wsp>
-                            <wps:cNvPr id="67" name="Freeform 67"/>
-                            <wps:cNvSpPr>
-                              <a:spLocks/>
-                            </wps:cNvSpPr>
-                            <wps:spPr bwMode="auto">
-                              <a:xfrm>
-                                <a:off x="1216025" y="498475"/>
-                                <a:ext cx="3113088" cy="3121025"/>
-                              </a:xfrm>
-                              <a:custGeom>
-                                <a:avLst/>
-                                <a:gdLst>
-                                  <a:gd name="T0" fmla="*/ 9 w 1961"/>
-                                  <a:gd name="T1" fmla="*/ 1966 h 1966"/>
-                                  <a:gd name="T2" fmla="*/ 0 w 1961"/>
-                                  <a:gd name="T3" fmla="*/ 1957 h 1966"/>
-                                  <a:gd name="T4" fmla="*/ 1952 w 1961"/>
-                                  <a:gd name="T5" fmla="*/ 0 h 1966"/>
-                                  <a:gd name="T6" fmla="*/ 1961 w 1961"/>
-                                  <a:gd name="T7" fmla="*/ 9 h 1966"/>
-                                  <a:gd name="T8" fmla="*/ 9 w 1961"/>
-                                  <a:gd name="T9" fmla="*/ 1966 h 1966"/>
-                                </a:gdLst>
-                                <a:ahLst/>
-                                <a:cxnLst>
-                                  <a:cxn ang="0">
-                                    <a:pos x="T0" y="T1"/>
-                                  </a:cxn>
-                                  <a:cxn ang="0">
-                                    <a:pos x="T2" y="T3"/>
-                                  </a:cxn>
-                                  <a:cxn ang="0">
-                                    <a:pos x="T4" y="T5"/>
-                                  </a:cxn>
-                                  <a:cxn ang="0">
-                                    <a:pos x="T6" y="T7"/>
-                                  </a:cxn>
-                                  <a:cxn ang="0">
-                                    <a:pos x="T8" y="T9"/>
-                                  </a:cxn>
-                                </a:cxnLst>
-                                <a:rect l="0" t="0" r="r" b="b"/>
-                                <a:pathLst>
-                                  <a:path w="1961" h="1966">
-                                    <a:moveTo>
-                                      <a:pt x="9" y="1966"/>
-                                    </a:moveTo>
-                                    <a:lnTo>
-                                      <a:pt x="0" y="1957"/>
-                                    </a:lnTo>
-                                    <a:lnTo>
-                                      <a:pt x="1952" y="0"/>
-                                    </a:lnTo>
-                                    <a:lnTo>
-                                      <a:pt x="1961" y="9"/>
-                                    </a:lnTo>
-                                    <a:lnTo>
-                                      <a:pt x="9" y="1966"/>
-                                    </a:lnTo>
-                                    <a:close/>
-                                  </a:path>
-                                </a:pathLst>
-                              </a:custGeom>
-                              <a:grpFill/>
-                              <a:ln>
-                                <a:noFill/>
-                              </a:ln>
-                              <a:extLst>
-                                <a:ext uri="{91240B29-F687-4F45-9708-019B960494DF}">
-                                  <a14:hiddenLine xmlns:a14="http://schemas.microsoft.com/office/drawing/2010/main" w="9525">
-                                    <a:solidFill>
-                                      <a:srgbClr val="000000"/>
-                                    </a:solidFill>
-                                    <a:round/>
-                                    <a:headEnd/>
-                                    <a:tailEnd/>
-                                  </a14:hiddenLine>
-                                </a:ext>
-                              </a:extLst>
-                            </wps:spPr>
-                            <wps:bodyPr vert="horz" wrap="square" lIns="91440" tIns="45720" rIns="91440" bIns="45720" numCol="1" anchor="t" anchorCtr="0" compatLnSpc="1">
-                              <a:prstTxWarp prst="textNoShape">
-                                <a:avLst/>
-                              </a:prstTxWarp>
-                            </wps:bodyPr>
-                          </wps:wsp>
-                          <wps:wsp>
-                            <wps:cNvPr id="68" name="Freeform 68"/>
-                            <wps:cNvSpPr>
-                              <a:spLocks/>
-                            </wps:cNvSpPr>
-                            <wps:spPr bwMode="auto">
-                              <a:xfrm>
-                                <a:off x="0" y="153988"/>
-                                <a:ext cx="4329113" cy="4337050"/>
-                              </a:xfrm>
-                              <a:custGeom>
-                                <a:avLst/>
-                                <a:gdLst>
-                                  <a:gd name="T0" fmla="*/ 0 w 2727"/>
-                                  <a:gd name="T1" fmla="*/ 2732 h 2732"/>
-                                  <a:gd name="T2" fmla="*/ 0 w 2727"/>
-                                  <a:gd name="T3" fmla="*/ 2728 h 2732"/>
-                                  <a:gd name="T4" fmla="*/ 2722 w 2727"/>
-                                  <a:gd name="T5" fmla="*/ 0 h 2732"/>
-                                  <a:gd name="T6" fmla="*/ 2727 w 2727"/>
-                                  <a:gd name="T7" fmla="*/ 5 h 2732"/>
-                                  <a:gd name="T8" fmla="*/ 0 w 2727"/>
-                                  <a:gd name="T9" fmla="*/ 2732 h 2732"/>
-                                </a:gdLst>
-                                <a:ahLst/>
-                                <a:cxnLst>
-                                  <a:cxn ang="0">
-                                    <a:pos x="T0" y="T1"/>
-                                  </a:cxn>
-                                  <a:cxn ang="0">
-                                    <a:pos x="T2" y="T3"/>
-                                  </a:cxn>
-                                  <a:cxn ang="0">
-                                    <a:pos x="T4" y="T5"/>
-                                  </a:cxn>
-                                  <a:cxn ang="0">
-                                    <a:pos x="T6" y="T7"/>
-                                  </a:cxn>
-                                  <a:cxn ang="0">
-                                    <a:pos x="T8" y="T9"/>
-                                  </a:cxn>
-                                </a:cxnLst>
-                                <a:rect l="0" t="0" r="r" b="b"/>
-                                <a:pathLst>
-                                  <a:path w="2727" h="2732">
-                                    <a:moveTo>
-                                      <a:pt x="0" y="2732"/>
-                                    </a:moveTo>
-                                    <a:lnTo>
-                                      <a:pt x="0" y="2728"/>
-                                    </a:lnTo>
-                                    <a:lnTo>
-                                      <a:pt x="2722" y="0"/>
-                                    </a:lnTo>
-                                    <a:lnTo>
-                                      <a:pt x="2727" y="5"/>
-                                    </a:lnTo>
-                                    <a:lnTo>
-                                      <a:pt x="0" y="2732"/>
-                                    </a:lnTo>
-                                    <a:close/>
-                                  </a:path>
-                                </a:pathLst>
-                              </a:custGeom>
-                              <a:grpFill/>
-                              <a:ln>
-                                <a:noFill/>
-                              </a:ln>
-                              <a:extLst>
-                                <a:ext uri="{91240B29-F687-4F45-9708-019B960494DF}">
-                                  <a14:hiddenLine xmlns:a14="http://schemas.microsoft.com/office/drawing/2010/main" w="9525">
-                                    <a:solidFill>
-                                      <a:srgbClr val="000000"/>
-                                    </a:solidFill>
-                                    <a:round/>
-                                    <a:headEnd/>
-                                    <a:tailEnd/>
-                                  </a14:hiddenLine>
-                                </a:ext>
-                              </a:extLst>
-                            </wps:spPr>
-                            <wps:bodyPr vert="horz" wrap="square" lIns="91440" tIns="45720" rIns="91440" bIns="45720" numCol="1" anchor="t" anchorCtr="0" compatLnSpc="1">
-                              <a:prstTxWarp prst="textNoShape">
-                                <a:avLst/>
-                              </a:prstTxWarp>
-                            </wps:bodyPr>
-                          </wps:wsp>
-                        </wpg:wgp>
-                      </a:graphicData>
-                    </a:graphic>
-                    <wp14:sizeRelH relativeFrom="page">
-                      <wp14:pctWidth>70600</wp14:pctWidth>
-                    </wp14:sizeRelH>
-                    <wp14:sizeRelV relativeFrom="page">
-                      <wp14:pctHeight>56600</wp14:pctHeight>
-                    </wp14:sizeRelV>
-                  </wp:anchor>
-                </w:drawing>
-              </mc:Choice>
-              <mc:Fallback>
-                <w:pict>
-                  <v:group w14:anchorId="6A2B635E" id="Group 2" o:spid="_x0000_s1026" style="position:absolute;margin-left:0;margin-top:0;width:432.65pt;height:448.55pt;z-index:-251656192;mso-width-percent:706;mso-height-percent:566;mso-left-percent:220;mso-top-percent:300;mso-position-horizontal-relative:page;mso-position-vertical-relative:page;mso-width-percent:706;mso-height-percent:566;mso-left-percent:220;mso-top-percent:300" coordsize="43291,44910" o:gfxdata="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">
-                    <o:lock v:ext="edit" aspectratio="t"/>
-                    <v:shape id="Freeform 64" o:spid="_x0000_s1027" style="position:absolute;left:15017;width:28274;height:28352;visibility:visible;mso-wrap-style:square;v-text-anchor:top" coordsize="1781,1786" o:gfxdata="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" path="m4,1786l,1782,1776,r5,5l4,1786xe" filled="f" stroked="f">
-                      <v:path arrowok="t" o:connecttype="custom" o:connectlocs="6350,2835275;0,2828925;2819400,0;2827338,7938;6350,2835275" o:connectangles="0,0,0,0,0"/>
-                    </v:shape>
-                    <v:shape id="Freeform 65" o:spid="_x0000_s1028" style="position:absolute;left:7826;top:2270;width:35465;height:35464;visibility:visible;mso-wrap-style:square;v-text-anchor:top" coordsize="2234,2234" o:gfxdata="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" path="m5,2234l,2229,2229,r5,5l5,2234xe" filled="f" stroked="f">
-                      <v:path arrowok="t" o:connecttype="custom" o:connectlocs="7938,3546475;0,3538538;3538538,0;3546475,7938;7938,3546475" o:connectangles="0,0,0,0,0"/>
-                    </v:shape>
-                    <v:shape id="Freeform 66" o:spid="_x0000_s1029" style="position:absolute;left:8413;top:1095;width:34878;height:34877;visibility:visible;mso-wrap-style:square;v-text-anchor:top" coordsize="2197,2197" o:gfxdata="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" path="m9,2197l,2193,2188,r9,10l9,2197xe" filled="f" stroked="f">
-                      <v:path arrowok="t" o:connecttype="custom" o:connectlocs="14288,3487738;0,3481388;3473450,0;3487738,15875;14288,3487738" o:connectangles="0,0,0,0,0"/>
-                    </v:shape>
-                    <v:shape id="Freeform 67" o:spid="_x0000_s1030" style="position:absolute;left:12160;top:4984;width:31131;height:31211;visibility:visible;mso-wrap-style:square;v-text-anchor:top" coordsize="1961,1966" o:gfxdata="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" path="m9,1966l,1957,1952,r9,9l9,1966xe" filled="f" stroked="f">
-                      <v:path arrowok="t" o:connecttype="custom" o:connectlocs="14288,3121025;0,3106738;3098800,0;3113088,14288;14288,3121025" o:connectangles="0,0,0,0,0"/>
-                    </v:shape>
-                    <v:shape id="Freeform 68" o:spid="_x0000_s1031" style="position:absolute;top:1539;width:43291;height:43371;visibility:visible;mso-wrap-style:square;v-text-anchor:top" coordsize="2727,2732" o:gfxdata="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" path="m,2732r,-4l2722,r5,5l,2732xe" filled="f" stroked="f">
-                      <v:path arrowok="t" o:connecttype="custom" o:connectlocs="0,4337050;0,4330700;4321175,0;4329113,7938;0,4337050" o:connectangles="0,0,0,0,0"/>
-                    </v:shape>
-                    <w10:wrap anchorx="page" anchory="page"/>
-                  </v:group>
-                </w:pict>
-              </mc:Fallback>
-            </mc:AlternateContent>
-          </w:r>
-          <w:r>
-            <w:rPr>
-              <w:noProof/>
-            </w:rPr>
-            <mc:AlternateContent>
-              <mc:Choice Requires="wps">
-                <w:drawing>
-                  <wp:anchor distT="0" distB="0" distL="114300" distR="114300" simplePos="0" relativeHeight="251659264" behindDoc="0" locked="0" layoutInCell="1" allowOverlap="1" wp14:anchorId="05EE9DF1" wp14:editId="2E2DCAF8">
-                    <wp:simplePos x="0" y="0"/>
-                    <wp:positionH relativeFrom="page">
-                      <wp:align>center</wp:align>
-                    </wp:positionH>
-                    <wp:positionV relativeFrom="margin">
-                      <wp:align>bottom</wp:align>
-                    </wp:positionV>
-                    <wp:extent cx="5943600" cy="374904"/>
-                    <wp:effectExtent l="0" t="0" r="0" b="2540"/>
-                    <wp:wrapNone/>
-                    <wp:docPr id="69" name="Text Box 73"/>
-                    <wp:cNvGraphicFramePr/>
-                    <a:graphic xmlns:a="http://schemas.openxmlformats.org/drawingml/2006/main">
-                      <a:graphicData uri="http://schemas.microsoft.com/office/word/2010/wordprocessingShape">
-                        <wps:wsp>
-                          <wps:cNvSpPr txBox="1"/>
-                          <wps:spPr>
-                            <a:xfrm>
-                              <a:off x="0" y="0"/>
-                              <a:ext cx="5943600" cy="374904"/>
-                            </a:xfrm>
-                            <a:prstGeom prst="rect">
-                              <a:avLst/>
-                            </a:prstGeom>
-                            <a:noFill/>
-                            <a:ln w="6350">
-                              <a:noFill/>
-                            </a:ln>
-                            <a:effectLst/>
-                          </wps:spPr>
-                          <wps:style>
-                            <a:lnRef idx="0">
-                              <a:schemeClr val="accent1"/>
-                            </a:lnRef>
-                            <a:fillRef idx="0">
-                              <a:schemeClr val="accent1"/>
-                            </a:fillRef>
-                            <a:effectRef idx="0">
-                              <a:schemeClr val="accent1"/>
-                            </a:effectRef>
-                            <a:fontRef idx="minor">
-                              <a:schemeClr val="dk1"/>
-                            </a:fontRef>
-                          </wps:style>
-                          <wps:txbx>
-                            <w:txbxContent>
-                              <w:p>
-                                <w:pPr>
-                                  <w:pStyle w:val="NoSpacing"/>
-                                  <w:jc w:val="right"/>
-                                  <w:rPr>
-                                    <w:color w:val="4472C4" w:themeColor="accent1"/>
-                                    <w:sz w:val="36"/>
-                                    <w:szCs w:val="36"/>
-                                  </w:rPr>
-                                </w:pPr>
-                                <w:sdt>
-                                  <w:sdtPr>
-                                    <w:rPr>
-                                      <w:color w:val="4472C4" w:themeColor="accent1"/>
-                                      <w:sz w:val="36"/>
-                                      <w:szCs w:val="36"/>
-                                    </w:rPr>
-                                    <w:alias w:val="School"/>
-                                    <w:tag w:val="School"/>
-                                    <w:id w:val="1850680582"/>
-                                    <w:dataBinding w:prefixMappings="xmlns:ns0='http://schemas.openxmlformats.org/officeDocument/2006/extended-properties' " w:xpath="/ns0:Properties[1]/ns0:Company[1]" w:storeItemID="{6668398D-A668-4E3E-A5EB-62B293D839F1}"/>
-                                    <w:text/>
-                                  </w:sdtPr>
-                                  <w:sdtContent>
-                                    <w:r>
-                                      <w:rPr>
-                                        <w:color w:val="4472C4" w:themeColor="accent1"/>
-                                        <w:sz w:val="36"/>
-                                        <w:szCs w:val="36"/>
-                                      </w:rPr>
-                                      <w:t>Matthew Fish Student ID: 10855826</w:t>
-                                    </w:r>
-                                  </w:sdtContent>
-                                </w:sdt>
-                              </w:p>
-                              <w:sdt>
-                                <w:sdtPr>
-                                  <w:rPr>
-                                    <w:color w:val="4472C4" w:themeColor="accent1"/>
-                                    <w:sz w:val="36"/>
-                                    <w:szCs w:val="36"/>
-                                  </w:rPr>
-                                  <w:alias w:val="Course"/>
-                                  <w:tag w:val="Course"/>
-                                  <w:id w:val="1717703537"/>
-                                  <w:dataBinding w:prefixMappings="xmlns:ns0='http://purl.org/dc/elements/1.1/' xmlns:ns1='http://schemas.openxmlformats.org/package/2006/metadata/core-properties' " w:xpath="/ns1:coreProperties[1]/ns1:category[1]" w:storeItemID="{6C3C8BC8-F283-45AE-878A-BAB7291924A1}"/>
-                                  <w:text/>
-                                </w:sdtPr>
-                                <w:sdtContent>
-                                  <w:p>
-                                    <w:pPr>
-                                      <w:pStyle w:val="NoSpacing"/>
-                                      <w:jc w:val="right"/>
-                                      <w:rPr>
-                                        <w:color w:val="4472C4" w:themeColor="accent1"/>
-                                        <w:sz w:val="36"/>
-                                        <w:szCs w:val="36"/>
-                                      </w:rPr>
-                                    </w:pPr>
-                                    <w:r>
-                                      <w:rPr>
-                                        <w:color w:val="4472C4" w:themeColor="accent1"/>
-                                        <w:sz w:val="36"/>
-                                        <w:szCs w:val="36"/>
-                                      </w:rPr>
-                                      <w:t>Supervisor: Nathan Clarke</w:t>
-                                    </w:r>
-                                  </w:p>
-                                </w:sdtContent>
-                              </w:sdt>
-                            </w:txbxContent>
-                          </wps:txbx>
-                          <wps:bodyPr rot="0" spcFirstLastPara="0" vertOverflow="overflow" horzOverflow="overflow" vert="horz" wrap="square" lIns="0" tIns="0" rIns="0" bIns="0" numCol="1" spcCol="0" rtlCol="0" fromWordArt="0" anchor="b" anchorCtr="0" forceAA="0" compatLnSpc="1">
-                            <a:prstTxWarp prst="textNoShape">
-                              <a:avLst/>
-                            </a:prstTxWarp>
-                            <a:spAutoFit/>
-                          </wps:bodyPr>
-                        </wps:wsp>
-                      </a:graphicData>
-                    </a:graphic>
-                    <wp14:sizeRelH relativeFrom="page">
-                      <wp14:pctWidth>76500</wp14:pctWidth>
-                    </wp14:sizeRelH>
-                    <wp14:sizeRelV relativeFrom="margin">
-                      <wp14:pctHeight>0</wp14:pctHeight>
-                    </wp14:sizeRelV>
-                  </wp:anchor>
-                </w:drawing>
-              </mc:Choice>
-              <mc:Fallback>
-                <w:pict>
-                  <v:shape w14:anchorId="05EE9DF1" id="Text Box 73" o:spid="_x0000_s1027" type="#_x0000_t202" style="position:absolute;margin-left:0;margin-top:0;width:468pt;height:29.5pt;z-index:251659264;visibility:visible;mso-wrap-style:square;mso-width-percent:765;mso-height-percent:0;mso-wrap-distance-left:9pt;mso-wrap-distance-top:0;mso-wrap-distance-right:9pt;mso-wrap-distance-bottom:0;mso-position-horizontal:center;mso-position-horizontal-relative:page;mso-position-vertical:bottom;mso-position-vertical-relative:margin;mso-width-percent:765;mso-height-percent:0;mso-width-relative:page;mso-height-relative:margin;v-text-anchor:bottom" o:gfxdata="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" filled="f" stroked="f" strokeweight=".5pt">
-                    <v:textbox style="mso-fit-shape-to-text:t" inset="0,0,0,0">
-                      <w:txbxContent>
-                        <w:p>
-                          <w:pPr>
-                            <w:pStyle w:val="NoSpacing"/>
-                            <w:jc w:val="right"/>
-                            <w:rPr>
-                              <w:color w:val="4472C4" w:themeColor="accent1"/>
-                              <w:sz w:val="36"/>
-                              <w:szCs w:val="36"/>
-                            </w:rPr>
-                          </w:pPr>
-                          <w:sdt>
-                            <w:sdtPr>
-                              <w:rPr>
-                                <w:color w:val="4472C4" w:themeColor="accent1"/>
-                                <w:sz w:val="36"/>
-                                <w:szCs w:val="36"/>
-                              </w:rPr>
-                              <w:alias w:val="School"/>
-                              <w:tag w:val="School"/>
-                              <w:id w:val="1850680582"/>
-                              <w:dataBinding w:prefixMappings="xmlns:ns0='http://schemas.openxmlformats.org/officeDocument/2006/extended-properties' " w:xpath="/ns0:Properties[1]/ns0:Company[1]" w:storeItemID="{6668398D-A668-4E3E-A5EB-62B293D839F1}"/>
-                              <w:text/>
-                            </w:sdtPr>
-                            <w:sdtContent>
-                              <w:r>
-                                <w:rPr>
-                                  <w:color w:val="4472C4" w:themeColor="accent1"/>
-                                  <w:sz w:val="36"/>
-                                  <w:szCs w:val="36"/>
-                                </w:rPr>
-                                <w:t>Matthew Fish Student ID: 10855826</w:t>
-                              </w:r>
-                            </w:sdtContent>
-                          </w:sdt>
-                        </w:p>
-                        <w:sdt>
-                          <w:sdtPr>
-                            <w:rPr>
-                              <w:color w:val="4472C4" w:themeColor="accent1"/>
-                              <w:sz w:val="36"/>
-                              <w:szCs w:val="36"/>
-                            </w:rPr>
-                            <w:alias w:val="Course"/>
-                            <w:tag w:val="Course"/>
-                            <w:id w:val="1717703537"/>
-                            <w:dataBinding w:prefixMappings="xmlns:ns0='http://purl.org/dc/elements/1.1/' xmlns:ns1='http://schemas.openxmlformats.org/package/2006/metadata/core-properties' " w:xpath="/ns1:coreProperties[1]/ns1:category[1]" w:storeItemID="{6C3C8BC8-F283-45AE-878A-BAB7291924A1}"/>
-                            <w:text/>
-                          </w:sdtPr>
-                          <w:sdtContent>
-                            <w:p>
-                              <w:pPr>
-                                <w:pStyle w:val="NoSpacing"/>
-                                <w:jc w:val="right"/>
-                                <w:rPr>
-                                  <w:color w:val="4472C4" w:themeColor="accent1"/>
-                                  <w:sz w:val="36"/>
-                                  <w:szCs w:val="36"/>
-                                </w:rPr>
-                              </w:pPr>
-                              <w:r>
-                                <w:rPr>
-                                  <w:color w:val="4472C4" w:themeColor="accent1"/>
-                                  <w:sz w:val="36"/>
-                                  <w:szCs w:val="36"/>
-                                </w:rPr>
-                                <w:t>Supervisor: Nathan Clarke</w:t>
-                              </w:r>
-                            </w:p>
-                          </w:sdtContent>
-                        </w:sdt>
-                      </w:txbxContent>
-                    </v:textbox>
-                    <w10:wrap anchorx="page" anchory="margin"/>
-                  </v:shape>
-                </w:pict>
-              </mc:Fallback>
-            </mc:AlternateContent>
+            <w:t xml:space="preserve">School of engineering, </w:t>
           </w:r>
         </w:p>
         <w:p>
           <w:pPr>
+            <w:pStyle w:val="Title"/>
+            <w:jc w:val="center"/>
+            <w:rPr>
+              <w:sz w:val="52"/>
+              <w:szCs w:val="52"/>
+            </w:rPr>
+          </w:pPr>
+          <w:r>
+            <w:rPr>
+              <w:sz w:val="52"/>
+              <w:szCs w:val="52"/>
+            </w:rPr>
+            <w:t>computing, and mathematics</w:t>
+          </w:r>
+        </w:p>
+        <w:p/>
+        <w:p/>
+        <w:p>
+          <w:pPr>
+            <w:rPr>
+              <w:sz w:val="20"/>
+              <w:szCs w:val="20"/>
+            </w:rPr>
+          </w:pPr>
+        </w:p>
+        <w:p>
+          <w:pPr>
+            <w:pStyle w:val="Title"/>
+            <w:jc w:val="center"/>
+            <w:rPr>
+              <w:sz w:val="52"/>
+              <w:szCs w:val="52"/>
+            </w:rPr>
+          </w:pPr>
+          <w:r>
+            <w:rPr>
+              <w:sz w:val="52"/>
+              <w:szCs w:val="52"/>
+            </w:rPr>
+            <w:t>Final Stage Computing Project</w:t>
+          </w:r>
+        </w:p>
+        <w:p>
+          <w:pPr>
+            <w:pStyle w:val="Title"/>
+            <w:jc w:val="center"/>
+            <w:rPr>
+              <w:sz w:val="52"/>
+              <w:szCs w:val="52"/>
+            </w:rPr>
+          </w:pPr>
+          <w:r>
+            <w:rPr>
+              <w:sz w:val="52"/>
+              <w:szCs w:val="52"/>
+            </w:rPr>
+            <w:t>2025/2026</w:t>
+          </w:r>
+        </w:p>
+        <w:p/>
+        <w:p/>
+        <w:p>
+          <w:pPr>
+            <w:jc w:val="center"/>
+          </w:pPr>
+        </w:p>
+        <w:p>
+          <w:pPr>
+            <w:pStyle w:val="Title"/>
+            <w:jc w:val="center"/>
             <w:rPr>
               <w:b/>
               <w:bCs/>
@@ -1047,55 +155,186 @@
               <w:b/>
               <w:bCs/>
             </w:rPr>
-            <w:br w:type="page"/>
+            <w:t>S.I.R.A: Simplifying Cybersecurity</w:t>
+          </w:r>
+        </w:p>
+        <w:p>
+          <w:pPr>
+            <w:pStyle w:val="Title"/>
+            <w:jc w:val="center"/>
+            <w:rPr>
+              <w:b/>
+              <w:bCs/>
+            </w:rPr>
+          </w:pPr>
+          <w:r>
+            <w:rPr>
+              <w:b/>
+              <w:bCs/>
+            </w:rPr>
+            <w:t>for SMEs</w:t>
+          </w:r>
+        </w:p>
+        <w:p/>
+        <w:p/>
+        <w:p/>
+        <w:p>
+          <w:pPr>
+            <w:jc w:val="center"/>
+            <w:rPr>
+              <w:sz w:val="32"/>
+              <w:szCs w:val="32"/>
+            </w:rPr>
+          </w:pPr>
+          <w:r>
+            <w:rPr>
+              <w:sz w:val="32"/>
+              <w:szCs w:val="32"/>
+            </w:rPr>
+            <w:t>Matthew Fish</w:t>
+          </w:r>
+        </w:p>
+        <w:p>
+          <w:pPr>
+            <w:jc w:val="center"/>
+            <w:rPr>
+              <w:sz w:val="32"/>
+              <w:szCs w:val="32"/>
+            </w:rPr>
+          </w:pPr>
+          <w:r>
+            <w:rPr>
+              <w:sz w:val="32"/>
+              <w:szCs w:val="32"/>
+            </w:rPr>
+            <w:t>10855826</w:t>
+          </w:r>
+        </w:p>
+        <w:p>
+          <w:pPr>
+            <w:jc w:val="center"/>
+            <w:rPr>
+              <w:sz w:val="32"/>
+              <w:szCs w:val="32"/>
+            </w:rPr>
+          </w:pPr>
+          <w:r>
+            <w:rPr>
+              <w:sz w:val="32"/>
+              <w:szCs w:val="32"/>
+            </w:rPr>
+            <w:t>BSc (Hons) Computer Science (Cyber Security)</w:t>
+          </w:r>
+        </w:p>
+        <w:p/>
+        <w:p/>
+        <w:p/>
+        <w:p/>
+        <w:p/>
+        <w:p/>
+        <w:p>
+          <w:pPr>
+            <w:rPr>
+              <w:sz w:val="32"/>
+              <w:szCs w:val="32"/>
+            </w:rPr>
+          </w:pPr>
+          <w:bookmarkStart w:id="0" w:name="_Toc224738215"/>
+          <w:r>
+            <w:rPr>
+              <w:rStyle w:val="Heading1Char"/>
+              <w:sz w:val="32"/>
+              <w:szCs w:val="32"/>
+            </w:rPr>
+            <w:lastRenderedPageBreak/>
+            <w:t>Acknowledgements</w:t>
+          </w:r>
+          <w:bookmarkEnd w:id="0"/>
+          <w:r>
+            <w:rPr>
+              <w:sz w:val="32"/>
+              <w:szCs w:val="32"/>
+            </w:rPr>
+            <w:t xml:space="preserve"> </w:t>
+          </w:r>
+        </w:p>
+        <w:p>
+          <w:r>
+            <w:t>I would like to express my gratitude to my supervisor, Nathan Clarke, for his continuous guidance and support throughout this project. His constant availability and willingness to help whenever in need ultimately led to a stronger end product. I would also like to extend my thanks to my family and friends who have supported and encouraged me along the way.</w:t>
           </w:r>
         </w:p>
         <w:p>
           <w:pPr>
             <w:pStyle w:val="Heading1"/>
+            <w:rPr>
+              <w:sz w:val="32"/>
+              <w:szCs w:val="32"/>
+            </w:rPr>
           </w:pPr>
-          <w:bookmarkStart w:id="0" w:name="_Toc224646147"/>
+          <w:bookmarkStart w:id="1" w:name="_Toc224738216"/>
           <w:r>
-            <w:lastRenderedPageBreak/>
-            <w:t xml:space="preserve">Abstract </w:t>
+            <w:rPr>
+              <w:sz w:val="32"/>
+              <w:szCs w:val="32"/>
+            </w:rPr>
+            <w:t>Abstract</w:t>
+          </w:r>
+          <w:bookmarkEnd w:id="1"/>
+          <w:r>
+            <w:rPr>
+              <w:sz w:val="32"/>
+              <w:szCs w:val="32"/>
+            </w:rPr>
+            <w:t xml:space="preserve"> </w:t>
+          </w:r>
+        </w:p>
+        <w:p>
+          <w:r>
+            <w:t>Small and medium-sized enterprises (SMEs) face a growing volume of targeted cyberattacks, with recent reports indicating that 59% experience breaches annually</w:t>
+          </w:r>
+          <w:r>
+            <w:t xml:space="preserve"> </w:t>
+          </w:r>
+          <w:r>
+            <w:rPr>
+              <w:b/>
+              <w:bCs/>
+            </w:rPr>
+            <w:t>[1]</w:t>
+          </w:r>
+          <w:r>
+            <w:t>. Despite this, SMEs frequently lack the capital for dedicated Security Operations Centres (SOCs) or enterprise-grade SIEMs. While many implement open-source intrusion detection systems like Snort, they struggle to interpret the complex, raw technical logs generated. This report details the development of S.I.R.A. (Security Incident Response Assistant), an affordable, LLM-powered incident response dashboard designed to bridge this expertise gap.</w:t>
+          </w:r>
+        </w:p>
+        <w:p>
+          <w:r>
+            <w:t xml:space="preserve">The report explores the system's architecture, which integrates a Python-based log watcher with Google’s Gemini 1.5 Flash API and </w:t>
+          </w:r>
+          <w:proofErr w:type="spellStart"/>
+          <w:r>
+            <w:t>Firestore</w:t>
+          </w:r>
+          <w:proofErr w:type="spellEnd"/>
+          <w:r>
+            <w:t xml:space="preserve"> for real-time data synchronisation. To guarantee data privacy, the implementation features a strict two-tier security pipeline: raw logs undergo local regex sanitisation to strip Personally Identifiable Information (PII) prior to LLM analysis, ensuring no sensitive data is processed by the AI. Subsequently, all incident records and AI summaries are secured via Fernet AES encryption before being transmitted to the cloud database. A React-based frontend then decrypts and translates this data into an intuitive dashboard, leveraging dynamic AI personas to tailor the technical depth of mitigation playbooks for Business Owners, Junior IT staff, or SOC Analysts.</w:t>
+          </w:r>
+        </w:p>
+        <w:p>
+          <w:r>
+            <w:t>Following the software development lifecycle, the report justifies the technology stack, details the system design, and highlights key engineering challenges overcome during implementation. Finally, the application is rigorously evaluated through security assessments and User Acceptance Testing (UAT). The report concludes with a critical project post-mortem, proving that S.I.R.A. successfully simplifies incident management while proposing future enhancements such as JWT authentication and automated firewall integration.</w:t>
           </w:r>
         </w:p>
       </w:sdtContent>
     </w:sdt>
-    <w:bookmarkEnd w:id="0" w:displacedByCustomXml="prev"/>
-    <w:p>
-      <w:r>
-        <w:t xml:space="preserve">A 250-word summary of the problem, your solution, and </w:t>
-      </w:r>
-      <w:proofErr w:type="gramStart"/>
-      <w:r>
-        <w:t>the final result</w:t>
-      </w:r>
-      <w:proofErr w:type="gramEnd"/>
-      <w:r>
-        <w:t xml:space="preserve"> (You can use the Project Description we wrote earlier for this!).</w:t>
-      </w:r>
-    </w:p>
-    <w:p>
-      <w:bookmarkStart w:id="1" w:name="_Toc224646148"/>
-      <w:r>
-        <w:rPr>
-          <w:rStyle w:val="Heading1Char"/>
-        </w:rPr>
-        <w:t>Acknowledgements</w:t>
-      </w:r>
-      <w:bookmarkEnd w:id="1"/>
-      <w:r>
-        <w:t xml:space="preserve"> </w:t>
-      </w:r>
-    </w:p>
-    <w:p>
-      <w:r>
-        <w:t>Thank your supervisor, participants in your user testing, etc.</w:t>
-      </w:r>
-    </w:p>
     <w:sdt>
       <w:sdtPr>
+        <w:rPr>
+          <w:rFonts w:asciiTheme="minorHAnsi" w:eastAsiaTheme="minorHAnsi" w:hAnsiTheme="minorHAnsi" w:cstheme="minorBidi"/>
+          <w:color w:val="auto"/>
+          <w:sz w:val="22"/>
+          <w:szCs w:val="22"/>
+          <w:lang w:val="en-GB"/>
+        </w:rPr>
         <w:id w:val="1803574860"/>
         <w:docPartObj>
           <w:docPartGallery w:val="Table of Contents"/>
@@ -1104,14 +343,9 @@
       </w:sdtPr>
       <w:sdtEndPr>
         <w:rPr>
-          <w:rFonts w:asciiTheme="minorHAnsi" w:eastAsiaTheme="minorHAnsi" w:hAnsiTheme="minorHAnsi" w:cstheme="minorBidi"/>
           <w:b/>
           <w:bCs/>
           <w:noProof/>
-          <w:color w:val="auto"/>
-          <w:sz w:val="22"/>
-          <w:szCs w:val="22"/>
-          <w:lang w:val="en-GB"/>
         </w:rPr>
       </w:sdtEndPr>
       <w:sdtContent>
@@ -1148,13 +382,13 @@
           <w:r>
             <w:fldChar w:fldCharType="separate"/>
           </w:r>
-          <w:hyperlink w:anchor="_Toc224646147" w:history="1">
+          <w:hyperlink w:anchor="_Toc224738215" w:history="1">
             <w:r>
               <w:rPr>
                 <w:rStyle w:val="Hyperlink"/>
                 <w:noProof/>
               </w:rPr>
-              <w:t xml:space="preserve">Abstract </w:t>
+              <w:t>Acknowledgements</w:t>
             </w:r>
             <w:r>
               <w:rPr>
@@ -1175,7 +409,7 @@
                 <w:noProof/>
                 <w:webHidden/>
               </w:rPr>
-              <w:instrText xml:space="preserve"> PAGEREF _Toc224646147 \h </w:instrText>
+              <w:instrText xml:space="preserve"> PAGEREF _Toc224738215 \h </w:instrText>
             </w:r>
             <w:r>
               <w:rPr>
@@ -1222,13 +456,13 @@
               <w14:ligatures w14:val="standardContextual"/>
             </w:rPr>
           </w:pPr>
-          <w:hyperlink w:anchor="_Toc224646148" w:history="1">
+          <w:hyperlink w:anchor="_Toc224738216" w:history="1">
             <w:r>
               <w:rPr>
                 <w:rStyle w:val="Hyperlink"/>
                 <w:noProof/>
               </w:rPr>
-              <w:t>Acknowledgements</w:t>
+              <w:t>Abstract</w:t>
             </w:r>
             <w:r>
               <w:rPr>
@@ -1249,7 +483,7 @@
                 <w:noProof/>
                 <w:webHidden/>
               </w:rPr>
-              <w:instrText xml:space="preserve"> PAGEREF _Toc224646148 \h </w:instrText>
+              <w:instrText xml:space="preserve"> PAGEREF _Toc224738216 \h </w:instrText>
             </w:r>
             <w:r>
               <w:rPr>
@@ -1296,13 +530,13 @@
               <w14:ligatures w14:val="standardContextual"/>
             </w:rPr>
           </w:pPr>
-          <w:hyperlink w:anchor="_Toc224646149" w:history="1">
+          <w:hyperlink w:anchor="_Toc224738217" w:history="1">
             <w:r>
               <w:rPr>
                 <w:rStyle w:val="Hyperlink"/>
                 <w:noProof/>
               </w:rPr>
-              <w:t>Chapter 1: Introduction (~1,000 words)</w:t>
+              <w:t>Word Count</w:t>
             </w:r>
             <w:r>
               <w:rPr>
@@ -1323,7 +557,7 @@
                 <w:noProof/>
                 <w:webHidden/>
               </w:rPr>
-              <w:instrText xml:space="preserve"> PAGEREF _Toc224646149 \h </w:instrText>
+              <w:instrText xml:space="preserve"> PAGEREF _Toc224738217 \h </w:instrText>
             </w:r>
             <w:r>
               <w:rPr>
@@ -1343,7 +577,155 @@
                 <w:noProof/>
                 <w:webHidden/>
               </w:rPr>
-              <w:t>2</w:t>
+              <w:t>3</w:t>
+            </w:r>
+            <w:r>
+              <w:rPr>
+                <w:noProof/>
+                <w:webHidden/>
+              </w:rPr>
+              <w:fldChar w:fldCharType="end"/>
+            </w:r>
+          </w:hyperlink>
+        </w:p>
+        <w:p>
+          <w:pPr>
+            <w:pStyle w:val="TOC1"/>
+            <w:tabs>
+              <w:tab w:val="right" w:leader="dot" w:pos="9016"/>
+            </w:tabs>
+            <w:rPr>
+              <w:rFonts w:eastAsiaTheme="minorEastAsia"/>
+              <w:noProof/>
+              <w:kern w:val="2"/>
+              <w:sz w:val="24"/>
+              <w:szCs w:val="24"/>
+              <w:lang w:eastAsia="en-GB"/>
+              <w14:ligatures w14:val="standardContextual"/>
+            </w:rPr>
+          </w:pPr>
+          <w:hyperlink w:anchor="_Toc224738218" w:history="1">
+            <w:r>
+              <w:rPr>
+                <w:rStyle w:val="Hyperlink"/>
+                <w:noProof/>
+              </w:rPr>
+              <w:t>Github Repo</w:t>
+            </w:r>
+            <w:r>
+              <w:rPr>
+                <w:noProof/>
+                <w:webHidden/>
+              </w:rPr>
+              <w:tab/>
+            </w:r>
+            <w:r>
+              <w:rPr>
+                <w:noProof/>
+                <w:webHidden/>
+              </w:rPr>
+              <w:fldChar w:fldCharType="begin"/>
+            </w:r>
+            <w:r>
+              <w:rPr>
+                <w:noProof/>
+                <w:webHidden/>
+              </w:rPr>
+              <w:instrText xml:space="preserve"> PAGEREF _Toc224738218 \h </w:instrText>
+            </w:r>
+            <w:r>
+              <w:rPr>
+                <w:noProof/>
+                <w:webHidden/>
+              </w:rPr>
+            </w:r>
+            <w:r>
+              <w:rPr>
+                <w:noProof/>
+                <w:webHidden/>
+              </w:rPr>
+              <w:fldChar w:fldCharType="separate"/>
+            </w:r>
+            <w:r>
+              <w:rPr>
+                <w:noProof/>
+                <w:webHidden/>
+              </w:rPr>
+              <w:t>3</w:t>
+            </w:r>
+            <w:r>
+              <w:rPr>
+                <w:noProof/>
+                <w:webHidden/>
+              </w:rPr>
+              <w:fldChar w:fldCharType="end"/>
+            </w:r>
+          </w:hyperlink>
+        </w:p>
+        <w:p>
+          <w:pPr>
+            <w:pStyle w:val="TOC1"/>
+            <w:tabs>
+              <w:tab w:val="right" w:leader="dot" w:pos="9016"/>
+            </w:tabs>
+            <w:rPr>
+              <w:rFonts w:eastAsiaTheme="minorEastAsia"/>
+              <w:noProof/>
+              <w:kern w:val="2"/>
+              <w:sz w:val="24"/>
+              <w:szCs w:val="24"/>
+              <w:lang w:eastAsia="en-GB"/>
+              <w14:ligatures w14:val="standardContextual"/>
+            </w:rPr>
+          </w:pPr>
+          <w:hyperlink w:anchor="_Toc224738219" w:history="1">
+            <w:r>
+              <w:rPr>
+                <w:rStyle w:val="Hyperlink"/>
+                <w:noProof/>
+              </w:rPr>
+              <w:t>1. Introduction (~1,000 words)</w:t>
+            </w:r>
+            <w:r>
+              <w:rPr>
+                <w:noProof/>
+                <w:webHidden/>
+              </w:rPr>
+              <w:tab/>
+            </w:r>
+            <w:r>
+              <w:rPr>
+                <w:noProof/>
+                <w:webHidden/>
+              </w:rPr>
+              <w:fldChar w:fldCharType="begin"/>
+            </w:r>
+            <w:r>
+              <w:rPr>
+                <w:noProof/>
+                <w:webHidden/>
+              </w:rPr>
+              <w:instrText xml:space="preserve"> PAGEREF _Toc224738219 \h </w:instrText>
+            </w:r>
+            <w:r>
+              <w:rPr>
+                <w:noProof/>
+                <w:webHidden/>
+              </w:rPr>
+            </w:r>
+            <w:r>
+              <w:rPr>
+                <w:noProof/>
+                <w:webHidden/>
+              </w:rPr>
+              <w:fldChar w:fldCharType="separate"/>
+            </w:r>
+            <w:r>
+              <w:rPr>
+                <w:noProof/>
+                <w:webHidden/>
+              </w:rPr>
+              <w:t>3</w:t>
             </w:r>
             <w:r>
               <w:rPr>
@@ -1370,7 +752,7 @@
               <w14:ligatures w14:val="standardContextual"/>
             </w:rPr>
           </w:pPr>
-          <w:hyperlink w:anchor="_Toc224646150" w:history="1">
+          <w:hyperlink w:anchor="_Toc224738220" w:history="1">
             <w:r>
               <w:rPr>
                 <w:rStyle w:val="Hyperlink"/>
@@ -1397,7 +779,7 @@
                 <w:noProof/>
                 <w:webHidden/>
               </w:rPr>
-              <w:instrText xml:space="preserve"> PAGEREF _Toc224646150 \h </w:instrText>
+              <w:instrText xml:space="preserve"> PAGEREF _Toc224738220 \h </w:instrText>
             </w:r>
             <w:r>
               <w:rPr>
@@ -1417,7 +799,7 @@
                 <w:noProof/>
                 <w:webHidden/>
               </w:rPr>
-              <w:t>2</w:t>
+              <w:t>3</w:t>
             </w:r>
             <w:r>
               <w:rPr>
@@ -1444,7 +826,7 @@
               <w14:ligatures w14:val="standardContextual"/>
             </w:rPr>
           </w:pPr>
-          <w:hyperlink w:anchor="_Toc224646151" w:history="1">
+          <w:hyperlink w:anchor="_Toc224738221" w:history="1">
             <w:r>
               <w:rPr>
                 <w:rStyle w:val="Hyperlink"/>
@@ -1471,7 +853,7 @@
                 <w:noProof/>
                 <w:webHidden/>
               </w:rPr>
-              <w:instrText xml:space="preserve"> PAGEREF _Toc224646151 \h </w:instrText>
+              <w:instrText xml:space="preserve"> PAGEREF _Toc224738221 \h </w:instrText>
             </w:r>
             <w:r>
               <w:rPr>
@@ -1491,7 +873,7 @@
                 <w:noProof/>
                 <w:webHidden/>
               </w:rPr>
-              <w:t>2</w:t>
+              <w:t>3</w:t>
             </w:r>
             <w:r>
               <w:rPr>
@@ -1518,7 +900,7 @@
               <w14:ligatures w14:val="standardContextual"/>
             </w:rPr>
           </w:pPr>
-          <w:hyperlink w:anchor="_Toc224646152" w:history="1">
+          <w:hyperlink w:anchor="_Toc224738222" w:history="1">
             <w:r>
               <w:rPr>
                 <w:rStyle w:val="Hyperlink"/>
@@ -1545,7 +927,7 @@
                 <w:noProof/>
                 <w:webHidden/>
               </w:rPr>
-              <w:instrText xml:space="preserve"> PAGEREF _Toc224646152 \h </w:instrText>
+              <w:instrText xml:space="preserve"> PAGEREF _Toc224738222 \h </w:instrText>
             </w:r>
             <w:r>
               <w:rPr>
@@ -1565,7 +947,7 @@
                 <w:noProof/>
                 <w:webHidden/>
               </w:rPr>
-              <w:t>2</w:t>
+              <w:t>3</w:t>
             </w:r>
             <w:r>
               <w:rPr>
@@ -1592,7 +974,7 @@
               <w14:ligatures w14:val="standardContextual"/>
             </w:rPr>
           </w:pPr>
-          <w:hyperlink w:anchor="_Toc224646153" w:history="1">
+          <w:hyperlink w:anchor="_Toc224738223" w:history="1">
             <w:r>
               <w:rPr>
                 <w:rStyle w:val="Hyperlink"/>
@@ -1619,7 +1001,7 @@
                 <w:noProof/>
                 <w:webHidden/>
               </w:rPr>
-              <w:instrText xml:space="preserve"> PAGEREF _Toc224646153 \h </w:instrText>
+              <w:instrText xml:space="preserve"> PAGEREF _Toc224738223 \h </w:instrText>
             </w:r>
             <w:r>
               <w:rPr>
@@ -1639,7 +1021,7 @@
                 <w:noProof/>
                 <w:webHidden/>
               </w:rPr>
-              <w:t>2</w:t>
+              <w:t>3</w:t>
             </w:r>
             <w:r>
               <w:rPr>
@@ -1666,13 +1048,13 @@
               <w14:ligatures w14:val="standardContextual"/>
             </w:rPr>
           </w:pPr>
-          <w:hyperlink w:anchor="_Toc224646154" w:history="1">
+          <w:hyperlink w:anchor="_Toc224738224" w:history="1">
             <w:r>
               <w:rPr>
                 <w:rStyle w:val="Hyperlink"/>
                 <w:noProof/>
               </w:rPr>
-              <w:t>Chapter 2: Literature Review &amp; Technologies (~2,000 words)</w:t>
+              <w:t>2. Literature Review &amp; Technologies (~2,000 words)</w:t>
             </w:r>
             <w:r>
               <w:rPr>
@@ -1693,7 +1075,7 @@
                 <w:noProof/>
                 <w:webHidden/>
               </w:rPr>
-              <w:instrText xml:space="preserve"> PAGEREF _Toc224646154 \h </w:instrText>
+              <w:instrText xml:space="preserve"> PAGEREF _Toc224738224 \h </w:instrText>
             </w:r>
             <w:r>
               <w:rPr>
@@ -1713,7 +1095,7 @@
                 <w:noProof/>
                 <w:webHidden/>
               </w:rPr>
-              <w:t>2</w:t>
+              <w:t>3</w:t>
             </w:r>
             <w:r>
               <w:rPr>
@@ -1740,7 +1122,7 @@
               <w14:ligatures w14:val="standardContextual"/>
             </w:rPr>
           </w:pPr>
-          <w:hyperlink w:anchor="_Toc224646155" w:history="1">
+          <w:hyperlink w:anchor="_Toc224738225" w:history="1">
             <w:r>
               <w:rPr>
                 <w:rStyle w:val="Hyperlink"/>
@@ -1767,7 +1149,7 @@
                 <w:noProof/>
                 <w:webHidden/>
               </w:rPr>
-              <w:instrText xml:space="preserve"> PAGEREF _Toc224646155 \h </w:instrText>
+              <w:instrText xml:space="preserve"> PAGEREF _Toc224738225 \h </w:instrText>
             </w:r>
             <w:r>
               <w:rPr>
@@ -1814,7 +1196,7 @@
               <w14:ligatures w14:val="standardContextual"/>
             </w:rPr>
           </w:pPr>
-          <w:hyperlink w:anchor="_Toc224646156" w:history="1">
+          <w:hyperlink w:anchor="_Toc224738226" w:history="1">
             <w:r>
               <w:rPr>
                 <w:rStyle w:val="Hyperlink"/>
@@ -1841,7 +1223,7 @@
                 <w:noProof/>
                 <w:webHidden/>
               </w:rPr>
-              <w:instrText xml:space="preserve"> PAGEREF _Toc224646156 \h </w:instrText>
+              <w:instrText xml:space="preserve"> PAGEREF _Toc224738226 \h </w:instrText>
             </w:r>
             <w:r>
               <w:rPr>
@@ -1888,7 +1270,7 @@
               <w14:ligatures w14:val="standardContextual"/>
             </w:rPr>
           </w:pPr>
-          <w:hyperlink w:anchor="_Toc224646157" w:history="1">
+          <w:hyperlink w:anchor="_Toc224738227" w:history="1">
             <w:r>
               <w:rPr>
                 <w:rStyle w:val="Hyperlink"/>
@@ -1915,7 +1297,7 @@
                 <w:noProof/>
                 <w:webHidden/>
               </w:rPr>
-              <w:instrText xml:space="preserve"> PAGEREF _Toc224646157 \h </w:instrText>
+              <w:instrText xml:space="preserve"> PAGEREF _Toc224738227 \h </w:instrText>
             </w:r>
             <w:r>
               <w:rPr>
@@ -1962,7 +1344,7 @@
               <w14:ligatures w14:val="standardContextual"/>
             </w:rPr>
           </w:pPr>
-          <w:hyperlink w:anchor="_Toc224646158" w:history="1">
+          <w:hyperlink w:anchor="_Toc224738228" w:history="1">
             <w:r>
               <w:rPr>
                 <w:rStyle w:val="Hyperlink"/>
@@ -1989,7 +1371,7 @@
                 <w:noProof/>
                 <w:webHidden/>
               </w:rPr>
-              <w:instrText xml:space="preserve"> PAGEREF _Toc224646158 \h </w:instrText>
+              <w:instrText xml:space="preserve"> PAGEREF _Toc224738228 \h </w:instrText>
             </w:r>
             <w:r>
               <w:rPr>
@@ -2036,13 +1418,13 @@
               <w14:ligatures w14:val="standardContextual"/>
             </w:rPr>
           </w:pPr>
-          <w:hyperlink w:anchor="_Toc224646159" w:history="1">
+          <w:hyperlink w:anchor="_Toc224738229" w:history="1">
             <w:r>
               <w:rPr>
                 <w:rStyle w:val="Hyperlink"/>
                 <w:noProof/>
               </w:rPr>
-              <w:t>Chapter 3: Requirements &amp; Specification (~1,000 words)</w:t>
+              <w:t>3. Requirements &amp; Specification (~1,000 words)</w:t>
             </w:r>
             <w:r>
               <w:rPr>
@@ -2063,7 +1445,7 @@
                 <w:noProof/>
                 <w:webHidden/>
               </w:rPr>
-              <w:instrText xml:space="preserve"> PAGEREF _Toc224646159 \h </w:instrText>
+              <w:instrText xml:space="preserve"> PAGEREF _Toc224738229 \h </w:instrText>
             </w:r>
             <w:r>
               <w:rPr>
@@ -2083,7 +1465,7 @@
                 <w:noProof/>
                 <w:webHidden/>
               </w:rPr>
-              <w:t>3</w:t>
+              <w:t>4</w:t>
             </w:r>
             <w:r>
               <w:rPr>
@@ -2110,7 +1492,7 @@
               <w14:ligatures w14:val="standardContextual"/>
             </w:rPr>
           </w:pPr>
-          <w:hyperlink w:anchor="_Toc224646160" w:history="1">
+          <w:hyperlink w:anchor="_Toc224738230" w:history="1">
             <w:r>
               <w:rPr>
                 <w:rStyle w:val="Hyperlink"/>
@@ -2137,7 +1519,7 @@
                 <w:noProof/>
                 <w:webHidden/>
               </w:rPr>
-              <w:instrText xml:space="preserve"> PAGEREF _Toc224646160 \h </w:instrText>
+              <w:instrText xml:space="preserve"> PAGEREF _Toc224738230 \h </w:instrText>
             </w:r>
             <w:r>
               <w:rPr>
@@ -2157,7 +1539,7 @@
                 <w:noProof/>
                 <w:webHidden/>
               </w:rPr>
-              <w:t>3</w:t>
+              <w:t>4</w:t>
             </w:r>
             <w:r>
               <w:rPr>
@@ -2184,7 +1566,7 @@
               <w14:ligatures w14:val="standardContextual"/>
             </w:rPr>
           </w:pPr>
-          <w:hyperlink w:anchor="_Toc224646161" w:history="1">
+          <w:hyperlink w:anchor="_Toc224738231" w:history="1">
             <w:r>
               <w:rPr>
                 <w:rStyle w:val="Hyperlink"/>
@@ -2211,7 +1593,7 @@
                 <w:noProof/>
                 <w:webHidden/>
               </w:rPr>
-              <w:instrText xml:space="preserve"> PAGEREF _Toc224646161 \h </w:instrText>
+              <w:instrText xml:space="preserve"> PAGEREF _Toc224738231 \h </w:instrText>
             </w:r>
             <w:r>
               <w:rPr>
@@ -2231,7 +1613,7 @@
                 <w:noProof/>
                 <w:webHidden/>
               </w:rPr>
-              <w:t>3</w:t>
+              <w:t>4</w:t>
             </w:r>
             <w:r>
               <w:rPr>
@@ -2258,7 +1640,7 @@
               <w14:ligatures w14:val="standardContextual"/>
             </w:rPr>
           </w:pPr>
-          <w:hyperlink w:anchor="_Toc224646162" w:history="1">
+          <w:hyperlink w:anchor="_Toc224738232" w:history="1">
             <w:r>
               <w:rPr>
                 <w:rStyle w:val="Hyperlink"/>
@@ -2285,7 +1667,7 @@
                 <w:noProof/>
                 <w:webHidden/>
               </w:rPr>
-              <w:instrText xml:space="preserve"> PAGEREF _Toc224646162 \h </w:instrText>
+              <w:instrText xml:space="preserve"> PAGEREF _Toc224738232 \h </w:instrText>
             </w:r>
             <w:r>
               <w:rPr>
@@ -2305,7 +1687,7 @@
                 <w:noProof/>
                 <w:webHidden/>
               </w:rPr>
-              <w:t>3</w:t>
+              <w:t>4</w:t>
             </w:r>
             <w:r>
               <w:rPr>
@@ -2332,7 +1714,7 @@
               <w14:ligatures w14:val="standardContextual"/>
             </w:rPr>
           </w:pPr>
-          <w:hyperlink w:anchor="_Toc224646163" w:history="1">
+          <w:hyperlink w:anchor="_Toc224738233" w:history="1">
             <w:r>
               <w:rPr>
                 <w:rStyle w:val="Hyperlink"/>
@@ -2359,7 +1741,7 @@
                 <w:noProof/>
                 <w:webHidden/>
               </w:rPr>
-              <w:instrText xml:space="preserve"> PAGEREF _Toc224646163 \h </w:instrText>
+              <w:instrText xml:space="preserve"> PAGEREF _Toc224738233 \h </w:instrText>
             </w:r>
             <w:r>
               <w:rPr>
@@ -2379,7 +1761,7 @@
                 <w:noProof/>
                 <w:webHidden/>
               </w:rPr>
-              <w:t>3</w:t>
+              <w:t>4</w:t>
             </w:r>
             <w:r>
               <w:rPr>
@@ -2406,13 +1788,13 @@
               <w14:ligatures w14:val="standardContextual"/>
             </w:rPr>
           </w:pPr>
-          <w:hyperlink w:anchor="_Toc224646164" w:history="1">
+          <w:hyperlink w:anchor="_Toc224738234" w:history="1">
             <w:r>
               <w:rPr>
                 <w:rStyle w:val="Hyperlink"/>
                 <w:noProof/>
               </w:rPr>
-              <w:t>Chapter 4: System Design &amp; Architecture (~1,500 words)</w:t>
+              <w:t>4. System Design &amp; Architecture (~1,500 words)</w:t>
             </w:r>
             <w:r>
               <w:rPr>
@@ -2433,7 +1815,7 @@
                 <w:noProof/>
                 <w:webHidden/>
               </w:rPr>
-              <w:instrText xml:space="preserve"> PAGEREF _Toc224646164 \h </w:instrText>
+              <w:instrText xml:space="preserve"> PAGEREF _Toc224738234 \h </w:instrText>
             </w:r>
             <w:r>
               <w:rPr>
@@ -2453,7 +1835,7 @@
                 <w:noProof/>
                 <w:webHidden/>
               </w:rPr>
-              <w:t>3</w:t>
+              <w:t>4</w:t>
             </w:r>
             <w:r>
               <w:rPr>
@@ -2480,7 +1862,7 @@
               <w14:ligatures w14:val="standardContextual"/>
             </w:rPr>
           </w:pPr>
-          <w:hyperlink w:anchor="_Toc224646165" w:history="1">
+          <w:hyperlink w:anchor="_Toc224738235" w:history="1">
             <w:r>
               <w:rPr>
                 <w:rStyle w:val="Hyperlink"/>
@@ -2507,7 +1889,7 @@
                 <w:noProof/>
                 <w:webHidden/>
               </w:rPr>
-              <w:instrText xml:space="preserve"> PAGEREF _Toc224646165 \h </w:instrText>
+              <w:instrText xml:space="preserve"> PAGEREF _Toc224738235 \h </w:instrText>
             </w:r>
             <w:r>
               <w:rPr>
@@ -2527,7 +1909,7 @@
                 <w:noProof/>
                 <w:webHidden/>
               </w:rPr>
-              <w:t>3</w:t>
+              <w:t>4</w:t>
             </w:r>
             <w:r>
               <w:rPr>
@@ -2554,7 +1936,7 @@
               <w14:ligatures w14:val="standardContextual"/>
             </w:rPr>
           </w:pPr>
-          <w:hyperlink w:anchor="_Toc224646166" w:history="1">
+          <w:hyperlink w:anchor="_Toc224738236" w:history="1">
             <w:r>
               <w:rPr>
                 <w:rStyle w:val="Hyperlink"/>
@@ -2581,7 +1963,7 @@
                 <w:noProof/>
                 <w:webHidden/>
               </w:rPr>
-              <w:instrText xml:space="preserve"> PAGEREF _Toc224646166 \h </w:instrText>
+              <w:instrText xml:space="preserve"> PAGEREF _Toc224738236 \h </w:instrText>
             </w:r>
             <w:r>
               <w:rPr>
@@ -2628,7 +2010,7 @@
               <w14:ligatures w14:val="standardContextual"/>
             </w:rPr>
           </w:pPr>
-          <w:hyperlink w:anchor="_Toc224646167" w:history="1">
+          <w:hyperlink w:anchor="_Toc224738237" w:history="1">
             <w:r>
               <w:rPr>
                 <w:rStyle w:val="Hyperlink"/>
@@ -2655,7 +2037,7 @@
                 <w:noProof/>
                 <w:webHidden/>
               </w:rPr>
-              <w:instrText xml:space="preserve"> PAGEREF _Toc224646167 \h </w:instrText>
+              <w:instrText xml:space="preserve"> PAGEREF _Toc224738237 \h </w:instrText>
             </w:r>
             <w:r>
               <w:rPr>
@@ -2702,7 +2084,7 @@
               <w14:ligatures w14:val="standardContextual"/>
             </w:rPr>
           </w:pPr>
-          <w:hyperlink w:anchor="_Toc224646168" w:history="1">
+          <w:hyperlink w:anchor="_Toc224738238" w:history="1">
             <w:r>
               <w:rPr>
                 <w:rStyle w:val="Hyperlink"/>
@@ -2729,7 +2111,7 @@
                 <w:noProof/>
                 <w:webHidden/>
               </w:rPr>
-              <w:instrText xml:space="preserve"> PAGEREF _Toc224646168 \h </w:instrText>
+              <w:instrText xml:space="preserve"> PAGEREF _Toc224738238 \h </w:instrText>
             </w:r>
             <w:r>
               <w:rPr>
@@ -2776,13 +2158,13 @@
               <w14:ligatures w14:val="standardContextual"/>
             </w:rPr>
           </w:pPr>
-          <w:hyperlink w:anchor="_Toc224646169" w:history="1">
+          <w:hyperlink w:anchor="_Toc224738239" w:history="1">
             <w:r>
               <w:rPr>
                 <w:rStyle w:val="Hyperlink"/>
                 <w:noProof/>
               </w:rPr>
-              <w:t>Chapter 5: Implementation (~2,000 words)</w:t>
+              <w:t>5. Implementation (~2,000 words)</w:t>
             </w:r>
             <w:r>
               <w:rPr>
@@ -2803,7 +2185,7 @@
                 <w:noProof/>
                 <w:webHidden/>
               </w:rPr>
-              <w:instrText xml:space="preserve"> PAGEREF _Toc224646169 \h </w:instrText>
+              <w:instrText xml:space="preserve"> PAGEREF _Toc224738239 \h </w:instrText>
             </w:r>
             <w:r>
               <w:rPr>
@@ -2850,7 +2232,7 @@
               <w14:ligatures w14:val="standardContextual"/>
             </w:rPr>
           </w:pPr>
-          <w:hyperlink w:anchor="_Toc224646170" w:history="1">
+          <w:hyperlink w:anchor="_Toc224738240" w:history="1">
             <w:r>
               <w:rPr>
                 <w:rStyle w:val="Hyperlink"/>
@@ -2877,7 +2259,7 @@
                 <w:noProof/>
                 <w:webHidden/>
               </w:rPr>
-              <w:instrText xml:space="preserve"> PAGEREF _Toc224646170 \h </w:instrText>
+              <w:instrText xml:space="preserve"> PAGEREF _Toc224738240 \h </w:instrText>
             </w:r>
             <w:r>
               <w:rPr>
@@ -2924,7 +2306,7 @@
               <w14:ligatures w14:val="standardContextual"/>
             </w:rPr>
           </w:pPr>
-          <w:hyperlink w:anchor="_Toc224646171" w:history="1">
+          <w:hyperlink w:anchor="_Toc224738241" w:history="1">
             <w:r>
               <w:rPr>
                 <w:rStyle w:val="Hyperlink"/>
@@ -2951,7 +2333,7 @@
                 <w:noProof/>
                 <w:webHidden/>
               </w:rPr>
-              <w:instrText xml:space="preserve"> PAGEREF _Toc224646171 \h </w:instrText>
+              <w:instrText xml:space="preserve"> PAGEREF _Toc224738241 \h </w:instrText>
             </w:r>
             <w:r>
               <w:rPr>
@@ -2998,7 +2380,7 @@
               <w14:ligatures w14:val="standardContextual"/>
             </w:rPr>
           </w:pPr>
-          <w:hyperlink w:anchor="_Toc224646172" w:history="1">
+          <w:hyperlink w:anchor="_Toc224738242" w:history="1">
             <w:r>
               <w:rPr>
                 <w:rStyle w:val="Hyperlink"/>
@@ -3025,7 +2407,7 @@
                 <w:noProof/>
                 <w:webHidden/>
               </w:rPr>
-              <w:instrText xml:space="preserve"> PAGEREF _Toc224646172 \h </w:instrText>
+              <w:instrText xml:space="preserve"> PAGEREF _Toc224738242 \h </w:instrText>
             </w:r>
             <w:r>
               <w:rPr>
@@ -3045,7 +2427,7 @@
                 <w:noProof/>
                 <w:webHidden/>
               </w:rPr>
-              <w:t>4</w:t>
+              <w:t>5</w:t>
             </w:r>
             <w:r>
               <w:rPr>
@@ -3072,7 +2454,7 @@
               <w14:ligatures w14:val="standardContextual"/>
             </w:rPr>
           </w:pPr>
-          <w:hyperlink w:anchor="_Toc224646173" w:history="1">
+          <w:hyperlink w:anchor="_Toc224738243" w:history="1">
             <w:r>
               <w:rPr>
                 <w:rStyle w:val="Hyperlink"/>
@@ -3099,7 +2481,7 @@
                 <w:noProof/>
                 <w:webHidden/>
               </w:rPr>
-              <w:instrText xml:space="preserve"> PAGEREF _Toc224646173 \h </w:instrText>
+              <w:instrText xml:space="preserve"> PAGEREF _Toc224738243 \h </w:instrText>
             </w:r>
             <w:r>
               <w:rPr>
@@ -3119,7 +2501,7 @@
                 <w:noProof/>
                 <w:webHidden/>
               </w:rPr>
-              <w:t>4</w:t>
+              <w:t>5</w:t>
             </w:r>
             <w:r>
               <w:rPr>
@@ -3146,7 +2528,7 @@
               <w14:ligatures w14:val="standardContextual"/>
             </w:rPr>
           </w:pPr>
-          <w:hyperlink w:anchor="_Toc224646174" w:history="1">
+          <w:hyperlink w:anchor="_Toc224738244" w:history="1">
             <w:r>
               <w:rPr>
                 <w:rStyle w:val="Hyperlink"/>
@@ -3173,7 +2555,7 @@
                 <w:noProof/>
                 <w:webHidden/>
               </w:rPr>
-              <w:instrText xml:space="preserve"> PAGEREF _Toc224646174 \h </w:instrText>
+              <w:instrText xml:space="preserve"> PAGEREF _Toc224738244 \h </w:instrText>
             </w:r>
             <w:r>
               <w:rPr>
@@ -3193,7 +2575,7 @@
                 <w:noProof/>
                 <w:webHidden/>
               </w:rPr>
-              <w:t>4</w:t>
+              <w:t>5</w:t>
             </w:r>
             <w:r>
               <w:rPr>
@@ -3220,13 +2602,13 @@
               <w14:ligatures w14:val="standardContextual"/>
             </w:rPr>
           </w:pPr>
-          <w:hyperlink w:anchor="_Toc224646175" w:history="1">
+          <w:hyperlink w:anchor="_Toc224738245" w:history="1">
             <w:r>
               <w:rPr>
                 <w:rStyle w:val="Hyperlink"/>
                 <w:noProof/>
               </w:rPr>
-              <w:t>Chapter 6: Testing &amp; Evaluation (~1,500 words)</w:t>
+              <w:t>6. Testing &amp; Evaluation (~1,500 words)</w:t>
             </w:r>
             <w:r>
               <w:rPr>
@@ -3247,7 +2629,7 @@
                 <w:noProof/>
                 <w:webHidden/>
               </w:rPr>
-              <w:instrText xml:space="preserve"> PAGEREF _Toc224646175 \h </w:instrText>
+              <w:instrText xml:space="preserve"> PAGEREF _Toc224738245 \h </w:instrText>
             </w:r>
             <w:r>
               <w:rPr>
@@ -3267,7 +2649,7 @@
                 <w:noProof/>
                 <w:webHidden/>
               </w:rPr>
-              <w:t>4</w:t>
+              <w:t>5</w:t>
             </w:r>
             <w:r>
               <w:rPr>
@@ -3294,7 +2676,7 @@
               <w14:ligatures w14:val="standardContextual"/>
             </w:rPr>
           </w:pPr>
-          <w:hyperlink w:anchor="_Toc224646176" w:history="1">
+          <w:hyperlink w:anchor="_Toc224738246" w:history="1">
             <w:r>
               <w:rPr>
                 <w:rStyle w:val="Hyperlink"/>
@@ -3321,7 +2703,7 @@
                 <w:noProof/>
                 <w:webHidden/>
               </w:rPr>
-              <w:instrText xml:space="preserve"> PAGEREF _Toc224646176 \h </w:instrText>
+              <w:instrText xml:space="preserve"> PAGEREF _Toc224738246 \h </w:instrText>
             </w:r>
             <w:r>
               <w:rPr>
@@ -3341,7 +2723,7 @@
                 <w:noProof/>
                 <w:webHidden/>
               </w:rPr>
-              <w:t>4</w:t>
+              <w:t>5</w:t>
             </w:r>
             <w:r>
               <w:rPr>
@@ -3368,7 +2750,7 @@
               <w14:ligatures w14:val="standardContextual"/>
             </w:rPr>
           </w:pPr>
-          <w:hyperlink w:anchor="_Toc224646177" w:history="1">
+          <w:hyperlink w:anchor="_Toc224738247" w:history="1">
             <w:r>
               <w:rPr>
                 <w:rStyle w:val="Hyperlink"/>
@@ -3395,7 +2777,7 @@
                 <w:noProof/>
                 <w:webHidden/>
               </w:rPr>
-              <w:instrText xml:space="preserve"> PAGEREF _Toc224646177 \h </w:instrText>
+              <w:instrText xml:space="preserve"> PAGEREF _Toc224738247 \h </w:instrText>
             </w:r>
             <w:r>
               <w:rPr>
@@ -3415,7 +2797,7 @@
                 <w:noProof/>
                 <w:webHidden/>
               </w:rPr>
-              <w:t>4</w:t>
+              <w:t>5</w:t>
             </w:r>
             <w:r>
               <w:rPr>
@@ -3442,7 +2824,7 @@
               <w14:ligatures w14:val="standardContextual"/>
             </w:rPr>
           </w:pPr>
-          <w:hyperlink w:anchor="_Toc224646178" w:history="1">
+          <w:hyperlink w:anchor="_Toc224738248" w:history="1">
             <w:r>
               <w:rPr>
                 <w:rStyle w:val="Hyperlink"/>
@@ -3469,7 +2851,7 @@
                 <w:noProof/>
                 <w:webHidden/>
               </w:rPr>
-              <w:instrText xml:space="preserve"> PAGEREF _Toc224646178 \h </w:instrText>
+              <w:instrText xml:space="preserve"> PAGEREF _Toc224738248 \h </w:instrText>
             </w:r>
             <w:r>
               <w:rPr>
@@ -3516,7 +2898,7 @@
               <w14:ligatures w14:val="standardContextual"/>
             </w:rPr>
           </w:pPr>
-          <w:hyperlink w:anchor="_Toc224646179" w:history="1">
+          <w:hyperlink w:anchor="_Toc224738249" w:history="1">
             <w:r>
               <w:rPr>
                 <w:rStyle w:val="Hyperlink"/>
@@ -3543,7 +2925,7 @@
                 <w:noProof/>
                 <w:webHidden/>
               </w:rPr>
-              <w:instrText xml:space="preserve"> PAGEREF _Toc224646179 \h </w:instrText>
+              <w:instrText xml:space="preserve"> PAGEREF _Toc224738249 \h </w:instrText>
             </w:r>
             <w:r>
               <w:rPr>
@@ -3590,13 +2972,13 @@
               <w14:ligatures w14:val="standardContextual"/>
             </w:rPr>
           </w:pPr>
-          <w:hyperlink w:anchor="_Toc224646180" w:history="1">
+          <w:hyperlink w:anchor="_Toc224738250" w:history="1">
             <w:r>
               <w:rPr>
                 <w:rStyle w:val="Hyperlink"/>
                 <w:noProof/>
               </w:rPr>
-              <w:t>Chapter 7: Conclusion &amp; Future Work (~1,000 words)</w:t>
+              <w:t>7. Conclusion &amp; Future Work (~1,000 words)</w:t>
             </w:r>
             <w:r>
               <w:rPr>
@@ -3617,7 +2999,7 @@
                 <w:noProof/>
                 <w:webHidden/>
               </w:rPr>
-              <w:instrText xml:space="preserve"> PAGEREF _Toc224646180 \h </w:instrText>
+              <w:instrText xml:space="preserve"> PAGEREF _Toc224738250 \h </w:instrText>
             </w:r>
             <w:r>
               <w:rPr>
@@ -3664,7 +3046,7 @@
               <w14:ligatures w14:val="standardContextual"/>
             </w:rPr>
           </w:pPr>
-          <w:hyperlink w:anchor="_Toc224646181" w:history="1">
+          <w:hyperlink w:anchor="_Toc224738251" w:history="1">
             <w:r>
               <w:rPr>
                 <w:rStyle w:val="Hyperlink"/>
@@ -3691,7 +3073,7 @@
                 <w:noProof/>
                 <w:webHidden/>
               </w:rPr>
-              <w:instrText xml:space="preserve"> PAGEREF _Toc224646181 \h </w:instrText>
+              <w:instrText xml:space="preserve"> PAGEREF _Toc224738251 \h </w:instrText>
             </w:r>
             <w:r>
               <w:rPr>
@@ -3738,7 +3120,7 @@
               <w14:ligatures w14:val="standardContextual"/>
             </w:rPr>
           </w:pPr>
-          <w:hyperlink w:anchor="_Toc224646182" w:history="1">
+          <w:hyperlink w:anchor="_Toc224738252" w:history="1">
             <w:r>
               <w:rPr>
                 <w:rStyle w:val="Hyperlink"/>
@@ -3765,7 +3147,7 @@
                 <w:noProof/>
                 <w:webHidden/>
               </w:rPr>
-              <w:instrText xml:space="preserve"> PAGEREF _Toc224646182 \h </w:instrText>
+              <w:instrText xml:space="preserve"> PAGEREF _Toc224738252 \h </w:instrText>
             </w:r>
             <w:r>
               <w:rPr>
@@ -3812,7 +3194,7 @@
               <w14:ligatures w14:val="standardContextual"/>
             </w:rPr>
           </w:pPr>
-          <w:hyperlink w:anchor="_Toc224646183" w:history="1">
+          <w:hyperlink w:anchor="_Toc224738253" w:history="1">
             <w:r>
               <w:rPr>
                 <w:rStyle w:val="Hyperlink"/>
@@ -3839,7 +3221,7 @@
                 <w:noProof/>
                 <w:webHidden/>
               </w:rPr>
-              <w:instrText xml:space="preserve"> PAGEREF _Toc224646183 \h </w:instrText>
+              <w:instrText xml:space="preserve"> PAGEREF _Toc224738253 \h </w:instrText>
             </w:r>
             <w:r>
               <w:rPr>
@@ -3886,7 +3268,7 @@
               <w14:ligatures w14:val="standardContextual"/>
             </w:rPr>
           </w:pPr>
-          <w:hyperlink w:anchor="_Toc224646184" w:history="1">
+          <w:hyperlink w:anchor="_Toc224738254" w:history="1">
             <w:r>
               <w:rPr>
                 <w:rStyle w:val="Hyperlink"/>
@@ -3913,7 +3295,7 @@
                 <w:noProof/>
                 <w:webHidden/>
               </w:rPr>
-              <w:instrText xml:space="preserve"> PAGEREF _Toc224646184 \h </w:instrText>
+              <w:instrText xml:space="preserve"> PAGEREF _Toc224738254 \h </w:instrText>
             </w:r>
             <w:r>
               <w:rPr>
@@ -3933,7 +3315,7 @@
                 <w:noProof/>
                 <w:webHidden/>
               </w:rPr>
-              <w:t>5</w:t>
+              <w:t>6</w:t>
             </w:r>
             <w:r>
               <w:rPr>
@@ -3960,7 +3342,7 @@
               <w14:ligatures w14:val="standardContextual"/>
             </w:rPr>
           </w:pPr>
-          <w:hyperlink w:anchor="_Toc224646185" w:history="1">
+          <w:hyperlink w:anchor="_Toc224738255" w:history="1">
             <w:r>
               <w:rPr>
                 <w:rStyle w:val="Hyperlink"/>
@@ -3987,7 +3369,7 @@
                 <w:noProof/>
                 <w:webHidden/>
               </w:rPr>
-              <w:instrText xml:space="preserve"> PAGEREF _Toc224646185 \h </w:instrText>
+              <w:instrText xml:space="preserve"> PAGEREF _Toc224738255 \h </w:instrText>
             </w:r>
             <w:r>
               <w:rPr>
@@ -4007,7 +3389,7 @@
                 <w:noProof/>
                 <w:webHidden/>
               </w:rPr>
-              <w:t>5</w:t>
+              <w:t>6</w:t>
             </w:r>
             <w:r>
               <w:rPr>
@@ -4034,7 +3416,7 @@
               <w14:ligatures w14:val="standardContextual"/>
             </w:rPr>
           </w:pPr>
-          <w:hyperlink w:anchor="_Toc224646186" w:history="1">
+          <w:hyperlink w:anchor="_Toc224738256" w:history="1">
             <w:r>
               <w:rPr>
                 <w:rStyle w:val="Hyperlink"/>
@@ -4061,7 +3443,7 @@
                 <w:noProof/>
                 <w:webHidden/>
               </w:rPr>
-              <w:instrText xml:space="preserve"> PAGEREF _Toc224646186 \h </w:instrText>
+              <w:instrText xml:space="preserve"> PAGEREF _Toc224738256 \h </w:instrText>
             </w:r>
             <w:r>
               <w:rPr>
@@ -4081,7 +3463,7 @@
                 <w:noProof/>
                 <w:webHidden/>
               </w:rPr>
-              <w:t>5</w:t>
+              <w:t>6</w:t>
             </w:r>
             <w:r>
               <w:rPr>
@@ -4107,19 +3489,100 @@
     <w:p>
       <w:r>
         <w:pict w14:anchorId="2105E11A">
-          <v:rect id="_x0000_i1037" style="width:0;height:1.5pt" o:hralign="center" o:hrstd="t" o:hr="t" fillcolor="#a0a0a0" stroked="f"/>
+          <v:rect id="_x0000_i1035" style="width:0;height:1.5pt" o:hralign="center" o:bullet="t" o:hrstd="t" o:hr="t" fillcolor="#a0a0a0" stroked="f"/>
         </w:pict>
       </w:r>
     </w:p>
+    <w:p/>
     <w:p>
       <w:pPr>
         <w:pStyle w:val="Heading1"/>
-      </w:pPr>
-      <w:bookmarkStart w:id="2" w:name="_Toc224646149"/>
-      <w:r>
-        <w:t>Chapter 1: Introduction (~1,000 words)</w:t>
+        <w:rPr>
+          <w:sz w:val="32"/>
+          <w:szCs w:val="32"/>
+        </w:rPr>
+      </w:pPr>
+      <w:bookmarkStart w:id="2" w:name="_Toc224738217"/>
+      <w:r>
+        <w:rPr>
+          <w:sz w:val="32"/>
+          <w:szCs w:val="32"/>
+        </w:rPr>
+        <w:lastRenderedPageBreak/>
+        <w:t>Word Count</w:t>
       </w:r>
       <w:bookmarkEnd w:id="2"/>
+      <w:r>
+        <w:rPr>
+          <w:sz w:val="32"/>
+          <w:szCs w:val="32"/>
+        </w:rPr>
+        <w:t xml:space="preserve"> </w:t>
+      </w:r>
+    </w:p>
+    <w:p>
+      <w:r>
+        <w:t>Words:</w:t>
+      </w:r>
+    </w:p>
+    <w:p>
+      <w:pPr>
+        <w:pStyle w:val="Heading1"/>
+        <w:rPr>
+          <w:sz w:val="32"/>
+          <w:szCs w:val="32"/>
+        </w:rPr>
+      </w:pPr>
+      <w:bookmarkStart w:id="3" w:name="_Toc224738218"/>
+      <w:proofErr w:type="spellStart"/>
+      <w:r>
+        <w:rPr>
+          <w:sz w:val="32"/>
+          <w:szCs w:val="32"/>
+        </w:rPr>
+        <w:t>Github</w:t>
+      </w:r>
+      <w:proofErr w:type="spellEnd"/>
+      <w:r>
+        <w:rPr>
+          <w:sz w:val="32"/>
+          <w:szCs w:val="32"/>
+        </w:rPr>
+        <w:t xml:space="preserve"> Repo</w:t>
+      </w:r>
+      <w:bookmarkEnd w:id="3"/>
+    </w:p>
+    <w:p>
+      <w:pPr>
+        <w:pStyle w:val="Heading1"/>
+        <w:rPr>
+          <w:sz w:val="32"/>
+          <w:szCs w:val="32"/>
+        </w:rPr>
+      </w:pPr>
+      <w:bookmarkStart w:id="4" w:name="_Toc224738219"/>
+      <w:r>
+        <w:rPr>
+          <w:sz w:val="32"/>
+          <w:szCs w:val="32"/>
+        </w:rPr>
+        <w:t>1</w:t>
+      </w:r>
+      <w:r>
+        <w:rPr>
+          <w:sz w:val="32"/>
+          <w:szCs w:val="32"/>
+        </w:rPr>
+        <w:t>.</w:t>
+      </w:r>
+      <w:r>
+        <w:rPr>
+          <w:sz w:val="32"/>
+          <w:szCs w:val="32"/>
+        </w:rPr>
+        <w:t xml:space="preserve"> Introduction (~1,000 words)</w:t>
+      </w:r>
+      <w:bookmarkEnd w:id="4"/>
     </w:p>
     <w:p>
       <w:pPr>
@@ -4139,12 +3602,20 @@
     <w:p>
       <w:pPr>
         <w:pStyle w:val="Heading2"/>
-      </w:pPr>
-      <w:bookmarkStart w:id="3" w:name="_Toc224646150"/>
-      <w:r>
+        <w:rPr>
+          <w:sz w:val="28"/>
+          <w:szCs w:val="28"/>
+        </w:rPr>
+      </w:pPr>
+      <w:bookmarkStart w:id="5" w:name="_Toc224738220"/>
+      <w:r>
+        <w:rPr>
+          <w:sz w:val="28"/>
+          <w:szCs w:val="28"/>
+        </w:rPr>
         <w:t>1.1 Background</w:t>
       </w:r>
-      <w:bookmarkEnd w:id="3"/>
+      <w:bookmarkEnd w:id="5"/>
     </w:p>
     <w:p>
       <w:pPr>
@@ -4163,12 +3634,20 @@
     <w:p>
       <w:pPr>
         <w:pStyle w:val="Heading2"/>
-      </w:pPr>
-      <w:bookmarkStart w:id="4" w:name="_Toc224646151"/>
-      <w:r>
+        <w:rPr>
+          <w:sz w:val="28"/>
+          <w:szCs w:val="28"/>
+        </w:rPr>
+      </w:pPr>
+      <w:bookmarkStart w:id="6" w:name="_Toc224738221"/>
+      <w:r>
+        <w:rPr>
+          <w:sz w:val="28"/>
+          <w:szCs w:val="28"/>
+        </w:rPr>
         <w:t>1.2 Problem Statement</w:t>
       </w:r>
-      <w:bookmarkEnd w:id="4"/>
+      <w:bookmarkEnd w:id="6"/>
     </w:p>
     <w:p>
       <w:r>
@@ -4178,12 +3657,20 @@
     <w:p>
       <w:pPr>
         <w:pStyle w:val="Heading2"/>
-      </w:pPr>
-      <w:bookmarkStart w:id="5" w:name="_Toc224646152"/>
-      <w:r>
+        <w:rPr>
+          <w:sz w:val="28"/>
+          <w:szCs w:val="28"/>
+        </w:rPr>
+      </w:pPr>
+      <w:bookmarkStart w:id="7" w:name="_Toc224738222"/>
+      <w:r>
+        <w:rPr>
+          <w:sz w:val="28"/>
+          <w:szCs w:val="28"/>
+        </w:rPr>
         <w:t>1.3 Aims and Objectives</w:t>
       </w:r>
-      <w:bookmarkEnd w:id="5"/>
+      <w:bookmarkEnd w:id="7"/>
     </w:p>
     <w:p>
       <w:r>
@@ -4212,16 +3699,32 @@
     <w:p>
       <w:pPr>
         <w:pStyle w:val="Heading2"/>
-      </w:pPr>
-      <w:bookmarkStart w:id="6" w:name="_Toc224646153"/>
-      <w:r>
+        <w:rPr>
+          <w:sz w:val="28"/>
+          <w:szCs w:val="28"/>
+        </w:rPr>
+      </w:pPr>
+      <w:bookmarkStart w:id="8" w:name="_Toc224738223"/>
+      <w:r>
+        <w:rPr>
+          <w:sz w:val="28"/>
+          <w:szCs w:val="28"/>
+        </w:rPr>
         <w:t xml:space="preserve">1.4 </w:t>
       </w:r>
       <w:r>
+        <w:rPr>
+          <w:sz w:val="28"/>
+          <w:szCs w:val="28"/>
+        </w:rPr>
         <w:t>Scope and Constraints</w:t>
       </w:r>
-      <w:bookmarkEnd w:id="6"/>
-      <w:r>
+      <w:bookmarkEnd w:id="8"/>
+      <w:r>
+        <w:rPr>
+          <w:sz w:val="28"/>
+          <w:szCs w:val="28"/>
+        </w:rPr>
         <w:t xml:space="preserve"> </w:t>
       </w:r>
     </w:p>
@@ -4253,12 +3756,34 @@
     <w:p>
       <w:pPr>
         <w:pStyle w:val="Heading1"/>
-      </w:pPr>
-      <w:bookmarkStart w:id="7" w:name="_Toc224646154"/>
-      <w:r>
-        <w:t>Chapter 2: Literature Review &amp; Technologies (~2,000 words)</w:t>
-      </w:r>
-      <w:bookmarkEnd w:id="7"/>
+        <w:rPr>
+          <w:sz w:val="32"/>
+          <w:szCs w:val="32"/>
+        </w:rPr>
+      </w:pPr>
+      <w:bookmarkStart w:id="9" w:name="_Toc224738224"/>
+      <w:r>
+        <w:rPr>
+          <w:sz w:val="32"/>
+          <w:szCs w:val="32"/>
+        </w:rPr>
+        <w:t>2</w:t>
+      </w:r>
+      <w:r>
+        <w:rPr>
+          <w:sz w:val="32"/>
+          <w:szCs w:val="32"/>
+        </w:rPr>
+        <w:t xml:space="preserve">. </w:t>
+      </w:r>
+      <w:r>
+        <w:rPr>
+          <w:sz w:val="32"/>
+          <w:szCs w:val="32"/>
+        </w:rPr>
+        <w:t>Literature Review &amp; Technologies (~2,000 words)</w:t>
+      </w:r>
+      <w:bookmarkEnd w:id="9"/>
     </w:p>
     <w:p>
       <w:pPr>
@@ -4285,13 +3810,20 @@
     <w:p>
       <w:pPr>
         <w:pStyle w:val="Heading2"/>
-      </w:pPr>
-      <w:bookmarkStart w:id="8" w:name="_Toc224646155"/>
-      <w:r>
-        <w:lastRenderedPageBreak/>
+        <w:rPr>
+          <w:sz w:val="28"/>
+          <w:szCs w:val="28"/>
+        </w:rPr>
+      </w:pPr>
+      <w:bookmarkStart w:id="10" w:name="_Toc224738225"/>
+      <w:r>
+        <w:rPr>
+          <w:sz w:val="28"/>
+          <w:szCs w:val="28"/>
+        </w:rPr>
         <w:t>2.1 The Cybersecurity Landscape for SMEs</w:t>
       </w:r>
-      <w:bookmarkEnd w:id="8"/>
+      <w:bookmarkEnd w:id="10"/>
     </w:p>
     <w:p>
       <w:r>
@@ -4301,12 +3833,20 @@
     <w:p>
       <w:pPr>
         <w:pStyle w:val="Heading2"/>
-      </w:pPr>
-      <w:bookmarkStart w:id="9" w:name="_Toc224646156"/>
-      <w:r>
+        <w:rPr>
+          <w:sz w:val="28"/>
+          <w:szCs w:val="28"/>
+        </w:rPr>
+      </w:pPr>
+      <w:bookmarkStart w:id="11" w:name="_Toc224738226"/>
+      <w:r>
+        <w:rPr>
+          <w:sz w:val="28"/>
+          <w:szCs w:val="28"/>
+        </w:rPr>
         <w:t>2.2 Existing Solutions vs. S.I.R.A.</w:t>
       </w:r>
-      <w:bookmarkEnd w:id="9"/>
+      <w:bookmarkEnd w:id="11"/>
     </w:p>
     <w:p>
       <w:r>
@@ -4324,12 +3864,20 @@
     <w:p>
       <w:pPr>
         <w:pStyle w:val="Heading2"/>
-      </w:pPr>
-      <w:bookmarkStart w:id="10" w:name="_Toc224646157"/>
-      <w:r>
+        <w:rPr>
+          <w:sz w:val="28"/>
+          <w:szCs w:val="28"/>
+        </w:rPr>
+      </w:pPr>
+      <w:bookmarkStart w:id="12" w:name="_Toc224738227"/>
+      <w:r>
+        <w:rPr>
+          <w:sz w:val="28"/>
+          <w:szCs w:val="28"/>
+        </w:rPr>
         <w:t>2.3 The Role of LLMs in Security</w:t>
       </w:r>
-      <w:bookmarkEnd w:id="10"/>
+      <w:bookmarkEnd w:id="12"/>
     </w:p>
     <w:p>
       <w:r>
@@ -4339,12 +3887,20 @@
     <w:p>
       <w:pPr>
         <w:pStyle w:val="Heading2"/>
-      </w:pPr>
-      <w:bookmarkStart w:id="11" w:name="_Toc224646158"/>
-      <w:r>
+        <w:rPr>
+          <w:sz w:val="28"/>
+          <w:szCs w:val="28"/>
+        </w:rPr>
+      </w:pPr>
+      <w:bookmarkStart w:id="13" w:name="_Toc224738228"/>
+      <w:r>
+        <w:rPr>
+          <w:sz w:val="28"/>
+          <w:szCs w:val="28"/>
+        </w:rPr>
         <w:t>2.4 Technology Stack Justification</w:t>
       </w:r>
-      <w:bookmarkEnd w:id="11"/>
+      <w:bookmarkEnd w:id="13"/>
     </w:p>
     <w:p>
       <w:r>
@@ -4416,12 +3972,28 @@
     <w:p>
       <w:pPr>
         <w:pStyle w:val="Heading1"/>
-      </w:pPr>
-      <w:bookmarkStart w:id="12" w:name="_Toc224646159"/>
-      <w:r>
-        <w:t>Chapter 3: Requirements &amp; Specification (~1,000 words)</w:t>
-      </w:r>
-      <w:bookmarkEnd w:id="12"/>
+        <w:rPr>
+          <w:sz w:val="32"/>
+          <w:szCs w:val="32"/>
+        </w:rPr>
+      </w:pPr>
+      <w:bookmarkStart w:id="14" w:name="_Toc224738229"/>
+      <w:r>
+        <w:rPr>
+          <w:sz w:val="32"/>
+          <w:szCs w:val="32"/>
+        </w:rPr>
+        <w:lastRenderedPageBreak/>
+        <w:t>3.</w:t>
+      </w:r>
+      <w:r>
+        <w:rPr>
+          <w:sz w:val="32"/>
+          <w:szCs w:val="32"/>
+        </w:rPr>
+        <w:t xml:space="preserve"> Requirements &amp; Specification (~1,000 words)</w:t>
+      </w:r>
+      <w:bookmarkEnd w:id="14"/>
     </w:p>
     <w:p>
       <w:r>
@@ -4435,12 +4007,20 @@
     <w:p>
       <w:pPr>
         <w:pStyle w:val="Heading2"/>
-      </w:pPr>
-      <w:bookmarkStart w:id="13" w:name="_Toc224646160"/>
-      <w:r>
+        <w:rPr>
+          <w:sz w:val="28"/>
+          <w:szCs w:val="28"/>
+        </w:rPr>
+      </w:pPr>
+      <w:bookmarkStart w:id="15" w:name="_Toc224738230"/>
+      <w:r>
+        <w:rPr>
+          <w:sz w:val="28"/>
+          <w:szCs w:val="28"/>
+        </w:rPr>
         <w:t>3.1 Target Audience / Personas</w:t>
       </w:r>
-      <w:bookmarkEnd w:id="13"/>
+      <w:bookmarkEnd w:id="15"/>
     </w:p>
     <w:p>
       <w:r>
@@ -4450,12 +4030,20 @@
     <w:p>
       <w:pPr>
         <w:pStyle w:val="Heading2"/>
-      </w:pPr>
-      <w:bookmarkStart w:id="14" w:name="_Toc224646161"/>
-      <w:r>
+        <w:rPr>
+          <w:sz w:val="28"/>
+          <w:szCs w:val="28"/>
+        </w:rPr>
+      </w:pPr>
+      <w:bookmarkStart w:id="16" w:name="_Toc224738231"/>
+      <w:r>
+        <w:rPr>
+          <w:sz w:val="28"/>
+          <w:szCs w:val="28"/>
+        </w:rPr>
         <w:t>3.2 Requirement Elicitation</w:t>
       </w:r>
-      <w:bookmarkEnd w:id="14"/>
+      <w:bookmarkEnd w:id="16"/>
     </w:p>
     <w:p>
       <w:r>
@@ -4465,12 +4053,20 @@
     <w:p>
       <w:pPr>
         <w:pStyle w:val="Heading2"/>
-      </w:pPr>
-      <w:bookmarkStart w:id="15" w:name="_Toc224646162"/>
-      <w:r>
+        <w:rPr>
+          <w:sz w:val="28"/>
+          <w:szCs w:val="28"/>
+        </w:rPr>
+      </w:pPr>
+      <w:bookmarkStart w:id="17" w:name="_Toc224738232"/>
+      <w:r>
+        <w:rPr>
+          <w:sz w:val="28"/>
+          <w:szCs w:val="28"/>
+        </w:rPr>
         <w:t>3.3 Functional Requirements</w:t>
       </w:r>
-      <w:bookmarkEnd w:id="15"/>
+      <w:bookmarkEnd w:id="17"/>
     </w:p>
     <w:p>
       <w:r>
@@ -4504,12 +4100,20 @@
     <w:p>
       <w:pPr>
         <w:pStyle w:val="Heading2"/>
-      </w:pPr>
-      <w:bookmarkStart w:id="16" w:name="_Toc224646163"/>
-      <w:r>
+        <w:rPr>
+          <w:sz w:val="28"/>
+          <w:szCs w:val="28"/>
+        </w:rPr>
+      </w:pPr>
+      <w:bookmarkStart w:id="18" w:name="_Toc224738233"/>
+      <w:r>
+        <w:rPr>
+          <w:sz w:val="28"/>
+          <w:szCs w:val="28"/>
+        </w:rPr>
         <w:t>3.4 Non-Functional Requirements</w:t>
       </w:r>
-      <w:bookmarkEnd w:id="16"/>
+      <w:bookmarkEnd w:id="18"/>
     </w:p>
     <w:p>
       <w:r>
@@ -4519,12 +4123,27 @@
     <w:p>
       <w:pPr>
         <w:pStyle w:val="Heading1"/>
-      </w:pPr>
-      <w:bookmarkStart w:id="17" w:name="_Toc224646164"/>
-      <w:r>
-        <w:t>Chapter 4: System Design &amp; Architecture (~1,500 words)</w:t>
-      </w:r>
-      <w:bookmarkEnd w:id="17"/>
+        <w:rPr>
+          <w:sz w:val="32"/>
+          <w:szCs w:val="32"/>
+        </w:rPr>
+      </w:pPr>
+      <w:bookmarkStart w:id="19" w:name="_Toc224738234"/>
+      <w:r>
+        <w:rPr>
+          <w:sz w:val="32"/>
+          <w:szCs w:val="32"/>
+        </w:rPr>
+        <w:t>4.</w:t>
+      </w:r>
+      <w:r>
+        <w:rPr>
+          <w:sz w:val="32"/>
+          <w:szCs w:val="32"/>
+        </w:rPr>
+        <w:t xml:space="preserve"> System Design &amp; Architecture (~1,500 words)</w:t>
+      </w:r>
+      <w:bookmarkEnd w:id="19"/>
     </w:p>
     <w:p>
       <w:r>
@@ -4538,12 +4157,20 @@
     <w:p>
       <w:pPr>
         <w:pStyle w:val="Heading2"/>
-      </w:pPr>
-      <w:bookmarkStart w:id="18" w:name="_Toc224646165"/>
-      <w:r>
+        <w:rPr>
+          <w:sz w:val="28"/>
+          <w:szCs w:val="28"/>
+        </w:rPr>
+      </w:pPr>
+      <w:bookmarkStart w:id="20" w:name="_Toc224738235"/>
+      <w:r>
+        <w:rPr>
+          <w:sz w:val="28"/>
+          <w:szCs w:val="28"/>
+        </w:rPr>
         <w:t>4.1 High-Level Architecture</w:t>
       </w:r>
-      <w:bookmarkEnd w:id="18"/>
+      <w:bookmarkEnd w:id="20"/>
     </w:p>
     <w:p>
       <w:r>
@@ -4561,13 +4188,20 @@
     <w:p>
       <w:pPr>
         <w:pStyle w:val="Heading2"/>
-      </w:pPr>
-      <w:bookmarkStart w:id="19" w:name="_Toc224646166"/>
-      <w:r>
-        <w:lastRenderedPageBreak/>
+        <w:rPr>
+          <w:sz w:val="28"/>
+          <w:szCs w:val="28"/>
+        </w:rPr>
+      </w:pPr>
+      <w:bookmarkStart w:id="21" w:name="_Toc224738236"/>
+      <w:r>
+        <w:rPr>
+          <w:sz w:val="28"/>
+          <w:szCs w:val="28"/>
+        </w:rPr>
         <w:t>4.2 Database Design</w:t>
       </w:r>
-      <w:bookmarkEnd w:id="19"/>
+      <w:bookmarkEnd w:id="21"/>
     </w:p>
     <w:p>
       <w:r>
@@ -4593,12 +4227,20 @@
     <w:p>
       <w:pPr>
         <w:pStyle w:val="Heading2"/>
-      </w:pPr>
-      <w:bookmarkStart w:id="20" w:name="_Toc224646167"/>
-      <w:r>
+        <w:rPr>
+          <w:sz w:val="28"/>
+          <w:szCs w:val="28"/>
+        </w:rPr>
+      </w:pPr>
+      <w:bookmarkStart w:id="22" w:name="_Toc224738237"/>
+      <w:r>
+        <w:rPr>
+          <w:sz w:val="28"/>
+          <w:szCs w:val="28"/>
+        </w:rPr>
         <w:t>4.3 Security &amp; Privacy Design</w:t>
       </w:r>
-      <w:bookmarkEnd w:id="20"/>
+      <w:bookmarkEnd w:id="22"/>
     </w:p>
     <w:p>
       <w:r>
@@ -4608,12 +4250,20 @@
     <w:p>
       <w:pPr>
         <w:pStyle w:val="Heading2"/>
-      </w:pPr>
-      <w:bookmarkStart w:id="21" w:name="_Toc224646168"/>
-      <w:r>
+        <w:rPr>
+          <w:sz w:val="28"/>
+          <w:szCs w:val="28"/>
+        </w:rPr>
+      </w:pPr>
+      <w:bookmarkStart w:id="23" w:name="_Toc224738238"/>
+      <w:r>
+        <w:rPr>
+          <w:sz w:val="28"/>
+          <w:szCs w:val="28"/>
+        </w:rPr>
         <w:t>4.4 User Interface Design</w:t>
       </w:r>
-      <w:bookmarkEnd w:id="21"/>
+      <w:bookmarkEnd w:id="23"/>
     </w:p>
     <w:p>
       <w:r>
@@ -4631,12 +4281,27 @@
     <w:p>
       <w:pPr>
         <w:pStyle w:val="Heading1"/>
-      </w:pPr>
-      <w:bookmarkStart w:id="22" w:name="_Toc224646169"/>
-      <w:r>
-        <w:t>Chapter 5: Implementation (~2,000 words)</w:t>
-      </w:r>
-      <w:bookmarkEnd w:id="22"/>
+        <w:rPr>
+          <w:sz w:val="32"/>
+          <w:szCs w:val="32"/>
+        </w:rPr>
+      </w:pPr>
+      <w:bookmarkStart w:id="24" w:name="_Toc224738239"/>
+      <w:r>
+        <w:rPr>
+          <w:sz w:val="32"/>
+          <w:szCs w:val="32"/>
+        </w:rPr>
+        <w:t>5.</w:t>
+      </w:r>
+      <w:r>
+        <w:rPr>
+          <w:sz w:val="32"/>
+          <w:szCs w:val="32"/>
+        </w:rPr>
+        <w:t xml:space="preserve"> Implementation (~2,000 words)</w:t>
+      </w:r>
+      <w:bookmarkEnd w:id="24"/>
     </w:p>
     <w:p>
       <w:r>
@@ -4666,12 +4331,20 @@
     <w:p>
       <w:pPr>
         <w:pStyle w:val="Heading2"/>
-      </w:pPr>
-      <w:bookmarkStart w:id="23" w:name="_Toc224646170"/>
-      <w:r>
+        <w:rPr>
+          <w:sz w:val="28"/>
+          <w:szCs w:val="28"/>
+        </w:rPr>
+      </w:pPr>
+      <w:bookmarkStart w:id="25" w:name="_Toc224738240"/>
+      <w:r>
+        <w:rPr>
+          <w:sz w:val="28"/>
+          <w:szCs w:val="28"/>
+        </w:rPr>
         <w:t>5.1 Log Ingestion &amp; Processing</w:t>
       </w:r>
-      <w:bookmarkEnd w:id="23"/>
+      <w:bookmarkEnd w:id="25"/>
     </w:p>
     <w:p>
       <w:r>
@@ -4697,12 +4370,20 @@
     <w:p>
       <w:pPr>
         <w:pStyle w:val="Heading2"/>
-      </w:pPr>
-      <w:bookmarkStart w:id="24" w:name="_Toc224646171"/>
-      <w:r>
+        <w:rPr>
+          <w:sz w:val="28"/>
+          <w:szCs w:val="28"/>
+        </w:rPr>
+      </w:pPr>
+      <w:bookmarkStart w:id="26" w:name="_Toc224738241"/>
+      <w:r>
+        <w:rPr>
+          <w:sz w:val="28"/>
+          <w:szCs w:val="28"/>
+        </w:rPr>
         <w:t>5.2 Data Sanitization</w:t>
       </w:r>
-      <w:bookmarkEnd w:id="24"/>
+      <w:bookmarkEnd w:id="26"/>
     </w:p>
     <w:p>
       <w:r>
@@ -4712,12 +4393,21 @@
     <w:p>
       <w:pPr>
         <w:pStyle w:val="Heading2"/>
-      </w:pPr>
-      <w:bookmarkStart w:id="25" w:name="_Toc224646172"/>
-      <w:r>
+        <w:rPr>
+          <w:sz w:val="28"/>
+          <w:szCs w:val="28"/>
+        </w:rPr>
+      </w:pPr>
+      <w:bookmarkStart w:id="27" w:name="_Toc224738242"/>
+      <w:r>
+        <w:rPr>
+          <w:sz w:val="28"/>
+          <w:szCs w:val="28"/>
+        </w:rPr>
+        <w:lastRenderedPageBreak/>
         <w:t>5.3 AI Integration (The Core Engine)</w:t>
       </w:r>
-      <w:bookmarkEnd w:id="25"/>
+      <w:bookmarkEnd w:id="27"/>
     </w:p>
     <w:p>
       <w:r>
@@ -4727,12 +4417,20 @@
     <w:p>
       <w:pPr>
         <w:pStyle w:val="Heading2"/>
-      </w:pPr>
-      <w:bookmarkStart w:id="26" w:name="_Toc224646173"/>
-      <w:r>
+        <w:rPr>
+          <w:sz w:val="28"/>
+          <w:szCs w:val="28"/>
+        </w:rPr>
+      </w:pPr>
+      <w:bookmarkStart w:id="28" w:name="_Toc224738243"/>
+      <w:r>
+        <w:rPr>
+          <w:sz w:val="28"/>
+          <w:szCs w:val="28"/>
+        </w:rPr>
         <w:t>5.4 Frontend Dashboard</w:t>
       </w:r>
-      <w:bookmarkEnd w:id="26"/>
+      <w:bookmarkEnd w:id="28"/>
     </w:p>
     <w:p>
       <w:r>
@@ -4750,12 +4448,20 @@
     <w:p>
       <w:pPr>
         <w:pStyle w:val="Heading2"/>
-      </w:pPr>
-      <w:bookmarkStart w:id="27" w:name="_Toc224646174"/>
-      <w:r>
+        <w:rPr>
+          <w:sz w:val="28"/>
+          <w:szCs w:val="28"/>
+        </w:rPr>
+      </w:pPr>
+      <w:bookmarkStart w:id="29" w:name="_Toc224738244"/>
+      <w:r>
+        <w:rPr>
+          <w:sz w:val="28"/>
+          <w:szCs w:val="28"/>
+        </w:rPr>
         <w:t>5.5 Overcoming Challenges</w:t>
       </w:r>
-      <w:bookmarkEnd w:id="27"/>
+      <w:bookmarkEnd w:id="29"/>
     </w:p>
     <w:p>
       <w:r>
@@ -4796,12 +4502,27 @@
     <w:p>
       <w:pPr>
         <w:pStyle w:val="Heading1"/>
-      </w:pPr>
-      <w:bookmarkStart w:id="28" w:name="_Toc224646175"/>
-      <w:r>
-        <w:t>Chapter 6: Testing &amp; Evaluation (~1,500 words)</w:t>
-      </w:r>
-      <w:bookmarkEnd w:id="28"/>
+        <w:rPr>
+          <w:sz w:val="32"/>
+          <w:szCs w:val="32"/>
+        </w:rPr>
+      </w:pPr>
+      <w:bookmarkStart w:id="30" w:name="_Toc224738245"/>
+      <w:r>
+        <w:rPr>
+          <w:sz w:val="32"/>
+          <w:szCs w:val="32"/>
+        </w:rPr>
+        <w:t>6.</w:t>
+      </w:r>
+      <w:r>
+        <w:rPr>
+          <w:sz w:val="32"/>
+          <w:szCs w:val="32"/>
+        </w:rPr>
+        <w:t xml:space="preserve"> Testing &amp; Evaluation (~1,500 words)</w:t>
+      </w:r>
+      <w:bookmarkEnd w:id="30"/>
     </w:p>
     <w:p>
       <w:r>
@@ -4831,12 +4552,20 @@
     <w:p>
       <w:pPr>
         <w:pStyle w:val="Heading2"/>
-      </w:pPr>
-      <w:bookmarkStart w:id="29" w:name="_Toc224646176"/>
-      <w:r>
+        <w:rPr>
+          <w:sz w:val="28"/>
+          <w:szCs w:val="28"/>
+        </w:rPr>
+      </w:pPr>
+      <w:bookmarkStart w:id="31" w:name="_Toc224738246"/>
+      <w:r>
+        <w:rPr>
+          <w:sz w:val="28"/>
+          <w:szCs w:val="28"/>
+        </w:rPr>
         <w:t>6.1 Testing Strategy</w:t>
       </w:r>
-      <w:bookmarkEnd w:id="29"/>
+      <w:bookmarkEnd w:id="31"/>
     </w:p>
     <w:p>
       <w:r>
@@ -4846,12 +4575,20 @@
     <w:p>
       <w:pPr>
         <w:pStyle w:val="Heading2"/>
-      </w:pPr>
-      <w:bookmarkStart w:id="30" w:name="_Toc224646177"/>
-      <w:r>
+        <w:rPr>
+          <w:sz w:val="28"/>
+          <w:szCs w:val="28"/>
+        </w:rPr>
+      </w:pPr>
+      <w:bookmarkStart w:id="32" w:name="_Toc224738247"/>
+      <w:r>
+        <w:rPr>
+          <w:sz w:val="28"/>
+          <w:szCs w:val="28"/>
+        </w:rPr>
         <w:t>6.2 Security Testing</w:t>
       </w:r>
-      <w:bookmarkEnd w:id="30"/>
+      <w:bookmarkEnd w:id="32"/>
     </w:p>
     <w:p>
       <w:r>
@@ -4869,13 +4606,20 @@
     <w:p>
       <w:pPr>
         <w:pStyle w:val="Heading2"/>
-      </w:pPr>
-      <w:bookmarkStart w:id="31" w:name="_Toc224646178"/>
-      <w:r>
-        <w:lastRenderedPageBreak/>
+        <w:rPr>
+          <w:sz w:val="28"/>
+          <w:szCs w:val="28"/>
+        </w:rPr>
+      </w:pPr>
+      <w:bookmarkStart w:id="33" w:name="_Toc224738248"/>
+      <w:r>
+        <w:rPr>
+          <w:sz w:val="28"/>
+          <w:szCs w:val="28"/>
+        </w:rPr>
         <w:t>6.3 User Acceptance Testing (UAT)</w:t>
       </w:r>
-      <w:bookmarkEnd w:id="31"/>
+      <w:bookmarkEnd w:id="33"/>
     </w:p>
     <w:p>
       <w:r>
@@ -4895,12 +4639,20 @@
     <w:p>
       <w:pPr>
         <w:pStyle w:val="Heading2"/>
-      </w:pPr>
-      <w:bookmarkStart w:id="32" w:name="_Toc224646179"/>
-      <w:r>
+        <w:rPr>
+          <w:sz w:val="28"/>
+          <w:szCs w:val="28"/>
+        </w:rPr>
+      </w:pPr>
+      <w:bookmarkStart w:id="34" w:name="_Toc224738249"/>
+      <w:r>
+        <w:rPr>
+          <w:sz w:val="28"/>
+          <w:szCs w:val="28"/>
+        </w:rPr>
         <w:t>6.4 Performance Evaluation</w:t>
       </w:r>
-      <w:bookmarkEnd w:id="32"/>
+      <w:bookmarkEnd w:id="34"/>
     </w:p>
     <w:p>
       <w:r>
@@ -4918,12 +4670,27 @@
     <w:p>
       <w:pPr>
         <w:pStyle w:val="Heading1"/>
-      </w:pPr>
-      <w:bookmarkStart w:id="33" w:name="_Toc224646180"/>
-      <w:r>
-        <w:t>Chapter 7: Conclusion &amp; Future Work (~1,000 words)</w:t>
-      </w:r>
-      <w:bookmarkEnd w:id="33"/>
+        <w:rPr>
+          <w:sz w:val="32"/>
+          <w:szCs w:val="32"/>
+        </w:rPr>
+      </w:pPr>
+      <w:bookmarkStart w:id="35" w:name="_Toc224738250"/>
+      <w:r>
+        <w:rPr>
+          <w:sz w:val="32"/>
+          <w:szCs w:val="32"/>
+        </w:rPr>
+        <w:t>7.</w:t>
+      </w:r>
+      <w:r>
+        <w:rPr>
+          <w:sz w:val="32"/>
+          <w:szCs w:val="32"/>
+        </w:rPr>
+        <w:t xml:space="preserve"> Conclusion &amp; Future Work (~1,000 words)</w:t>
+      </w:r>
+      <w:bookmarkEnd w:id="35"/>
     </w:p>
     <w:p>
       <w:r>
@@ -4937,12 +4704,20 @@
     <w:p>
       <w:pPr>
         <w:pStyle w:val="Heading2"/>
-      </w:pPr>
-      <w:bookmarkStart w:id="34" w:name="_Toc224646181"/>
-      <w:r>
+        <w:rPr>
+          <w:sz w:val="28"/>
+          <w:szCs w:val="28"/>
+        </w:rPr>
+      </w:pPr>
+      <w:bookmarkStart w:id="36" w:name="_Toc224738251"/>
+      <w:r>
+        <w:rPr>
+          <w:sz w:val="28"/>
+          <w:szCs w:val="28"/>
+        </w:rPr>
         <w:t>7.1 Project Summary</w:t>
       </w:r>
-      <w:bookmarkEnd w:id="34"/>
+      <w:bookmarkEnd w:id="36"/>
     </w:p>
     <w:p>
       <w:r>
@@ -4952,12 +4727,20 @@
     <w:p>
       <w:pPr>
         <w:pStyle w:val="Heading2"/>
-      </w:pPr>
-      <w:bookmarkStart w:id="35" w:name="_Toc224646182"/>
-      <w:r>
+        <w:rPr>
+          <w:sz w:val="28"/>
+          <w:szCs w:val="28"/>
+        </w:rPr>
+      </w:pPr>
+      <w:bookmarkStart w:id="37" w:name="_Toc224738252"/>
+      <w:r>
+        <w:rPr>
+          <w:sz w:val="28"/>
+          <w:szCs w:val="28"/>
+        </w:rPr>
         <w:t>7.2 Critical Evaluation &amp; Limitations</w:t>
       </w:r>
-      <w:bookmarkEnd w:id="35"/>
+      <w:bookmarkEnd w:id="37"/>
     </w:p>
     <w:p>
       <w:r>
@@ -4967,12 +4750,20 @@
     <w:p>
       <w:pPr>
         <w:pStyle w:val="Heading2"/>
-      </w:pPr>
-      <w:bookmarkStart w:id="36" w:name="_Toc224646183"/>
-      <w:r>
+        <w:rPr>
+          <w:sz w:val="28"/>
+          <w:szCs w:val="28"/>
+        </w:rPr>
+      </w:pPr>
+      <w:bookmarkStart w:id="38" w:name="_Toc224738253"/>
+      <w:r>
+        <w:rPr>
+          <w:sz w:val="28"/>
+          <w:szCs w:val="28"/>
+        </w:rPr>
         <w:t>7.3 Future Enhancements</w:t>
       </w:r>
-      <w:bookmarkEnd w:id="36"/>
+      <w:bookmarkEnd w:id="38"/>
     </w:p>
     <w:p>
       <w:r>
@@ -5004,12 +4795,21 @@
     <w:p>
       <w:pPr>
         <w:pStyle w:val="Heading2"/>
-      </w:pPr>
-      <w:bookmarkStart w:id="37" w:name="_Toc224646184"/>
-      <w:r>
+        <w:rPr>
+          <w:sz w:val="28"/>
+          <w:szCs w:val="28"/>
+        </w:rPr>
+      </w:pPr>
+      <w:bookmarkStart w:id="39" w:name="_Toc224738254"/>
+      <w:r>
+        <w:rPr>
+          <w:sz w:val="28"/>
+          <w:szCs w:val="28"/>
+        </w:rPr>
+        <w:lastRenderedPageBreak/>
         <w:t>7.4 Final Thoughts</w:t>
       </w:r>
-      <w:bookmarkEnd w:id="37"/>
+      <w:bookmarkEnd w:id="39"/>
     </w:p>
     <w:p>
       <w:r>
@@ -5019,38 +4819,78 @@
     <w:p>
       <w:r>
         <w:pict w14:anchorId="7999752A">
-          <v:rect id="_x0000_i1038" style="width:0;height:1.5pt" o:hralign="center" o:hrstd="t" o:hr="t" fillcolor="#a0a0a0" stroked="f"/>
+          <v:rect id="_x0000_i1026" style="width:0;height:1.5pt" o:hralign="center" o:hrstd="t" o:hr="t" fillcolor="#a0a0a0" stroked="f"/>
         </w:pict>
       </w:r>
     </w:p>
     <w:p>
-      <w:bookmarkStart w:id="38" w:name="_Toc224646185"/>
+      <w:pPr>
+        <w:rPr>
+          <w:sz w:val="32"/>
+          <w:szCs w:val="32"/>
+        </w:rPr>
+      </w:pPr>
+      <w:bookmarkStart w:id="40" w:name="_Toc224738255"/>
       <w:r>
         <w:rPr>
           <w:rStyle w:val="Heading1Char"/>
+          <w:sz w:val="32"/>
+          <w:szCs w:val="32"/>
         </w:rPr>
         <w:t>References / Bibliography</w:t>
       </w:r>
-      <w:bookmarkEnd w:id="38"/>
-      <w:r>
+      <w:bookmarkEnd w:id="40"/>
+      <w:r>
+        <w:rPr>
+          <w:sz w:val="32"/>
+          <w:szCs w:val="32"/>
+        </w:rPr>
         <w:t xml:space="preserve"> </w:t>
       </w:r>
     </w:p>
     <w:p>
       <w:r>
+        <w:t xml:space="preserve">[1] </w:t>
+      </w:r>
+      <w:hyperlink r:id="rId8" w:history="1">
+        <w:r>
+          <w:rPr>
+            <w:rStyle w:val="Hyperlink"/>
+          </w:rPr>
+          <w:t>https://www.hiscoxgroup.com/news/press-releases/2025/29-09-25</w:t>
+        </w:r>
+      </w:hyperlink>
+      <w:r>
+        <w:t xml:space="preserve"> </w:t>
+      </w:r>
+    </w:p>
+    <w:p>
+      <w:r>
         <w:t>(Use Harvard or IEEE format, whichever your university prefers).</w:t>
       </w:r>
     </w:p>
     <w:p>
       <w:pPr>
         <w:pStyle w:val="Heading1"/>
-      </w:pPr>
-      <w:bookmarkStart w:id="39" w:name="_Toc224646186"/>
-      <w:r>
+        <w:rPr>
+          <w:sz w:val="32"/>
+          <w:szCs w:val="32"/>
+        </w:rPr>
+      </w:pPr>
+      <w:bookmarkStart w:id="41" w:name="_Toc224738256"/>
+      <w:r>
+        <w:rPr>
+          <w:sz w:val="32"/>
+          <w:szCs w:val="32"/>
+        </w:rPr>
         <w:t>Appendices:</w:t>
       </w:r>
-      <w:bookmarkEnd w:id="39"/>
-      <w:r>
+      <w:bookmarkEnd w:id="41"/>
+      <w:r>
+        <w:rPr>
+          <w:sz w:val="32"/>
+          <w:szCs w:val="32"/>
+        </w:rPr>
         <w:t xml:space="preserve"> </w:t>
       </w:r>
     </w:p>
@@ -5155,7 +4995,6 @@
           <w:b/>
           <w:bCs/>
         </w:rPr>
-        <w:lastRenderedPageBreak/>
         <w:t>Justify everything:</w:t>
       </w:r>
       <w:r>
@@ -5196,6 +5035,7 @@
     </w:p>
     <w:p/>
     <w:sectPr>
+      <w:footerReference w:type="default" r:id="rId9"/>
       <w:pgSz w:w="11906" w:h="16838"/>
       <w:pgMar w:top="1440" w:right="1440" w:bottom="1440" w:left="1440" w:header="708" w:footer="708" w:gutter="0"/>
       <w:pgNumType w:start="0"/>
@@ -5207,8 +5047,115 @@
 </w:document>
 </file>
 
+<file path=word/endnotes.xml><?xml version="1.0" encoding="utf-8"?>
+<w:endnotes xmlns:wpc="http://schemas.microsoft.com/office/word/2010/wordprocessingCanvas" xmlns:cx="http://schemas.microsoft.com/office/drawing/2014/chartex" xmlns:cx1="http://schemas.microsoft.com/office/drawing/2015/9/8/chartex" xmlns:cx2="http://schemas.microsoft.com/office/drawing/2015/10/21/chartex" xmlns:cx3="http://schemas.microsoft.com/office/drawing/2016/5/9/chartex" xmlns:cx4="http://schemas.microsoft.com/office/drawing/2016/5/10/chartex" xmlns:cx5="http://schemas.microsoft.com/office/drawing/2016/5/11/chartex" xmlns:cx6="http://schemas.microsoft.com/office/drawing/2016/5/12/chartex" xmlns:cx7="http://schemas.microsoft.com/office/drawing/2016/5/13/chartex" xmlns:cx8="http://schemas.microsoft.com/office/drawing/2016/5/14/chartex" xmlns:mc="http://schemas.openxmlformats.org/markup-compatibility/2006" xmlns:aink="http://schemas.microsoft.com/office/drawing/2016/ink" xmlns:am3d="http://schemas.microsoft.com/office/drawing/2017/model3d" xmlns:o="urn:schemas-microsoft-com:office:office" xmlns:oel="http://schemas.microsoft.com/office/2019/extlst" xmlns:r="http://schemas.openxmlformats.org/officeDocument/2006/relationships" xmlns:m="http://schemas.openxmlformats.org/officeDocument/2006/math" xmlns:v="urn:schemas-microsoft-com:vml" xmlns:wp14="http://schemas.microsoft.com/office/word/2010/wordprocessingDrawing" xmlns:wp="http://schemas.openxmlformats.org/drawingml/2006/wordprocessingDrawing" xmlns:w10="urn:schemas-microsoft-com:office:word" xmlns:w="http://schemas.openxmlformats.org/wordprocessingml/2006/main" xmlns:w14="http://schemas.microsoft.com/office/word/2010/wordml" xmlns:w15="http://schemas.microsoft.com/office/word/2012/wordml" xmlns:w16cex="http://schemas.microsoft.com/office/word/2018/wordml/cex" xmlns:w16cid="http://schemas.microsoft.com/office/word/2016/wordml/cid" xmlns:w16="http://schemas.microsoft.com/office/word/2018/wordml" xmlns:w16du="http://schemas.microsoft.com/office/word/2023/wordml/word16du" xmlns:w16sdtdh="http://schemas.microsoft.com/office/word/2020/wordml/sdtdatahash" xmlns:w16sdtfl="http://schemas.microsoft.com/office/word/2024/wordml/sdtformatlock" xmlns:w16se="http://schemas.microsoft.com/office/word/2015/wordml/symex" xmlns:wpg="http://schemas.microsoft.com/office/word/2010/wordprocessingGroup" xmlns:wpi="http://schemas.microsoft.com/office/word/2010/wordprocessingInk" xmlns:wne="http://schemas.microsoft.com/office/word/2006/wordml" xmlns:wps="http://schemas.microsoft.com/office/word/2010/wordprocessingShape" mc:Ignorable="w14 w15 w16se w16cid w16 w16cex w16sdtdh w16sdtfl w16du wp14">
+  <w:endnote w:type="separator" w:id="-1">
+    <w:p>
+      <w:pPr>
+        <w:spacing w:after="0" w:line="240" w:lineRule="auto"/>
+      </w:pPr>
+      <w:r>
+        <w:separator/>
+      </w:r>
+    </w:p>
+  </w:endnote>
+  <w:endnote w:type="continuationSeparator" w:id="0">
+    <w:p>
+      <w:pPr>
+        <w:spacing w:after="0" w:line="240" w:lineRule="auto"/>
+      </w:pPr>
+      <w:r>
+        <w:continuationSeparator/>
+      </w:r>
+    </w:p>
+  </w:endnote>
+</w:endnotes>
+</file>
+
+<file path=word/footer1.xml><?xml version="1.0" encoding="utf-8"?>
+<w:ftr xmlns:wpc="http://schemas.microsoft.com/office/word/2010/wordprocessingCanvas" xmlns:cx="http://schemas.microsoft.com/office/drawing/2014/chartex" xmlns:cx1="http://schemas.microsoft.com/office/drawing/2015/9/8/chartex" xmlns:cx2="http://schemas.microsoft.com/office/drawing/2015/10/21/chartex" xmlns:cx3="http://schemas.microsoft.com/office/drawing/2016/5/9/chartex" xmlns:cx4="http://schemas.microsoft.com/office/drawing/2016/5/10/chartex" xmlns:cx5="http://schemas.microsoft.com/office/drawing/2016/5/11/chartex" xmlns:cx6="http://schemas.microsoft.com/office/drawing/2016/5/12/chartex" xmlns:cx7="http://schemas.microsoft.com/office/drawing/2016/5/13/chartex" xmlns:cx8="http://schemas.microsoft.com/office/drawing/2016/5/14/chartex" xmlns:mc="http://schemas.openxmlformats.org/markup-compatibility/2006" xmlns:aink="http://schemas.microsoft.com/office/drawing/2016/ink" xmlns:am3d="http://schemas.microsoft.com/office/drawing/2017/model3d" xmlns:o="urn:schemas-microsoft-com:office:office" xmlns:oel="http://schemas.microsoft.com/office/2019/extlst" xmlns:r="http://schemas.openxmlformats.org/officeDocument/2006/relationships" xmlns:m="http://schemas.openxmlformats.org/officeDocument/2006/math" xmlns:v="urn:schemas-microsoft-com:vml" xmlns:wp14="http://schemas.microsoft.com/office/word/2010/wordprocessingDrawing" xmlns:wp="http://schemas.openxmlformats.org/drawingml/2006/wordprocessingDrawing" xmlns:w10="urn:schemas-microsoft-com:office:word" xmlns:w="http://schemas.openxmlformats.org/wordprocessingml/2006/main" xmlns:w14="http://schemas.microsoft.com/office/word/2010/wordml" xmlns:w15="http://schemas.microsoft.com/office/word/2012/wordml" xmlns:w16cex="http://schemas.microsoft.com/office/word/2018/wordml/cex" xmlns:w16cid="http://schemas.microsoft.com/office/word/2016/wordml/cid" xmlns:w16="http://schemas.microsoft.com/office/word/2018/wordml" xmlns:w16du="http://schemas.microsoft.com/office/word/2023/wordml/word16du" xmlns:w16sdtdh="http://schemas.microsoft.com/office/word/2020/wordml/sdtdatahash" xmlns:w16sdtfl="http://schemas.microsoft.com/office/word/2024/wordml/sdtformatlock" xmlns:w16se="http://schemas.microsoft.com/office/word/2015/wordml/symex" xmlns:wpg="http://schemas.microsoft.com/office/word/2010/wordprocessingGroup" xmlns:wpi="http://schemas.microsoft.com/office/word/2010/wordprocessingInk" xmlns:wne="http://schemas.microsoft.com/office/word/2006/wordml" xmlns:wps="http://schemas.microsoft.com/office/word/2010/wordprocessingShape" mc:Ignorable="w14 w15 w16se w16cid w16 w16cex w16sdtdh w16sdtfl w16du wp14">
+  <w:sdt>
+    <w:sdtPr>
+      <w:id w:val="837965528"/>
+      <w:docPartObj>
+        <w:docPartGallery w:val="Page Numbers (Bottom of Page)"/>
+        <w:docPartUnique/>
+      </w:docPartObj>
+    </w:sdtPr>
+    <w:sdtEndPr>
+      <w:rPr>
+        <w:noProof/>
+      </w:rPr>
+    </w:sdtEndPr>
+    <w:sdtContent>
+      <w:p>
+        <w:pPr>
+          <w:pStyle w:val="Footer"/>
+        </w:pPr>
+        <w:r>
+          <w:fldChar w:fldCharType="begin"/>
+        </w:r>
+        <w:r>
+          <w:instrText xml:space="preserve"> PAGE   \* MERGEFORMAT </w:instrText>
+        </w:r>
+        <w:r>
+          <w:fldChar w:fldCharType="separate"/>
+        </w:r>
+        <w:r>
+          <w:rPr>
+            <w:noProof/>
+          </w:rPr>
+          <w:t>2</w:t>
+        </w:r>
+        <w:r>
+          <w:rPr>
+            <w:noProof/>
+          </w:rPr>
+          <w:fldChar w:fldCharType="end"/>
+        </w:r>
+      </w:p>
+    </w:sdtContent>
+  </w:sdt>
+  <w:p>
+    <w:pPr>
+      <w:pStyle w:val="Footer"/>
+    </w:pPr>
+  </w:p>
+</w:ftr>
+</file>
+
+<file path=word/footnotes.xml><?xml version="1.0" encoding="utf-8"?>
+<w:footnotes xmlns:wpc="http://schemas.microsoft.com/office/word/2010/wordprocessingCanvas" xmlns:cx="http://schemas.microsoft.com/office/drawing/2014/chartex" xmlns:cx1="http://schemas.microsoft.com/office/drawing/2015/9/8/chartex" xmlns:cx2="http://schemas.microsoft.com/office/drawing/2015/10/21/chartex" xmlns:cx3="http://schemas.microsoft.com/office/drawing/2016/5/9/chartex" xmlns:cx4="http://schemas.microsoft.com/office/drawing/2016/5/10/chartex" xmlns:cx5="http://schemas.microsoft.com/office/drawing/2016/5/11/chartex" xmlns:cx6="http://schemas.microsoft.com/office/drawing/2016/5/12/chartex" xmlns:cx7="http://schemas.microsoft.com/office/drawing/2016/5/13/chartex" xmlns:cx8="http://schemas.microsoft.com/office/drawing/2016/5/14/chartex" xmlns:mc="http://schemas.openxmlformats.org/markup-compatibility/2006" xmlns:aink="http://schemas.microsoft.com/office/drawing/2016/ink" xmlns:am3d="http://schemas.microsoft.com/office/drawing/2017/model3d" xmlns:o="urn:schemas-microsoft-com:office:office" xmlns:oel="http://schemas.microsoft.com/office/2019/extlst" xmlns:r="http://schemas.openxmlformats.org/officeDocument/2006/relationships" xmlns:m="http://schemas.openxmlformats.org/officeDocument/2006/math" xmlns:v="urn:schemas-microsoft-com:vml" xmlns:wp14="http://schemas.microsoft.com/office/word/2010/wordprocessingDrawing" xmlns:wp="http://schemas.openxmlformats.org/drawingml/2006/wordprocessingDrawing" xmlns:w10="urn:schemas-microsoft-com:office:word" xmlns:w="http://schemas.openxmlformats.org/wordprocessingml/2006/main" xmlns:w14="http://schemas.microsoft.com/office/word/2010/wordml" xmlns:w15="http://schemas.microsoft.com/office/word/2012/wordml" xmlns:w16cex="http://schemas.microsoft.com/office/word/2018/wordml/cex" xmlns:w16cid="http://schemas.microsoft.com/office/word/2016/wordml/cid" xmlns:w16="http://schemas.microsoft.com/office/word/2018/wordml" xmlns:w16du="http://schemas.microsoft.com/office/word/2023/wordml/word16du" xmlns:w16sdtdh="http://schemas.microsoft.com/office/word/2020/wordml/sdtdatahash" xmlns:w16sdtfl="http://schemas.microsoft.com/office/word/2024/wordml/sdtformatlock" xmlns:w16se="http://schemas.microsoft.com/office/word/2015/wordml/symex" xmlns:wpg="http://schemas.microsoft.com/office/word/2010/wordprocessingGroup" xmlns:wpi="http://schemas.microsoft.com/office/word/2010/wordprocessingInk" xmlns:wne="http://schemas.microsoft.com/office/word/2006/wordml" xmlns:wps="http://schemas.microsoft.com/office/word/2010/wordprocessingShape" mc:Ignorable="w14 w15 w16se w16cid w16 w16cex w16sdtdh w16sdtfl w16du wp14">
+  <w:footnote w:type="separator" w:id="-1">
+    <w:p>
+      <w:pPr>
+        <w:spacing w:after="0" w:line="240" w:lineRule="auto"/>
+      </w:pPr>
+      <w:r>
+        <w:separator/>
+      </w:r>
+    </w:p>
+  </w:footnote>
+  <w:footnote w:type="continuationSeparator" w:id="0">
+    <w:p>
+      <w:pPr>
+        <w:spacing w:after="0" w:line="240" w:lineRule="auto"/>
+      </w:pPr>
+      <w:r>
+        <w:continuationSeparator/>
+      </w:r>
+    </w:p>
+  </w:footnote>
+</w:footnotes>
+</file>
+
 <file path=word/numbering.xml><?xml version="1.0" encoding="utf-8"?>
 <w:numbering xmlns:wpc="http://schemas.microsoft.com/office/word/2010/wordprocessingCanvas" xmlns:cx="http://schemas.microsoft.com/office/drawing/2014/chartex" xmlns:cx1="http://schemas.microsoft.com/office/drawing/2015/9/8/chartex" xmlns:cx2="http://schemas.microsoft.com/office/drawing/2015/10/21/chartex" xmlns:cx3="http://schemas.microsoft.com/office/drawing/2016/5/9/chartex" xmlns:cx4="http://schemas.microsoft.com/office/drawing/2016/5/10/chartex" xmlns:cx5="http://schemas.microsoft.com/office/drawing/2016/5/11/chartex" xmlns:cx6="http://schemas.microsoft.com/office/drawing/2016/5/12/chartex" xmlns:cx7="http://schemas.microsoft.com/office/drawing/2016/5/13/chartex" xmlns:cx8="http://schemas.microsoft.com/office/drawing/2016/5/14/chartex" xmlns:mc="http://schemas.openxmlformats.org/markup-compatibility/2006" xmlns:aink="http://schemas.microsoft.com/office/drawing/2016/ink" xmlns:am3d="http://schemas.microsoft.com/office/drawing/2017/model3d" xmlns:o="urn:schemas-microsoft-com:office:office" xmlns:oel="http://schemas.microsoft.com/office/2019/extlst" xmlns:r="http://schemas.openxmlformats.org/officeDocument/2006/relationships" xmlns:m="http://schemas.openxmlformats.org/officeDocument/2006/math" xmlns:v="urn:schemas-microsoft-com:vml" xmlns:wp14="http://schemas.microsoft.com/office/word/2010/wordprocessingDrawing" xmlns:wp="http://schemas.openxmlformats.org/drawingml/2006/wordprocessingDrawing" xmlns:w10="urn:schemas-microsoft-com:office:word" xmlns:w="http://schemas.openxmlformats.org/wordprocessingml/2006/main" xmlns:w14="http://schemas.microsoft.com/office/word/2010/wordml" xmlns:w15="http://schemas.microsoft.com/office/word/2012/wordml" xmlns:w16cex="http://schemas.microsoft.com/office/word/2018/wordml/cex" xmlns:w16cid="http://schemas.microsoft.com/office/word/2016/wordml/cid" xmlns:w16="http://schemas.microsoft.com/office/word/2018/wordml" xmlns:w16du="http://schemas.microsoft.com/office/word/2023/wordml/word16du" xmlns:w16sdtdh="http://schemas.microsoft.com/office/word/2020/wordml/sdtdatahash" xmlns:w16sdtfl="http://schemas.microsoft.com/office/word/2024/wordml/sdtformatlock" xmlns:w16se="http://schemas.microsoft.com/office/word/2015/wordml/symex" xmlns:wpg="http://schemas.microsoft.com/office/word/2010/wordprocessingGroup" xmlns:wpi="http://schemas.microsoft.com/office/word/2010/wordprocessingInk" xmlns:wne="http://schemas.microsoft.com/office/word/2006/wordml" xmlns:wps="http://schemas.microsoft.com/office/word/2010/wordprocessingShape" mc:Ignorable="w14 w15 w16se w16cid w16 w16cex w16sdtdh w16sdtfl w16du wp14">
+  <w:numPicBullet w:numPicBulletId="0">
+    <w:pict>
+      <v:rect id="_x0000_i1025" style="width:0;height:1.5pt" o:hralign="center" o:bullet="t" o:hrstd="t" o:hr="t" fillcolor="#a0a0a0" stroked="f"/>
+    </w:pict>
+  </w:numPicBullet>
   <w:abstractNum w:abstractNumId="0" w15:restartNumberingAfterBreak="0">
     <w:nsid w:val="0162472B"/>
     <w:multiLevelType w:val="multilevel"/>
@@ -8214,6 +8161,62 @@
       <w:ind w:left="220"/>
     </w:pPr>
   </w:style>
+  <w:style w:type="paragraph" w:styleId="Header">
+    <w:name w:val="header"/>
+    <w:basedOn w:val="Normal"/>
+    <w:link w:val="HeaderChar"/>
+    <w:uiPriority w:val="99"/>
+    <w:unhideWhenUsed/>
+    <w:rsid w:val="00392D93"/>
+    <w:pPr>
+      <w:tabs>
+        <w:tab w:val="center" w:pos="4513"/>
+        <w:tab w:val="right" w:pos="9026"/>
+      </w:tabs>
+      <w:spacing w:after="0" w:line="240" w:lineRule="auto"/>
+    </w:pPr>
+  </w:style>
+  <w:style w:type="character" w:customStyle="1" w:styleId="HeaderChar">
+    <w:name w:val="Header Char"/>
+    <w:basedOn w:val="DefaultParagraphFont"/>
+    <w:link w:val="Header"/>
+    <w:uiPriority w:val="99"/>
+    <w:rsid w:val="00392D93"/>
+  </w:style>
+  <w:style w:type="paragraph" w:styleId="Footer">
+    <w:name w:val="footer"/>
+    <w:basedOn w:val="Normal"/>
+    <w:link w:val="FooterChar"/>
+    <w:uiPriority w:val="99"/>
+    <w:unhideWhenUsed/>
+    <w:rsid w:val="00392D93"/>
+    <w:pPr>
+      <w:tabs>
+        <w:tab w:val="center" w:pos="4513"/>
+        <w:tab w:val="right" w:pos="9026"/>
+      </w:tabs>
+      <w:spacing w:after="0" w:line="240" w:lineRule="auto"/>
+    </w:pPr>
+  </w:style>
+  <w:style w:type="character" w:customStyle="1" w:styleId="FooterChar">
+    <w:name w:val="Footer Char"/>
+    <w:basedOn w:val="DefaultParagraphFont"/>
+    <w:link w:val="Footer"/>
+    <w:uiPriority w:val="99"/>
+    <w:rsid w:val="00392D93"/>
+  </w:style>
+  <w:style w:type="character" w:styleId="UnresolvedMention">
+    <w:name w:val="Unresolved Mention"/>
+    <w:basedOn w:val="DefaultParagraphFont"/>
+    <w:uiPriority w:val="99"/>
+    <w:semiHidden/>
+    <w:unhideWhenUsed/>
+    <w:rsid w:val="00517EF1"/>
+    <w:rPr>
+      <w:color w:val="605E5C"/>
+      <w:shd w:val="clear" w:color="auto" w:fill="E1DFDD"/>
+    </w:rPr>
+  </w:style>
 </w:styles>
 </file>
 

--- a/Documentation/report.docx
+++ b/Documentation/report.docx
@@ -239,7 +239,7 @@
               <w:szCs w:val="32"/>
             </w:rPr>
           </w:pPr>
-          <w:bookmarkStart w:id="0" w:name="_Toc224738215"/>
+          <w:bookmarkStart w:id="0" w:name="_Toc225150102"/>
           <w:r>
             <w:rPr>
               <w:rStyle w:val="Heading1Char"/>
@@ -271,7 +271,7 @@
               <w:szCs w:val="32"/>
             </w:rPr>
           </w:pPr>
-          <w:bookmarkStart w:id="1" w:name="_Toc224738216"/>
+          <w:bookmarkStart w:id="1" w:name="_Toc225150103"/>
           <w:r>
             <w:rPr>
               <w:sz w:val="32"/>
@@ -290,42 +290,35 @@
         </w:p>
         <w:p>
           <w:r>
-            <w:t>Small and medium-sized enterprises (SMEs) face a growing volume of targeted cyberattacks, with recent reports indicating that 59% experience breaches annually</w:t>
+            <w:t>Small and medium-sized enterprises (SMEs) face a growing volume of targeted cyberattacks but frequently lack the capital for dedicated Security Operations Centres (SOCs) or enterprise-grade SIEMs. While many implement open-source intrusion detection systems, they often struggle to interpret the complex, raw technical logs generated. The purpose of this project was to develop S.I.R.A. (Security Incident Response Assistant), an affordable, LLM-powered incident response dashboard designed to bridge this cybersecurity expertise gap.</w:t>
           </w:r>
           <w:r>
             <w:t xml:space="preserve"> </w:t>
           </w:r>
-          <w:r>
-            <w:rPr>
-              <w:b/>
-              <w:bCs/>
-            </w:rPr>
-            <w:t>[1]</w:t>
-          </w:r>
-          <w:r>
-            <w:t>. Despite this, SMEs frequently lack the capital for dedicated Security Operations Centres (SOCs) or enterprise-grade SIEMs. While many implement open-source intrusion detection systems like Snort, they struggle to interpret the complex, raw technical logs generated. This report details the development of S.I.R.A. (Security Incident Response Assistant), an affordable, LLM-powered incident response dashboard designed to bridge this expertise gap.</w:t>
-          </w:r>
         </w:p>
         <w:p>
           <w:r>
-            <w:t xml:space="preserve">The report explores the system's architecture, which integrates a Python-based log watcher with Google’s Gemini 1.5 Flash API and </w:t>
+            <w:t>The system integrates a log watcher with a large language model (Google Gemini) and a real-time cloud database. To guarantee data privacy and address cloud security concerns, a rigorous two-tier security pipeline was implemented. Raw logs undergo local regex sanitisation to strip Personally Identifiable Information (PII) prior to AI analysis, and all incident records are subsequently secured via AES encryption before transmission. A React-based frontend then displays this data, utilising dynamic AI personas to tailor the technical depth of mitigation playbooks based on specific user roles.</w:t>
           </w:r>
-          <w:proofErr w:type="spellStart"/>
           <w:r>
-            <w:t>Firestore</w:t>
-          </w:r>
-          <w:proofErr w:type="spellEnd"/>
-          <w:r>
-            <w:t xml:space="preserve"> for real-time data synchronisation. To guarantee data privacy, the implementation features a strict two-tier security pipeline: raw logs undergo local regex sanitisation to strip Personally Identifiable Information (PII) prior to LLM analysis, ensuring no sensitive data is processed by the AI. Subsequently, all incident records and AI summaries are secured via Fernet AES encryption before being transmitted to the cloud database. A React-based frontend then decrypts and translates this data into an intuitive dashboard, leveraging dynamic AI personas to tailor the technical depth of mitigation playbooks for Business Owners, Junior IT staff, or SOC Analysts.</w:t>
-          </w:r>
-        </w:p>
-        <w:p>
-          <w:r>
-            <w:t>Following the software development lifecycle, the report justifies the technology stack, details the system design, and highlights key engineering challenges overcome during implementation. Finally, the application is rigorously evaluated through security assessments and User Acceptance Testing (UAT). The report concludes with a critical project post-mortem, proving that S.I.R.A. successfully simplifies incident management while proposing future enhancements such as JWT authentication and automated firewall integration.</w:t>
+            <w:t xml:space="preserve"> </w:t>
           </w:r>
         </w:p>
       </w:sdtContent>
     </w:sdt>
+    <w:p>
+      <w:r>
+        <w:t>Rigorous security assessments and User Acceptance Testing (UAT) demonstrated that the localised pre-processing pipeline successfully prevented sensitive data exposure to the LLM. Furthermore, the dynamic AI personas successfully translated complex security alerts into plain-English summaries, accurate risk scores, and actionable mitigation steps. The system allowed non-technical users, such as business owners, to confidently understand and address threats, while still providing sufficient technical depth for IT and SOC analysts.</w:t>
+      </w:r>
+      <w:r>
+        <w:t xml:space="preserve"> </w:t>
+      </w:r>
+    </w:p>
+    <w:p>
+      <w:r>
+        <w:t>The S.I.R.A. dashboard successfully simplifies incident management for SMEs. The project proves the viability and effectiveness of combining localised data sanitisation with cloud-based Large Language Models to deliver a secure, accessible, and cost-effective cybersecurity solution.</w:t>
+      </w:r>
+    </w:p>
     <w:sdt>
       <w:sdtPr>
         <w:rPr>
@@ -382,7 +375,7 @@
           <w:r>
             <w:fldChar w:fldCharType="separate"/>
           </w:r>
-          <w:hyperlink w:anchor="_Toc224738215" w:history="1">
+          <w:hyperlink w:anchor="_Toc225150102" w:history="1">
             <w:r>
               <w:rPr>
                 <w:rStyle w:val="Hyperlink"/>
@@ -409,7 +402,7 @@
                 <w:noProof/>
                 <w:webHidden/>
               </w:rPr>
-              <w:instrText xml:space="preserve"> PAGEREF _Toc224738215 \h </w:instrText>
+              <w:instrText xml:space="preserve"> PAGEREF _Toc225150102 \h </w:instrText>
             </w:r>
             <w:r>
               <w:rPr>
@@ -456,7 +449,7 @@
               <w14:ligatures w14:val="standardContextual"/>
             </w:rPr>
           </w:pPr>
-          <w:hyperlink w:anchor="_Toc224738216" w:history="1">
+          <w:hyperlink w:anchor="_Toc225150103" w:history="1">
             <w:r>
               <w:rPr>
                 <w:rStyle w:val="Hyperlink"/>
@@ -483,7 +476,7 @@
                 <w:noProof/>
                 <w:webHidden/>
               </w:rPr>
-              <w:instrText xml:space="preserve"> PAGEREF _Toc224738216 \h </w:instrText>
+              <w:instrText xml:space="preserve"> PAGEREF _Toc225150103 \h </w:instrText>
             </w:r>
             <w:r>
               <w:rPr>
@@ -530,7 +523,7 @@
               <w14:ligatures w14:val="standardContextual"/>
             </w:rPr>
           </w:pPr>
-          <w:hyperlink w:anchor="_Toc224738217" w:history="1">
+          <w:hyperlink w:anchor="_Toc225150104" w:history="1">
             <w:r>
               <w:rPr>
                 <w:rStyle w:val="Hyperlink"/>
@@ -557,7 +550,7 @@
                 <w:noProof/>
                 <w:webHidden/>
               </w:rPr>
-              <w:instrText xml:space="preserve"> PAGEREF _Toc224738217 \h </w:instrText>
+              <w:instrText xml:space="preserve"> PAGEREF _Toc225150104 \h </w:instrText>
             </w:r>
             <w:r>
               <w:rPr>
@@ -604,7 +597,7 @@
               <w14:ligatures w14:val="standardContextual"/>
             </w:rPr>
           </w:pPr>
-          <w:hyperlink w:anchor="_Toc224738218" w:history="1">
+          <w:hyperlink w:anchor="_Toc225150105" w:history="1">
             <w:r>
               <w:rPr>
                 <w:rStyle w:val="Hyperlink"/>
@@ -631,7 +624,7 @@
                 <w:noProof/>
                 <w:webHidden/>
               </w:rPr>
-              <w:instrText xml:space="preserve"> PAGEREF _Toc224738218 \h </w:instrText>
+              <w:instrText xml:space="preserve"> PAGEREF _Toc225150105 \h </w:instrText>
             </w:r>
             <w:r>
               <w:rPr>
@@ -678,13 +671,13 @@
               <w14:ligatures w14:val="standardContextual"/>
             </w:rPr>
           </w:pPr>
-          <w:hyperlink w:anchor="_Toc224738219" w:history="1">
+          <w:hyperlink w:anchor="_Toc225150106" w:history="1">
             <w:r>
               <w:rPr>
                 <w:rStyle w:val="Hyperlink"/>
                 <w:noProof/>
               </w:rPr>
-              <w:t>1. Introduction (~1,000 words)</w:t>
+              <w:t>1. Introduction</w:t>
             </w:r>
             <w:r>
               <w:rPr>
@@ -705,7 +698,7 @@
                 <w:noProof/>
                 <w:webHidden/>
               </w:rPr>
-              <w:instrText xml:space="preserve"> PAGEREF _Toc224738219 \h </w:instrText>
+              <w:instrText xml:space="preserve"> PAGEREF _Toc225150106 \h </w:instrText>
             </w:r>
             <w:r>
               <w:rPr>
@@ -752,7 +745,7 @@
               <w14:ligatures w14:val="standardContextual"/>
             </w:rPr>
           </w:pPr>
-          <w:hyperlink w:anchor="_Toc224738220" w:history="1">
+          <w:hyperlink w:anchor="_Toc225150107" w:history="1">
             <w:r>
               <w:rPr>
                 <w:rStyle w:val="Hyperlink"/>
@@ -779,7 +772,7 @@
                 <w:noProof/>
                 <w:webHidden/>
               </w:rPr>
-              <w:instrText xml:space="preserve"> PAGEREF _Toc224738220 \h </w:instrText>
+              <w:instrText xml:space="preserve"> PAGEREF _Toc225150107 \h </w:instrText>
             </w:r>
             <w:r>
               <w:rPr>
@@ -826,7 +819,7 @@
               <w14:ligatures w14:val="standardContextual"/>
             </w:rPr>
           </w:pPr>
-          <w:hyperlink w:anchor="_Toc224738221" w:history="1">
+          <w:hyperlink w:anchor="_Toc225150108" w:history="1">
             <w:r>
               <w:rPr>
                 <w:rStyle w:val="Hyperlink"/>
@@ -853,7 +846,7 @@
                 <w:noProof/>
                 <w:webHidden/>
               </w:rPr>
-              <w:instrText xml:space="preserve"> PAGEREF _Toc224738221 \h </w:instrText>
+              <w:instrText xml:space="preserve"> PAGEREF _Toc225150108 \h </w:instrText>
             </w:r>
             <w:r>
               <w:rPr>
@@ -873,7 +866,7 @@
                 <w:noProof/>
                 <w:webHidden/>
               </w:rPr>
-              <w:t>3</w:t>
+              <w:t>4</w:t>
             </w:r>
             <w:r>
               <w:rPr>
@@ -900,7 +893,7 @@
               <w14:ligatures w14:val="standardContextual"/>
             </w:rPr>
           </w:pPr>
-          <w:hyperlink w:anchor="_Toc224738222" w:history="1">
+          <w:hyperlink w:anchor="_Toc225150109" w:history="1">
             <w:r>
               <w:rPr>
                 <w:rStyle w:val="Hyperlink"/>
@@ -927,7 +920,7 @@
                 <w:noProof/>
                 <w:webHidden/>
               </w:rPr>
-              <w:instrText xml:space="preserve"> PAGEREF _Toc224738222 \h </w:instrText>
+              <w:instrText xml:space="preserve"> PAGEREF _Toc225150109 \h </w:instrText>
             </w:r>
             <w:r>
               <w:rPr>
@@ -947,7 +940,232 @@
                 <w:noProof/>
                 <w:webHidden/>
               </w:rPr>
-              <w:t>3</w:t>
+              <w:t>4</w:t>
+            </w:r>
+            <w:r>
+              <w:rPr>
+                <w:noProof/>
+                <w:webHidden/>
+              </w:rPr>
+              <w:fldChar w:fldCharType="end"/>
+            </w:r>
+          </w:hyperlink>
+        </w:p>
+        <w:p>
+          <w:pPr>
+            <w:pStyle w:val="TOC3"/>
+            <w:tabs>
+              <w:tab w:val="right" w:leader="dot" w:pos="9016"/>
+            </w:tabs>
+            <w:rPr>
+              <w:rFonts w:eastAsiaTheme="minorEastAsia"/>
+              <w:noProof/>
+              <w:kern w:val="2"/>
+              <w:sz w:val="24"/>
+              <w:szCs w:val="24"/>
+              <w:lang w:eastAsia="en-GB"/>
+              <w14:ligatures w14:val="standardContextual"/>
+            </w:rPr>
+          </w:pPr>
+          <w:hyperlink w:anchor="_Toc225150110" w:history="1">
+            <w:r>
+              <w:rPr>
+                <w:rStyle w:val="Hyperlink"/>
+                <w:rFonts w:asciiTheme="majorHAnsi" w:hAnsiTheme="majorHAnsi" w:cstheme="majorHAnsi"/>
+                <w:noProof/>
+              </w:rPr>
+              <w:t>1.3.1 Project Rationale</w:t>
+            </w:r>
+            <w:r>
+              <w:rPr>
+                <w:noProof/>
+                <w:webHidden/>
+              </w:rPr>
+              <w:tab/>
+            </w:r>
+            <w:r>
+              <w:rPr>
+                <w:noProof/>
+                <w:webHidden/>
+              </w:rPr>
+              <w:fldChar w:fldCharType="begin"/>
+            </w:r>
+            <w:r>
+              <w:rPr>
+                <w:noProof/>
+                <w:webHidden/>
+              </w:rPr>
+              <w:instrText xml:space="preserve"> PAGEREF _Toc225150110 \h </w:instrText>
+            </w:r>
+            <w:r>
+              <w:rPr>
+                <w:noProof/>
+                <w:webHidden/>
+              </w:rPr>
+            </w:r>
+            <w:r>
+              <w:rPr>
+                <w:noProof/>
+                <w:webHidden/>
+              </w:rPr>
+              <w:fldChar w:fldCharType="separate"/>
+            </w:r>
+            <w:r>
+              <w:rPr>
+                <w:noProof/>
+                <w:webHidden/>
+              </w:rPr>
+              <w:t>4</w:t>
+            </w:r>
+            <w:r>
+              <w:rPr>
+                <w:noProof/>
+                <w:webHidden/>
+              </w:rPr>
+              <w:fldChar w:fldCharType="end"/>
+            </w:r>
+          </w:hyperlink>
+        </w:p>
+        <w:p>
+          <w:pPr>
+            <w:pStyle w:val="TOC3"/>
+            <w:tabs>
+              <w:tab w:val="right" w:leader="dot" w:pos="9016"/>
+            </w:tabs>
+            <w:rPr>
+              <w:rFonts w:eastAsiaTheme="minorEastAsia"/>
+              <w:noProof/>
+              <w:kern w:val="2"/>
+              <w:sz w:val="24"/>
+              <w:szCs w:val="24"/>
+              <w:lang w:eastAsia="en-GB"/>
+              <w14:ligatures w14:val="standardContextual"/>
+            </w:rPr>
+          </w:pPr>
+          <w:hyperlink w:anchor="_Toc225150111" w:history="1">
+            <w:r>
+              <w:rPr>
+                <w:rStyle w:val="Hyperlink"/>
+                <w:rFonts w:asciiTheme="majorHAnsi" w:hAnsiTheme="majorHAnsi" w:cstheme="majorHAnsi"/>
+                <w:noProof/>
+              </w:rPr>
+              <w:t>1.3.2 Aim</w:t>
+            </w:r>
+            <w:r>
+              <w:rPr>
+                <w:noProof/>
+                <w:webHidden/>
+              </w:rPr>
+              <w:tab/>
+            </w:r>
+            <w:r>
+              <w:rPr>
+                <w:noProof/>
+                <w:webHidden/>
+              </w:rPr>
+              <w:fldChar w:fldCharType="begin"/>
+            </w:r>
+            <w:r>
+              <w:rPr>
+                <w:noProof/>
+                <w:webHidden/>
+              </w:rPr>
+              <w:instrText xml:space="preserve"> PAGEREF _Toc225150111 \h </w:instrText>
+            </w:r>
+            <w:r>
+              <w:rPr>
+                <w:noProof/>
+                <w:webHidden/>
+              </w:rPr>
+            </w:r>
+            <w:r>
+              <w:rPr>
+                <w:noProof/>
+                <w:webHidden/>
+              </w:rPr>
+              <w:fldChar w:fldCharType="separate"/>
+            </w:r>
+            <w:r>
+              <w:rPr>
+                <w:noProof/>
+                <w:webHidden/>
+              </w:rPr>
+              <w:t>5</w:t>
+            </w:r>
+            <w:r>
+              <w:rPr>
+                <w:noProof/>
+                <w:webHidden/>
+              </w:rPr>
+              <w:fldChar w:fldCharType="end"/>
+            </w:r>
+          </w:hyperlink>
+        </w:p>
+        <w:p>
+          <w:pPr>
+            <w:pStyle w:val="TOC3"/>
+            <w:tabs>
+              <w:tab w:val="right" w:leader="dot" w:pos="9016"/>
+            </w:tabs>
+            <w:rPr>
+              <w:rFonts w:eastAsiaTheme="minorEastAsia"/>
+              <w:noProof/>
+              <w:kern w:val="2"/>
+              <w:sz w:val="24"/>
+              <w:szCs w:val="24"/>
+              <w:lang w:eastAsia="en-GB"/>
+              <w14:ligatures w14:val="standardContextual"/>
+            </w:rPr>
+          </w:pPr>
+          <w:hyperlink w:anchor="_Toc225150112" w:history="1">
+            <w:r>
+              <w:rPr>
+                <w:rStyle w:val="Hyperlink"/>
+                <w:rFonts w:asciiTheme="majorHAnsi" w:hAnsiTheme="majorHAnsi" w:cstheme="majorHAnsi"/>
+                <w:noProof/>
+              </w:rPr>
+              <w:t>1.3.3 Objectives</w:t>
+            </w:r>
+            <w:r>
+              <w:rPr>
+                <w:noProof/>
+                <w:webHidden/>
+              </w:rPr>
+              <w:tab/>
+            </w:r>
+            <w:r>
+              <w:rPr>
+                <w:noProof/>
+                <w:webHidden/>
+              </w:rPr>
+              <w:fldChar w:fldCharType="begin"/>
+            </w:r>
+            <w:r>
+              <w:rPr>
+                <w:noProof/>
+                <w:webHidden/>
+              </w:rPr>
+              <w:instrText xml:space="preserve"> PAGEREF _Toc225150112 \h </w:instrText>
+            </w:r>
+            <w:r>
+              <w:rPr>
+                <w:noProof/>
+                <w:webHidden/>
+              </w:rPr>
+            </w:r>
+            <w:r>
+              <w:rPr>
+                <w:noProof/>
+                <w:webHidden/>
+              </w:rPr>
+              <w:fldChar w:fldCharType="separate"/>
+            </w:r>
+            <w:r>
+              <w:rPr>
+                <w:noProof/>
+                <w:webHidden/>
+              </w:rPr>
+              <w:t>5</w:t>
             </w:r>
             <w:r>
               <w:rPr>
@@ -974,7 +1192,7 @@
               <w14:ligatures w14:val="standardContextual"/>
             </w:rPr>
           </w:pPr>
-          <w:hyperlink w:anchor="_Toc224738223" w:history="1">
+          <w:hyperlink w:anchor="_Toc225150113" w:history="1">
             <w:r>
               <w:rPr>
                 <w:rStyle w:val="Hyperlink"/>
@@ -1001,7 +1219,7 @@
                 <w:noProof/>
                 <w:webHidden/>
               </w:rPr>
-              <w:instrText xml:space="preserve"> PAGEREF _Toc224738223 \h </w:instrText>
+              <w:instrText xml:space="preserve"> PAGEREF _Toc225150113 \h </w:instrText>
             </w:r>
             <w:r>
               <w:rPr>
@@ -1021,7 +1239,232 @@
                 <w:noProof/>
                 <w:webHidden/>
               </w:rPr>
-              <w:t>3</w:t>
+              <w:t>5</w:t>
+            </w:r>
+            <w:r>
+              <w:rPr>
+                <w:noProof/>
+                <w:webHidden/>
+              </w:rPr>
+              <w:fldChar w:fldCharType="end"/>
+            </w:r>
+          </w:hyperlink>
+        </w:p>
+        <w:p>
+          <w:pPr>
+            <w:pStyle w:val="TOC3"/>
+            <w:tabs>
+              <w:tab w:val="right" w:leader="dot" w:pos="9016"/>
+            </w:tabs>
+            <w:rPr>
+              <w:rFonts w:eastAsiaTheme="minorEastAsia"/>
+              <w:noProof/>
+              <w:kern w:val="2"/>
+              <w:sz w:val="24"/>
+              <w:szCs w:val="24"/>
+              <w:lang w:eastAsia="en-GB"/>
+              <w14:ligatures w14:val="standardContextual"/>
+            </w:rPr>
+          </w:pPr>
+          <w:hyperlink w:anchor="_Toc225150114" w:history="1">
+            <w:r>
+              <w:rPr>
+                <w:rStyle w:val="Hyperlink"/>
+                <w:rFonts w:asciiTheme="majorHAnsi" w:hAnsiTheme="majorHAnsi" w:cstheme="majorHAnsi"/>
+                <w:noProof/>
+              </w:rPr>
+              <w:t>1.4.1 In-Scope</w:t>
+            </w:r>
+            <w:r>
+              <w:rPr>
+                <w:noProof/>
+                <w:webHidden/>
+              </w:rPr>
+              <w:tab/>
+            </w:r>
+            <w:r>
+              <w:rPr>
+                <w:noProof/>
+                <w:webHidden/>
+              </w:rPr>
+              <w:fldChar w:fldCharType="begin"/>
+            </w:r>
+            <w:r>
+              <w:rPr>
+                <w:noProof/>
+                <w:webHidden/>
+              </w:rPr>
+              <w:instrText xml:space="preserve"> PAGEREF _Toc225150114 \h </w:instrText>
+            </w:r>
+            <w:r>
+              <w:rPr>
+                <w:noProof/>
+                <w:webHidden/>
+              </w:rPr>
+            </w:r>
+            <w:r>
+              <w:rPr>
+                <w:noProof/>
+                <w:webHidden/>
+              </w:rPr>
+              <w:fldChar w:fldCharType="separate"/>
+            </w:r>
+            <w:r>
+              <w:rPr>
+                <w:noProof/>
+                <w:webHidden/>
+              </w:rPr>
+              <w:t>5</w:t>
+            </w:r>
+            <w:r>
+              <w:rPr>
+                <w:noProof/>
+                <w:webHidden/>
+              </w:rPr>
+              <w:fldChar w:fldCharType="end"/>
+            </w:r>
+          </w:hyperlink>
+        </w:p>
+        <w:p>
+          <w:pPr>
+            <w:pStyle w:val="TOC3"/>
+            <w:tabs>
+              <w:tab w:val="right" w:leader="dot" w:pos="9016"/>
+            </w:tabs>
+            <w:rPr>
+              <w:rFonts w:eastAsiaTheme="minorEastAsia"/>
+              <w:noProof/>
+              <w:kern w:val="2"/>
+              <w:sz w:val="24"/>
+              <w:szCs w:val="24"/>
+              <w:lang w:eastAsia="en-GB"/>
+              <w14:ligatures w14:val="standardContextual"/>
+            </w:rPr>
+          </w:pPr>
+          <w:hyperlink w:anchor="_Toc225150115" w:history="1">
+            <w:r>
+              <w:rPr>
+                <w:rStyle w:val="Hyperlink"/>
+                <w:rFonts w:asciiTheme="majorHAnsi" w:hAnsiTheme="majorHAnsi" w:cstheme="majorHAnsi"/>
+                <w:noProof/>
+              </w:rPr>
+              <w:t>1.4.2 Out-of-Scope (Exclusions)</w:t>
+            </w:r>
+            <w:r>
+              <w:rPr>
+                <w:noProof/>
+                <w:webHidden/>
+              </w:rPr>
+              <w:tab/>
+            </w:r>
+            <w:r>
+              <w:rPr>
+                <w:noProof/>
+                <w:webHidden/>
+              </w:rPr>
+              <w:fldChar w:fldCharType="begin"/>
+            </w:r>
+            <w:r>
+              <w:rPr>
+                <w:noProof/>
+                <w:webHidden/>
+              </w:rPr>
+              <w:instrText xml:space="preserve"> PAGEREF _Toc225150115 \h </w:instrText>
+            </w:r>
+            <w:r>
+              <w:rPr>
+                <w:noProof/>
+                <w:webHidden/>
+              </w:rPr>
+            </w:r>
+            <w:r>
+              <w:rPr>
+                <w:noProof/>
+                <w:webHidden/>
+              </w:rPr>
+              <w:fldChar w:fldCharType="separate"/>
+            </w:r>
+            <w:r>
+              <w:rPr>
+                <w:noProof/>
+                <w:webHidden/>
+              </w:rPr>
+              <w:t>5</w:t>
+            </w:r>
+            <w:r>
+              <w:rPr>
+                <w:noProof/>
+                <w:webHidden/>
+              </w:rPr>
+              <w:fldChar w:fldCharType="end"/>
+            </w:r>
+          </w:hyperlink>
+        </w:p>
+        <w:p>
+          <w:pPr>
+            <w:pStyle w:val="TOC3"/>
+            <w:tabs>
+              <w:tab w:val="right" w:leader="dot" w:pos="9016"/>
+            </w:tabs>
+            <w:rPr>
+              <w:rFonts w:eastAsiaTheme="minorEastAsia"/>
+              <w:noProof/>
+              <w:kern w:val="2"/>
+              <w:sz w:val="24"/>
+              <w:szCs w:val="24"/>
+              <w:lang w:eastAsia="en-GB"/>
+              <w14:ligatures w14:val="standardContextual"/>
+            </w:rPr>
+          </w:pPr>
+          <w:hyperlink w:anchor="_Toc225150116" w:history="1">
+            <w:r>
+              <w:rPr>
+                <w:rStyle w:val="Hyperlink"/>
+                <w:rFonts w:asciiTheme="majorHAnsi" w:hAnsiTheme="majorHAnsi" w:cstheme="majorHAnsi"/>
+                <w:noProof/>
+              </w:rPr>
+              <w:t>1.4.3 Technical Constraints</w:t>
+            </w:r>
+            <w:r>
+              <w:rPr>
+                <w:noProof/>
+                <w:webHidden/>
+              </w:rPr>
+              <w:tab/>
+            </w:r>
+            <w:r>
+              <w:rPr>
+                <w:noProof/>
+                <w:webHidden/>
+              </w:rPr>
+              <w:fldChar w:fldCharType="begin"/>
+            </w:r>
+            <w:r>
+              <w:rPr>
+                <w:noProof/>
+                <w:webHidden/>
+              </w:rPr>
+              <w:instrText xml:space="preserve"> PAGEREF _Toc225150116 \h </w:instrText>
+            </w:r>
+            <w:r>
+              <w:rPr>
+                <w:noProof/>
+                <w:webHidden/>
+              </w:rPr>
+            </w:r>
+            <w:r>
+              <w:rPr>
+                <w:noProof/>
+                <w:webHidden/>
+              </w:rPr>
+              <w:fldChar w:fldCharType="separate"/>
+            </w:r>
+            <w:r>
+              <w:rPr>
+                <w:noProof/>
+                <w:webHidden/>
+              </w:rPr>
+              <w:t>6</w:t>
             </w:r>
             <w:r>
               <w:rPr>
@@ -1048,7 +1491,7 @@
               <w14:ligatures w14:val="standardContextual"/>
             </w:rPr>
           </w:pPr>
-          <w:hyperlink w:anchor="_Toc224738224" w:history="1">
+          <w:hyperlink w:anchor="_Toc225150117" w:history="1">
             <w:r>
               <w:rPr>
                 <w:rStyle w:val="Hyperlink"/>
@@ -1075,7 +1518,7 @@
                 <w:noProof/>
                 <w:webHidden/>
               </w:rPr>
-              <w:instrText xml:space="preserve"> PAGEREF _Toc224738224 \h </w:instrText>
+              <w:instrText xml:space="preserve"> PAGEREF _Toc225150117 \h </w:instrText>
             </w:r>
             <w:r>
               <w:rPr>
@@ -1095,7 +1538,7 @@
                 <w:noProof/>
                 <w:webHidden/>
               </w:rPr>
-              <w:t>3</w:t>
+              <w:t>6</w:t>
             </w:r>
             <w:r>
               <w:rPr>
@@ -1122,7 +1565,7 @@
               <w14:ligatures w14:val="standardContextual"/>
             </w:rPr>
           </w:pPr>
-          <w:hyperlink w:anchor="_Toc224738225" w:history="1">
+          <w:hyperlink w:anchor="_Toc225150118" w:history="1">
             <w:r>
               <w:rPr>
                 <w:rStyle w:val="Hyperlink"/>
@@ -1149,7 +1592,7 @@
                 <w:noProof/>
                 <w:webHidden/>
               </w:rPr>
-              <w:instrText xml:space="preserve"> PAGEREF _Toc224738225 \h </w:instrText>
+              <w:instrText xml:space="preserve"> PAGEREF _Toc225150118 \h </w:instrText>
             </w:r>
             <w:r>
               <w:rPr>
@@ -1169,7 +1612,7 @@
                 <w:noProof/>
                 <w:webHidden/>
               </w:rPr>
-              <w:t>3</w:t>
+              <w:t>6</w:t>
             </w:r>
             <w:r>
               <w:rPr>
@@ -1196,7 +1639,7 @@
               <w14:ligatures w14:val="standardContextual"/>
             </w:rPr>
           </w:pPr>
-          <w:hyperlink w:anchor="_Toc224738226" w:history="1">
+          <w:hyperlink w:anchor="_Toc225150119" w:history="1">
             <w:r>
               <w:rPr>
                 <w:rStyle w:val="Hyperlink"/>
@@ -1223,7 +1666,7 @@
                 <w:noProof/>
                 <w:webHidden/>
               </w:rPr>
-              <w:instrText xml:space="preserve"> PAGEREF _Toc224738226 \h </w:instrText>
+              <w:instrText xml:space="preserve"> PAGEREF _Toc225150119 \h </w:instrText>
             </w:r>
             <w:r>
               <w:rPr>
@@ -1243,7 +1686,7 @@
                 <w:noProof/>
                 <w:webHidden/>
               </w:rPr>
-              <w:t>3</w:t>
+              <w:t>6</w:t>
             </w:r>
             <w:r>
               <w:rPr>
@@ -1270,7 +1713,7 @@
               <w14:ligatures w14:val="standardContextual"/>
             </w:rPr>
           </w:pPr>
-          <w:hyperlink w:anchor="_Toc224738227" w:history="1">
+          <w:hyperlink w:anchor="_Toc225150120" w:history="1">
             <w:r>
               <w:rPr>
                 <w:rStyle w:val="Hyperlink"/>
@@ -1297,7 +1740,7 @@
                 <w:noProof/>
                 <w:webHidden/>
               </w:rPr>
-              <w:instrText xml:space="preserve"> PAGEREF _Toc224738227 \h </w:instrText>
+              <w:instrText xml:space="preserve"> PAGEREF _Toc225150120 \h </w:instrText>
             </w:r>
             <w:r>
               <w:rPr>
@@ -1317,7 +1760,7 @@
                 <w:noProof/>
                 <w:webHidden/>
               </w:rPr>
-              <w:t>3</w:t>
+              <w:t>6</w:t>
             </w:r>
             <w:r>
               <w:rPr>
@@ -1344,7 +1787,7 @@
               <w14:ligatures w14:val="standardContextual"/>
             </w:rPr>
           </w:pPr>
-          <w:hyperlink w:anchor="_Toc224738228" w:history="1">
+          <w:hyperlink w:anchor="_Toc225150121" w:history="1">
             <w:r>
               <w:rPr>
                 <w:rStyle w:val="Hyperlink"/>
@@ -1371,7 +1814,7 @@
                 <w:noProof/>
                 <w:webHidden/>
               </w:rPr>
-              <w:instrText xml:space="preserve"> PAGEREF _Toc224738228 \h </w:instrText>
+              <w:instrText xml:space="preserve"> PAGEREF _Toc225150121 \h </w:instrText>
             </w:r>
             <w:r>
               <w:rPr>
@@ -1391,7 +1834,7 @@
                 <w:noProof/>
                 <w:webHidden/>
               </w:rPr>
-              <w:t>3</w:t>
+              <w:t>6</w:t>
             </w:r>
             <w:r>
               <w:rPr>
@@ -1418,7 +1861,7 @@
               <w14:ligatures w14:val="standardContextual"/>
             </w:rPr>
           </w:pPr>
-          <w:hyperlink w:anchor="_Toc224738229" w:history="1">
+          <w:hyperlink w:anchor="_Toc225150122" w:history="1">
             <w:r>
               <w:rPr>
                 <w:rStyle w:val="Hyperlink"/>
@@ -1445,7 +1888,7 @@
                 <w:noProof/>
                 <w:webHidden/>
               </w:rPr>
-              <w:instrText xml:space="preserve"> PAGEREF _Toc224738229 \h </w:instrText>
+              <w:instrText xml:space="preserve"> PAGEREF _Toc225150122 \h </w:instrText>
             </w:r>
             <w:r>
               <w:rPr>
@@ -1465,7 +1908,7 @@
                 <w:noProof/>
                 <w:webHidden/>
               </w:rPr>
-              <w:t>4</w:t>
+              <w:t>6</w:t>
             </w:r>
             <w:r>
               <w:rPr>
@@ -1492,7 +1935,7 @@
               <w14:ligatures w14:val="standardContextual"/>
             </w:rPr>
           </w:pPr>
-          <w:hyperlink w:anchor="_Toc224738230" w:history="1">
+          <w:hyperlink w:anchor="_Toc225150123" w:history="1">
             <w:r>
               <w:rPr>
                 <w:rStyle w:val="Hyperlink"/>
@@ -1519,7 +1962,7 @@
                 <w:noProof/>
                 <w:webHidden/>
               </w:rPr>
-              <w:instrText xml:space="preserve"> PAGEREF _Toc224738230 \h </w:instrText>
+              <w:instrText xml:space="preserve"> PAGEREF _Toc225150123 \h </w:instrText>
             </w:r>
             <w:r>
               <w:rPr>
@@ -1539,7 +1982,7 @@
                 <w:noProof/>
                 <w:webHidden/>
               </w:rPr>
-              <w:t>4</w:t>
+              <w:t>7</w:t>
             </w:r>
             <w:r>
               <w:rPr>
@@ -1566,7 +2009,7 @@
               <w14:ligatures w14:val="standardContextual"/>
             </w:rPr>
           </w:pPr>
-          <w:hyperlink w:anchor="_Toc224738231" w:history="1">
+          <w:hyperlink w:anchor="_Toc225150124" w:history="1">
             <w:r>
               <w:rPr>
                 <w:rStyle w:val="Hyperlink"/>
@@ -1593,7 +2036,7 @@
                 <w:noProof/>
                 <w:webHidden/>
               </w:rPr>
-              <w:instrText xml:space="preserve"> PAGEREF _Toc224738231 \h </w:instrText>
+              <w:instrText xml:space="preserve"> PAGEREF _Toc225150124 \h </w:instrText>
             </w:r>
             <w:r>
               <w:rPr>
@@ -1613,7 +2056,7 @@
                 <w:noProof/>
                 <w:webHidden/>
               </w:rPr>
-              <w:t>4</w:t>
+              <w:t>7</w:t>
             </w:r>
             <w:r>
               <w:rPr>
@@ -1640,7 +2083,7 @@
               <w14:ligatures w14:val="standardContextual"/>
             </w:rPr>
           </w:pPr>
-          <w:hyperlink w:anchor="_Toc224738232" w:history="1">
+          <w:hyperlink w:anchor="_Toc225150125" w:history="1">
             <w:r>
               <w:rPr>
                 <w:rStyle w:val="Hyperlink"/>
@@ -1667,7 +2110,7 @@
                 <w:noProof/>
                 <w:webHidden/>
               </w:rPr>
-              <w:instrText xml:space="preserve"> PAGEREF _Toc224738232 \h </w:instrText>
+              <w:instrText xml:space="preserve"> PAGEREF _Toc225150125 \h </w:instrText>
             </w:r>
             <w:r>
               <w:rPr>
@@ -1687,7 +2130,7 @@
                 <w:noProof/>
                 <w:webHidden/>
               </w:rPr>
-              <w:t>4</w:t>
+              <w:t>7</w:t>
             </w:r>
             <w:r>
               <w:rPr>
@@ -1714,7 +2157,7 @@
               <w14:ligatures w14:val="standardContextual"/>
             </w:rPr>
           </w:pPr>
-          <w:hyperlink w:anchor="_Toc224738233" w:history="1">
+          <w:hyperlink w:anchor="_Toc225150126" w:history="1">
             <w:r>
               <w:rPr>
                 <w:rStyle w:val="Hyperlink"/>
@@ -1741,7 +2184,7 @@
                 <w:noProof/>
                 <w:webHidden/>
               </w:rPr>
-              <w:instrText xml:space="preserve"> PAGEREF _Toc224738233 \h </w:instrText>
+              <w:instrText xml:space="preserve"> PAGEREF _Toc225150126 \h </w:instrText>
             </w:r>
             <w:r>
               <w:rPr>
@@ -1761,7 +2204,7 @@
                 <w:noProof/>
                 <w:webHidden/>
               </w:rPr>
-              <w:t>4</w:t>
+              <w:t>7</w:t>
             </w:r>
             <w:r>
               <w:rPr>
@@ -1788,7 +2231,7 @@
               <w14:ligatures w14:val="standardContextual"/>
             </w:rPr>
           </w:pPr>
-          <w:hyperlink w:anchor="_Toc224738234" w:history="1">
+          <w:hyperlink w:anchor="_Toc225150127" w:history="1">
             <w:r>
               <w:rPr>
                 <w:rStyle w:val="Hyperlink"/>
@@ -1815,7 +2258,7 @@
                 <w:noProof/>
                 <w:webHidden/>
               </w:rPr>
-              <w:instrText xml:space="preserve"> PAGEREF _Toc224738234 \h </w:instrText>
+              <w:instrText xml:space="preserve"> PAGEREF _Toc225150127 \h </w:instrText>
             </w:r>
             <w:r>
               <w:rPr>
@@ -1835,7 +2278,7 @@
                 <w:noProof/>
                 <w:webHidden/>
               </w:rPr>
-              <w:t>4</w:t>
+              <w:t>7</w:t>
             </w:r>
             <w:r>
               <w:rPr>
@@ -1862,7 +2305,7 @@
               <w14:ligatures w14:val="standardContextual"/>
             </w:rPr>
           </w:pPr>
-          <w:hyperlink w:anchor="_Toc224738235" w:history="1">
+          <w:hyperlink w:anchor="_Toc225150128" w:history="1">
             <w:r>
               <w:rPr>
                 <w:rStyle w:val="Hyperlink"/>
@@ -1889,7 +2332,7 @@
                 <w:noProof/>
                 <w:webHidden/>
               </w:rPr>
-              <w:instrText xml:space="preserve"> PAGEREF _Toc224738235 \h </w:instrText>
+              <w:instrText xml:space="preserve"> PAGEREF _Toc225150128 \h </w:instrText>
             </w:r>
             <w:r>
               <w:rPr>
@@ -1909,7 +2352,7 @@
                 <w:noProof/>
                 <w:webHidden/>
               </w:rPr>
-              <w:t>4</w:t>
+              <w:t>7</w:t>
             </w:r>
             <w:r>
               <w:rPr>
@@ -1936,7 +2379,7 @@
               <w14:ligatures w14:val="standardContextual"/>
             </w:rPr>
           </w:pPr>
-          <w:hyperlink w:anchor="_Toc224738236" w:history="1">
+          <w:hyperlink w:anchor="_Toc225150129" w:history="1">
             <w:r>
               <w:rPr>
                 <w:rStyle w:val="Hyperlink"/>
@@ -1963,7 +2406,7 @@
                 <w:noProof/>
                 <w:webHidden/>
               </w:rPr>
-              <w:instrText xml:space="preserve"> PAGEREF _Toc224738236 \h </w:instrText>
+              <w:instrText xml:space="preserve"> PAGEREF _Toc225150129 \h </w:instrText>
             </w:r>
             <w:r>
               <w:rPr>
@@ -1983,7 +2426,7 @@
                 <w:noProof/>
                 <w:webHidden/>
               </w:rPr>
-              <w:t>4</w:t>
+              <w:t>7</w:t>
             </w:r>
             <w:r>
               <w:rPr>
@@ -2010,7 +2453,7 @@
               <w14:ligatures w14:val="standardContextual"/>
             </w:rPr>
           </w:pPr>
-          <w:hyperlink w:anchor="_Toc224738237" w:history="1">
+          <w:hyperlink w:anchor="_Toc225150130" w:history="1">
             <w:r>
               <w:rPr>
                 <w:rStyle w:val="Hyperlink"/>
@@ -2037,7 +2480,7 @@
                 <w:noProof/>
                 <w:webHidden/>
               </w:rPr>
-              <w:instrText xml:space="preserve"> PAGEREF _Toc224738237 \h </w:instrText>
+              <w:instrText xml:space="preserve"> PAGEREF _Toc225150130 \h </w:instrText>
             </w:r>
             <w:r>
               <w:rPr>
@@ -2057,7 +2500,7 @@
                 <w:noProof/>
                 <w:webHidden/>
               </w:rPr>
-              <w:t>4</w:t>
+              <w:t>7</w:t>
             </w:r>
             <w:r>
               <w:rPr>
@@ -2084,7 +2527,7 @@
               <w14:ligatures w14:val="standardContextual"/>
             </w:rPr>
           </w:pPr>
-          <w:hyperlink w:anchor="_Toc224738238" w:history="1">
+          <w:hyperlink w:anchor="_Toc225150131" w:history="1">
             <w:r>
               <w:rPr>
                 <w:rStyle w:val="Hyperlink"/>
@@ -2111,7 +2554,7 @@
                 <w:noProof/>
                 <w:webHidden/>
               </w:rPr>
-              <w:instrText xml:space="preserve"> PAGEREF _Toc224738238 \h </w:instrText>
+              <w:instrText xml:space="preserve"> PAGEREF _Toc225150131 \h </w:instrText>
             </w:r>
             <w:r>
               <w:rPr>
@@ -2131,7 +2574,7 @@
                 <w:noProof/>
                 <w:webHidden/>
               </w:rPr>
-              <w:t>4</w:t>
+              <w:t>7</w:t>
             </w:r>
             <w:r>
               <w:rPr>
@@ -2158,7 +2601,7 @@
               <w14:ligatures w14:val="standardContextual"/>
             </w:rPr>
           </w:pPr>
-          <w:hyperlink w:anchor="_Toc224738239" w:history="1">
+          <w:hyperlink w:anchor="_Toc225150132" w:history="1">
             <w:r>
               <w:rPr>
                 <w:rStyle w:val="Hyperlink"/>
@@ -2185,7 +2628,7 @@
                 <w:noProof/>
                 <w:webHidden/>
               </w:rPr>
-              <w:instrText xml:space="preserve"> PAGEREF _Toc224738239 \h </w:instrText>
+              <w:instrText xml:space="preserve"> PAGEREF _Toc225150132 \h </w:instrText>
             </w:r>
             <w:r>
               <w:rPr>
@@ -2205,7 +2648,7 @@
                 <w:noProof/>
                 <w:webHidden/>
               </w:rPr>
-              <w:t>4</w:t>
+              <w:t>7</w:t>
             </w:r>
             <w:r>
               <w:rPr>
@@ -2232,7 +2675,7 @@
               <w14:ligatures w14:val="standardContextual"/>
             </w:rPr>
           </w:pPr>
-          <w:hyperlink w:anchor="_Toc224738240" w:history="1">
+          <w:hyperlink w:anchor="_Toc225150133" w:history="1">
             <w:r>
               <w:rPr>
                 <w:rStyle w:val="Hyperlink"/>
@@ -2259,7 +2702,7 @@
                 <w:noProof/>
                 <w:webHidden/>
               </w:rPr>
-              <w:instrText xml:space="preserve"> PAGEREF _Toc224738240 \h </w:instrText>
+              <w:instrText xml:space="preserve"> PAGEREF _Toc225150133 \h </w:instrText>
             </w:r>
             <w:r>
               <w:rPr>
@@ -2279,7 +2722,7 @@
                 <w:noProof/>
                 <w:webHidden/>
               </w:rPr>
-              <w:t>4</w:t>
+              <w:t>7</w:t>
             </w:r>
             <w:r>
               <w:rPr>
@@ -2306,7 +2749,7 @@
               <w14:ligatures w14:val="standardContextual"/>
             </w:rPr>
           </w:pPr>
-          <w:hyperlink w:anchor="_Toc224738241" w:history="1">
+          <w:hyperlink w:anchor="_Toc225150134" w:history="1">
             <w:r>
               <w:rPr>
                 <w:rStyle w:val="Hyperlink"/>
@@ -2333,7 +2776,7 @@
                 <w:noProof/>
                 <w:webHidden/>
               </w:rPr>
-              <w:instrText xml:space="preserve"> PAGEREF _Toc224738241 \h </w:instrText>
+              <w:instrText xml:space="preserve"> PAGEREF _Toc225150134 \h </w:instrText>
             </w:r>
             <w:r>
               <w:rPr>
@@ -2353,7 +2796,7 @@
                 <w:noProof/>
                 <w:webHidden/>
               </w:rPr>
-              <w:t>4</w:t>
+              <w:t>7</w:t>
             </w:r>
             <w:r>
               <w:rPr>
@@ -2380,7 +2823,7 @@
               <w14:ligatures w14:val="standardContextual"/>
             </w:rPr>
           </w:pPr>
-          <w:hyperlink w:anchor="_Toc224738242" w:history="1">
+          <w:hyperlink w:anchor="_Toc225150135" w:history="1">
             <w:r>
               <w:rPr>
                 <w:rStyle w:val="Hyperlink"/>
@@ -2407,7 +2850,7 @@
                 <w:noProof/>
                 <w:webHidden/>
               </w:rPr>
-              <w:instrText xml:space="preserve"> PAGEREF _Toc224738242 \h </w:instrText>
+              <w:instrText xml:space="preserve"> PAGEREF _Toc225150135 \h </w:instrText>
             </w:r>
             <w:r>
               <w:rPr>
@@ -2427,7 +2870,7 @@
                 <w:noProof/>
                 <w:webHidden/>
               </w:rPr>
-              <w:t>5</w:t>
+              <w:t>7</w:t>
             </w:r>
             <w:r>
               <w:rPr>
@@ -2454,7 +2897,7 @@
               <w14:ligatures w14:val="standardContextual"/>
             </w:rPr>
           </w:pPr>
-          <w:hyperlink w:anchor="_Toc224738243" w:history="1">
+          <w:hyperlink w:anchor="_Toc225150136" w:history="1">
             <w:r>
               <w:rPr>
                 <w:rStyle w:val="Hyperlink"/>
@@ -2481,7 +2924,7 @@
                 <w:noProof/>
                 <w:webHidden/>
               </w:rPr>
-              <w:instrText xml:space="preserve"> PAGEREF _Toc224738243 \h </w:instrText>
+              <w:instrText xml:space="preserve"> PAGEREF _Toc225150136 \h </w:instrText>
             </w:r>
             <w:r>
               <w:rPr>
@@ -2501,7 +2944,7 @@
                 <w:noProof/>
                 <w:webHidden/>
               </w:rPr>
-              <w:t>5</w:t>
+              <w:t>8</w:t>
             </w:r>
             <w:r>
               <w:rPr>
@@ -2528,7 +2971,7 @@
               <w14:ligatures w14:val="standardContextual"/>
             </w:rPr>
           </w:pPr>
-          <w:hyperlink w:anchor="_Toc224738244" w:history="1">
+          <w:hyperlink w:anchor="_Toc225150137" w:history="1">
             <w:r>
               <w:rPr>
                 <w:rStyle w:val="Hyperlink"/>
@@ -2555,7 +2998,7 @@
                 <w:noProof/>
                 <w:webHidden/>
               </w:rPr>
-              <w:instrText xml:space="preserve"> PAGEREF _Toc224738244 \h </w:instrText>
+              <w:instrText xml:space="preserve"> PAGEREF _Toc225150137 \h </w:instrText>
             </w:r>
             <w:r>
               <w:rPr>
@@ -2575,7 +3018,7 @@
                 <w:noProof/>
                 <w:webHidden/>
               </w:rPr>
-              <w:t>5</w:t>
+              <w:t>8</w:t>
             </w:r>
             <w:r>
               <w:rPr>
@@ -2602,7 +3045,7 @@
               <w14:ligatures w14:val="standardContextual"/>
             </w:rPr>
           </w:pPr>
-          <w:hyperlink w:anchor="_Toc224738245" w:history="1">
+          <w:hyperlink w:anchor="_Toc225150138" w:history="1">
             <w:r>
               <w:rPr>
                 <w:rStyle w:val="Hyperlink"/>
@@ -2629,7 +3072,7 @@
                 <w:noProof/>
                 <w:webHidden/>
               </w:rPr>
-              <w:instrText xml:space="preserve"> PAGEREF _Toc224738245 \h </w:instrText>
+              <w:instrText xml:space="preserve"> PAGEREF _Toc225150138 \h </w:instrText>
             </w:r>
             <w:r>
               <w:rPr>
@@ -2649,7 +3092,7 @@
                 <w:noProof/>
                 <w:webHidden/>
               </w:rPr>
-              <w:t>5</w:t>
+              <w:t>8</w:t>
             </w:r>
             <w:r>
               <w:rPr>
@@ -2676,7 +3119,7 @@
               <w14:ligatures w14:val="standardContextual"/>
             </w:rPr>
           </w:pPr>
-          <w:hyperlink w:anchor="_Toc224738246" w:history="1">
+          <w:hyperlink w:anchor="_Toc225150139" w:history="1">
             <w:r>
               <w:rPr>
                 <w:rStyle w:val="Hyperlink"/>
@@ -2703,7 +3146,7 @@
                 <w:noProof/>
                 <w:webHidden/>
               </w:rPr>
-              <w:instrText xml:space="preserve"> PAGEREF _Toc224738246 \h </w:instrText>
+              <w:instrText xml:space="preserve"> PAGEREF _Toc225150139 \h </w:instrText>
             </w:r>
             <w:r>
               <w:rPr>
@@ -2723,7 +3166,7 @@
                 <w:noProof/>
                 <w:webHidden/>
               </w:rPr>
-              <w:t>5</w:t>
+              <w:t>8</w:t>
             </w:r>
             <w:r>
               <w:rPr>
@@ -2750,7 +3193,7 @@
               <w14:ligatures w14:val="standardContextual"/>
             </w:rPr>
           </w:pPr>
-          <w:hyperlink w:anchor="_Toc224738247" w:history="1">
+          <w:hyperlink w:anchor="_Toc225150140" w:history="1">
             <w:r>
               <w:rPr>
                 <w:rStyle w:val="Hyperlink"/>
@@ -2777,7 +3220,7 @@
                 <w:noProof/>
                 <w:webHidden/>
               </w:rPr>
-              <w:instrText xml:space="preserve"> PAGEREF _Toc224738247 \h </w:instrText>
+              <w:instrText xml:space="preserve"> PAGEREF _Toc225150140 \h </w:instrText>
             </w:r>
             <w:r>
               <w:rPr>
@@ -2797,7 +3240,7 @@
                 <w:noProof/>
                 <w:webHidden/>
               </w:rPr>
-              <w:t>5</w:t>
+              <w:t>8</w:t>
             </w:r>
             <w:r>
               <w:rPr>
@@ -2824,7 +3267,7 @@
               <w14:ligatures w14:val="standardContextual"/>
             </w:rPr>
           </w:pPr>
-          <w:hyperlink w:anchor="_Toc224738248" w:history="1">
+          <w:hyperlink w:anchor="_Toc225150141" w:history="1">
             <w:r>
               <w:rPr>
                 <w:rStyle w:val="Hyperlink"/>
@@ -2851,7 +3294,7 @@
                 <w:noProof/>
                 <w:webHidden/>
               </w:rPr>
-              <w:instrText xml:space="preserve"> PAGEREF _Toc224738248 \h </w:instrText>
+              <w:instrText xml:space="preserve"> PAGEREF _Toc225150141 \h </w:instrText>
             </w:r>
             <w:r>
               <w:rPr>
@@ -2871,7 +3314,7 @@
                 <w:noProof/>
                 <w:webHidden/>
               </w:rPr>
-              <w:t>5</w:t>
+              <w:t>8</w:t>
             </w:r>
             <w:r>
               <w:rPr>
@@ -2898,7 +3341,7 @@
               <w14:ligatures w14:val="standardContextual"/>
             </w:rPr>
           </w:pPr>
-          <w:hyperlink w:anchor="_Toc224738249" w:history="1">
+          <w:hyperlink w:anchor="_Toc225150142" w:history="1">
             <w:r>
               <w:rPr>
                 <w:rStyle w:val="Hyperlink"/>
@@ -2925,7 +3368,7 @@
                 <w:noProof/>
                 <w:webHidden/>
               </w:rPr>
-              <w:instrText xml:space="preserve"> PAGEREF _Toc224738249 \h </w:instrText>
+              <w:instrText xml:space="preserve"> PAGEREF _Toc225150142 \h </w:instrText>
             </w:r>
             <w:r>
               <w:rPr>
@@ -2945,7 +3388,7 @@
                 <w:noProof/>
                 <w:webHidden/>
               </w:rPr>
-              <w:t>5</w:t>
+              <w:t>8</w:t>
             </w:r>
             <w:r>
               <w:rPr>
@@ -2972,7 +3415,7 @@
               <w14:ligatures w14:val="standardContextual"/>
             </w:rPr>
           </w:pPr>
-          <w:hyperlink w:anchor="_Toc224738250" w:history="1">
+          <w:hyperlink w:anchor="_Toc225150143" w:history="1">
             <w:r>
               <w:rPr>
                 <w:rStyle w:val="Hyperlink"/>
@@ -2999,7 +3442,7 @@
                 <w:noProof/>
                 <w:webHidden/>
               </w:rPr>
-              <w:instrText xml:space="preserve"> PAGEREF _Toc224738250 \h </w:instrText>
+              <w:instrText xml:space="preserve"> PAGEREF _Toc225150143 \h </w:instrText>
             </w:r>
             <w:r>
               <w:rPr>
@@ -3019,7 +3462,7 @@
                 <w:noProof/>
                 <w:webHidden/>
               </w:rPr>
-              <w:t>5</w:t>
+              <w:t>8</w:t>
             </w:r>
             <w:r>
               <w:rPr>
@@ -3046,7 +3489,7 @@
               <w14:ligatures w14:val="standardContextual"/>
             </w:rPr>
           </w:pPr>
-          <w:hyperlink w:anchor="_Toc224738251" w:history="1">
+          <w:hyperlink w:anchor="_Toc225150144" w:history="1">
             <w:r>
               <w:rPr>
                 <w:rStyle w:val="Hyperlink"/>
@@ -3073,7 +3516,7 @@
                 <w:noProof/>
                 <w:webHidden/>
               </w:rPr>
-              <w:instrText xml:space="preserve"> PAGEREF _Toc224738251 \h </w:instrText>
+              <w:instrText xml:space="preserve"> PAGEREF _Toc225150144 \h </w:instrText>
             </w:r>
             <w:r>
               <w:rPr>
@@ -3093,7 +3536,7 @@
                 <w:noProof/>
                 <w:webHidden/>
               </w:rPr>
-              <w:t>5</w:t>
+              <w:t>8</w:t>
             </w:r>
             <w:r>
               <w:rPr>
@@ -3120,7 +3563,7 @@
               <w14:ligatures w14:val="standardContextual"/>
             </w:rPr>
           </w:pPr>
-          <w:hyperlink w:anchor="_Toc224738252" w:history="1">
+          <w:hyperlink w:anchor="_Toc225150145" w:history="1">
             <w:r>
               <w:rPr>
                 <w:rStyle w:val="Hyperlink"/>
@@ -3147,7 +3590,7 @@
                 <w:noProof/>
                 <w:webHidden/>
               </w:rPr>
-              <w:instrText xml:space="preserve"> PAGEREF _Toc224738252 \h </w:instrText>
+              <w:instrText xml:space="preserve"> PAGEREF _Toc225150145 \h </w:instrText>
             </w:r>
             <w:r>
               <w:rPr>
@@ -3167,7 +3610,7 @@
                 <w:noProof/>
                 <w:webHidden/>
               </w:rPr>
-              <w:t>5</w:t>
+              <w:t>8</w:t>
             </w:r>
             <w:r>
               <w:rPr>
@@ -3194,7 +3637,7 @@
               <w14:ligatures w14:val="standardContextual"/>
             </w:rPr>
           </w:pPr>
-          <w:hyperlink w:anchor="_Toc224738253" w:history="1">
+          <w:hyperlink w:anchor="_Toc225150146" w:history="1">
             <w:r>
               <w:rPr>
                 <w:rStyle w:val="Hyperlink"/>
@@ -3221,7 +3664,7 @@
                 <w:noProof/>
                 <w:webHidden/>
               </w:rPr>
-              <w:instrText xml:space="preserve"> PAGEREF _Toc224738253 \h </w:instrText>
+              <w:instrText xml:space="preserve"> PAGEREF _Toc225150146 \h </w:instrText>
             </w:r>
             <w:r>
               <w:rPr>
@@ -3241,7 +3684,7 @@
                 <w:noProof/>
                 <w:webHidden/>
               </w:rPr>
-              <w:t>5</w:t>
+              <w:t>8</w:t>
             </w:r>
             <w:r>
               <w:rPr>
@@ -3268,7 +3711,7 @@
               <w14:ligatures w14:val="standardContextual"/>
             </w:rPr>
           </w:pPr>
-          <w:hyperlink w:anchor="_Toc224738254" w:history="1">
+          <w:hyperlink w:anchor="_Toc225150147" w:history="1">
             <w:r>
               <w:rPr>
                 <w:rStyle w:val="Hyperlink"/>
@@ -3295,7 +3738,7 @@
                 <w:noProof/>
                 <w:webHidden/>
               </w:rPr>
-              <w:instrText xml:space="preserve"> PAGEREF _Toc224738254 \h </w:instrText>
+              <w:instrText xml:space="preserve"> PAGEREF _Toc225150147 \h </w:instrText>
             </w:r>
             <w:r>
               <w:rPr>
@@ -3315,7 +3758,7 @@
                 <w:noProof/>
                 <w:webHidden/>
               </w:rPr>
-              <w:t>6</w:t>
+              <w:t>8</w:t>
             </w:r>
             <w:r>
               <w:rPr>
@@ -3342,7 +3785,7 @@
               <w14:ligatures w14:val="standardContextual"/>
             </w:rPr>
           </w:pPr>
-          <w:hyperlink w:anchor="_Toc224738255" w:history="1">
+          <w:hyperlink w:anchor="_Toc225150148" w:history="1">
             <w:r>
               <w:rPr>
                 <w:rStyle w:val="Hyperlink"/>
@@ -3369,7 +3812,7 @@
                 <w:noProof/>
                 <w:webHidden/>
               </w:rPr>
-              <w:instrText xml:space="preserve"> PAGEREF _Toc224738255 \h </w:instrText>
+              <w:instrText xml:space="preserve"> PAGEREF _Toc225150148 \h </w:instrText>
             </w:r>
             <w:r>
               <w:rPr>
@@ -3389,7 +3832,7 @@
                 <w:noProof/>
                 <w:webHidden/>
               </w:rPr>
-              <w:t>6</w:t>
+              <w:t>9</w:t>
             </w:r>
             <w:r>
               <w:rPr>
@@ -3416,7 +3859,7 @@
               <w14:ligatures w14:val="standardContextual"/>
             </w:rPr>
           </w:pPr>
-          <w:hyperlink w:anchor="_Toc224738256" w:history="1">
+          <w:hyperlink w:anchor="_Toc225150149" w:history="1">
             <w:r>
               <w:rPr>
                 <w:rStyle w:val="Hyperlink"/>
@@ -3443,7 +3886,7 @@
                 <w:noProof/>
                 <w:webHidden/>
               </w:rPr>
-              <w:instrText xml:space="preserve"> PAGEREF _Toc224738256 \h </w:instrText>
+              <w:instrText xml:space="preserve"> PAGEREF _Toc225150149 \h </w:instrText>
             </w:r>
             <w:r>
               <w:rPr>
@@ -3463,7 +3906,7 @@
                 <w:noProof/>
                 <w:webHidden/>
               </w:rPr>
-              <w:t>6</w:t>
+              <w:t>9</w:t>
             </w:r>
             <w:r>
               <w:rPr>
@@ -3489,7 +3932,7 @@
     <w:p>
       <w:r>
         <w:pict w14:anchorId="2105E11A">
-          <v:rect id="_x0000_i1035" style="width:0;height:1.5pt" o:hralign="center" o:bullet="t" o:hrstd="t" o:hr="t" fillcolor="#a0a0a0" stroked="f"/>
+          <v:rect id="_x0000_i1026" style="width:0;height:1.5pt" o:hralign="center" o:bullet="t" o:hrstd="t" o:hr="t" fillcolor="#a0a0a0" stroked="f"/>
         </w:pict>
       </w:r>
     </w:p>
@@ -3502,13 +3945,12 @@
           <w:szCs w:val="32"/>
         </w:rPr>
       </w:pPr>
-      <w:bookmarkStart w:id="2" w:name="_Toc224738217"/>
+      <w:bookmarkStart w:id="2" w:name="_Toc225150104"/>
       <w:r>
         <w:rPr>
           <w:sz w:val="32"/>
           <w:szCs w:val="32"/>
         </w:rPr>
-        <w:lastRenderedPageBreak/>
         <w:t>Word Count</w:t>
       </w:r>
       <w:bookmarkEnd w:id="2"/>
@@ -3533,7 +3975,7 @@
           <w:szCs w:val="32"/>
         </w:rPr>
       </w:pPr>
-      <w:bookmarkStart w:id="3" w:name="_Toc224738218"/>
+      <w:bookmarkStart w:id="3" w:name="_Toc225150105"/>
       <w:proofErr w:type="spellStart"/>
       <w:r>
         <w:rPr>
@@ -3560,7 +4002,7 @@
           <w:szCs w:val="32"/>
         </w:rPr>
       </w:pPr>
-      <w:bookmarkStart w:id="4" w:name="_Toc224738219"/>
+      <w:bookmarkStart w:id="4" w:name="_Toc225150106"/>
       <w:r>
         <w:rPr>
           <w:sz w:val="32"/>
@@ -3580,23 +4022,665 @@
           <w:sz w:val="32"/>
           <w:szCs w:val="32"/>
         </w:rPr>
-        <w:t xml:space="preserve"> Introduction (~1,000 words)</w:t>
+        <w:t xml:space="preserve"> Introduction</w:t>
       </w:r>
       <w:bookmarkEnd w:id="4"/>
     </w:p>
     <w:p>
-      <w:pPr>
+      <w:r>
+        <w:t>Small and medium-sized enterprises (SMEs) represent the backbone of the global economy, yet they are increasingly finding themselves on the frontline of a rapidly evolving cyber threat landscape. As digital transformation accelerates, so too does the attack surface available to malicious actors. This project details the design, development, and evaluation of S.I.R.A. (Security Incident Response Assistant), an affordable, AI-driven incident response dashboard designed specifically to empower SMEs to understand and remediate cyber threats without the need for an expensive in-house security team.</w:t>
+      </w:r>
+    </w:p>
+    <w:p>
+      <w:pPr>
+        <w:pStyle w:val="Heading2"/>
+        <w:rPr>
+          <w:sz w:val="28"/>
+          <w:szCs w:val="28"/>
+        </w:rPr>
+      </w:pPr>
+      <w:bookmarkStart w:id="5" w:name="_Toc225150107"/>
+      <w:r>
+        <w:rPr>
+          <w:sz w:val="28"/>
+          <w:szCs w:val="28"/>
+        </w:rPr>
+        <w:t>1.1 Background</w:t>
+      </w:r>
+      <w:bookmarkEnd w:id="5"/>
+    </w:p>
+    <w:p>
+      <w:r>
+        <w:t xml:space="preserve">Cyber threats are escalating globally at an unprecedented rate, causing severe financial and operational disruptions across all sectors. The sheer scale of this issue is significant, with recent research indicating that over 2,000 major data breaches are reported annually, incurring an average organisational cost exceeding $3.9 million per incident (Fadziso </w:t>
+      </w:r>
+      <w:r>
         <w:rPr>
           <w:i/>
           <w:iCs/>
         </w:rPr>
-      </w:pPr>
-      <w:r>
+        <w:t>et al.</w:t>
+      </w:r>
+      <w:r>
+        <w:t xml:space="preserve">, 2023). </w:t>
+      </w:r>
+    </w:p>
+    <w:p>
+      <w:r>
+        <w:t>As digital technology and network connectivity become increasingly integral to modern business operations, they simultaneously expand the attack surface available to malicious actors seeking illicit financial gain. The global economic impact of these malicious activities is profound, with the total cost of cybercrime now estimated in the trillions of dollars. While historically these sophisticated attacks were primarily directed at large-scale corporations, the continuous maturation of enterprise-level security has forced threat actors to strategically pivot towards softer, more vulnerable targets—most notably, small and medium-sized enterprises (SMEs)</w:t>
+      </w:r>
+      <w:r>
+        <w:t xml:space="preserve"> </w:t>
+      </w:r>
+      <w:r>
+        <w:t>(Saleem et al., 2017).</w:t>
+      </w:r>
+      <w:r>
+        <w:t xml:space="preserve"> </w:t>
+      </w:r>
+    </w:p>
+    <w:p>
+      <w:r>
+        <w:t>Despite this escalating threat environment, many small businesses operate under the dangerous misconception that their limited size renders them invisible to threat actors. This false sense of security is compounded by tangible operational constraints, including restricted cybersecurity budgets, a chronic shortage of in-house technical expertise, and an inability to afford enterprise-grade security auditing (Saleem et al., 2017). The consequences of these defensive shortfalls are severe and increasingly frequent. According to the latest industry data, 59% of SMEs experienced a cyberattack within a single twelve-month period (Hiscox Group, 2025). For an organisation with limited financial reserves, the impact of a successful breach</w:t>
+      </w:r>
+      <w:r>
+        <w:t xml:space="preserve"> (</w:t>
+      </w:r>
+      <w:r>
+        <w:t>often resulting in severe operational downtime, intellectual property theft, and hefty regulatory fines</w:t>
+      </w:r>
+      <w:r>
+        <w:t xml:space="preserve">) </w:t>
+      </w:r>
+      <w:r>
+        <w:t>can lead to highly uncertain futures and, in many cases, complete business failure.</w:t>
+      </w:r>
+    </w:p>
+    <w:p>
+      <w:pPr>
+        <w:pStyle w:val="Heading2"/>
+        <w:rPr>
+          <w:sz w:val="28"/>
+          <w:szCs w:val="28"/>
+        </w:rPr>
+      </w:pPr>
+      <w:bookmarkStart w:id="6" w:name="_Toc225150108"/>
+      <w:r>
+        <w:rPr>
+          <w:sz w:val="28"/>
+          <w:szCs w:val="28"/>
+        </w:rPr>
+        <w:lastRenderedPageBreak/>
+        <w:t>1.2 Problem Statement</w:t>
+      </w:r>
+      <w:bookmarkEnd w:id="6"/>
+    </w:p>
+    <w:p>
+      <w:r>
+        <w:t>Small and Medium-sized Enterprises (SMEs) fundamentally drive global economic growth, yet they operate at a severe disadvantage regarding cybersecurity when compared to larger organisations with well-established security infrastructures. A pervasive and dangerous cognitive bias amongst SME management</w:t>
+      </w:r>
+      <w:r>
+        <w:t xml:space="preserve"> (</w:t>
+      </w:r>
+      <w:r>
+        <w:t>identified in recent cyberpsychology research as the "illusion of invulnerability"</w:t>
+      </w:r>
+      <w:r>
+        <w:t xml:space="preserve">) </w:t>
+      </w:r>
+      <w:r>
+        <w:t>is the belief that their limited financial turnover and resources render them "too small" to be targeted by cybercriminals</w:t>
+      </w:r>
+      <w:r>
+        <w:t xml:space="preserve"> (Troublefield, 2025)</w:t>
+      </w:r>
+      <w:r>
+        <w:t xml:space="preserve">. </w:t>
+      </w:r>
+      <w:r>
+        <w:t>However, this assumption is fundamentally flawed; threat actors are increasingly targeting smaller businesses specifically because they are perceived as soft targets with weaker defences</w:t>
+      </w:r>
+      <w:r>
+        <w:t xml:space="preserve"> </w:t>
+      </w:r>
+      <w:r>
+        <w:t>(</w:t>
+      </w:r>
+      <w:r>
+        <w:t>Tetteh, 2024;</w:t>
+      </w:r>
+      <w:r>
+        <w:t xml:space="preserve"> </w:t>
+      </w:r>
+      <w:r>
+        <w:t>Junior et al., 2025)</w:t>
+      </w:r>
+      <w:r>
+        <w:t>.</w:t>
+      </w:r>
+    </w:p>
+    <w:p>
+      <w:r>
+        <w:t>This false sense of security, combined with severe financial constraints, leaves numerous companies with highly inadequate cybersecurity postures. Unlike enterprise-level organisations, SMEs typically lack the capital required to fund dedicated Security Operations Centres (SOCs) or employ experienced, full-time cybersecurity analysts to monitor their networks. Consequently, businesses suffer from a profound lack of threat awareness. Without professional monitoring or robust incident response plans, malicious network intrusions frequently go entirely unnoticed. In many instances, an SME will remain completely unaware that a breach has occurred until the point of critical impact</w:t>
+      </w:r>
+      <w:r>
+        <w:t xml:space="preserve"> (</w:t>
+      </w:r>
+      <w:r>
+        <w:t>such as sudden financial loss, data extortion, or regulatory penalties</w:t>
+      </w:r>
+      <w:r>
+        <w:t xml:space="preserve">) </w:t>
+      </w:r>
+      <w:r>
+        <w:t>by which time it is entirely too late to prevent the damage</w:t>
+      </w:r>
+      <w:r>
+        <w:t xml:space="preserve"> </w:t>
+      </w:r>
+      <w:r>
+        <w:t>(Tetteh, 2024)</w:t>
+      </w:r>
+      <w:r>
+        <w:t>.</w:t>
+      </w:r>
+    </w:p>
+    <w:p>
+      <w:r>
+        <w:t>To mitigate these risks on a restricted budget, some SMEs attempt to implement free, consumer-grade commercial tools or open-source Security Information and Event Management (SIEM) software. However, the overarching lack of internal technical expertise renders these efforts largely ineffective. Non-technical staff often fail to understand how to properly configure these systems or interpret the complex security alerts they generate, creating a dangerous illusion of security</w:t>
+      </w:r>
+      <w:r>
+        <w:t xml:space="preserve"> </w:t>
+      </w:r>
+      <w:r>
+        <w:t>(Manzoor et al., 2024)</w:t>
+      </w:r>
+      <w:r>
+        <w:t xml:space="preserve">. </w:t>
+      </w:r>
+      <w:r>
+        <w:t>Ultimately, this combination of outdated technology, inadequate training, and overwhelming "technical noise" leads to severe alert fatigue, leaving SMEs highly vulnerable to attack (Lake, 2022)</w:t>
+      </w:r>
+      <w:r>
+        <w:t xml:space="preserve">. </w:t>
+      </w:r>
+      <w:r>
+        <w:t>There is, therefore, a critical need for an automated, affordable, and accessible incident response solution capable of translating complex threat data into actionable intelligence for non-technical users.</w:t>
+      </w:r>
+    </w:p>
+    <w:p>
+      <w:pPr>
+        <w:pStyle w:val="Heading2"/>
+        <w:rPr>
+          <w:sz w:val="28"/>
+          <w:szCs w:val="28"/>
+        </w:rPr>
+      </w:pPr>
+      <w:bookmarkStart w:id="7" w:name="_Toc225150109"/>
+      <w:r>
+        <w:rPr>
+          <w:sz w:val="28"/>
+          <w:szCs w:val="28"/>
+        </w:rPr>
+        <w:t>1.3 Aims and Objectives</w:t>
+      </w:r>
+      <w:bookmarkEnd w:id="7"/>
+    </w:p>
+    <w:p>
+      <w:pPr>
+        <w:pStyle w:val="Heading3"/>
+        <w:rPr>
+          <w:rFonts w:asciiTheme="majorHAnsi" w:hAnsiTheme="majorHAnsi" w:cstheme="majorHAnsi"/>
+          <w:sz w:val="24"/>
+          <w:szCs w:val="24"/>
+        </w:rPr>
+      </w:pPr>
+      <w:bookmarkStart w:id="8" w:name="_Toc225150110"/>
+      <w:r>
+        <w:rPr>
+          <w:rFonts w:asciiTheme="majorHAnsi" w:hAnsiTheme="majorHAnsi" w:cstheme="majorHAnsi"/>
+          <w:sz w:val="24"/>
+          <w:szCs w:val="24"/>
+        </w:rPr>
+        <w:t>1.3.</w:t>
+      </w:r>
+      <w:r>
+        <w:rPr>
+          <w:rFonts w:asciiTheme="majorHAnsi" w:hAnsiTheme="majorHAnsi" w:cstheme="majorHAnsi"/>
+          <w:sz w:val="24"/>
+          <w:szCs w:val="24"/>
+        </w:rPr>
+        <w:t>1</w:t>
+      </w:r>
+      <w:r>
+        <w:rPr>
+          <w:rFonts w:asciiTheme="majorHAnsi" w:hAnsiTheme="majorHAnsi" w:cstheme="majorHAnsi"/>
+          <w:sz w:val="24"/>
+          <w:szCs w:val="24"/>
+        </w:rPr>
+        <w:t xml:space="preserve"> Project Rationale</w:t>
+      </w:r>
+      <w:bookmarkEnd w:id="8"/>
+    </w:p>
+    <w:p>
+      <w:r>
+        <w:t>Recent academic literature emphasises that Artificial Intelligence (AI) offers transformative capabilities for cyber defence, enabling automated detection and response without the need for intensive manual oversight (Femi et al., 2025). However, despite this potential, AI adoption among SMEs remains critically low. Femi et al. (2025) highlight that SMEs are frequently deterred by the high costs, technical complexity, and the opaque, "black box" nature of enterprise-grade AI tools. To successfully bridge the cybersecurity expertise gap, resource-constrained organisations urgently require frameworks that are not only affordable and automated but also highly transparent. Systems must provide clear, explainable reasoning so that non-technical users can confidently trust and execute the suggested mitigation strategies.</w:t>
+      </w:r>
+    </w:p>
+    <w:p>
+      <w:r>
+        <w:t>This project directly addresses this identified academic and industry gap through the development of S.I.R.A. (Security Incident Response Assistant). By leveraging a Large Language Model (LLM) to translate complex security events into plain-English summaries and dynamic, role-specific playbooks, S.I.R.A. aims to deliver a resilient, user-friendly, and cost-effective cybersecurity solution tailored specifically to the operational realities of SMEs.</w:t>
+      </w:r>
+    </w:p>
+    <w:p>
+      <w:pPr>
+        <w:pStyle w:val="Heading3"/>
+        <w:rPr>
+          <w:rFonts w:asciiTheme="majorHAnsi" w:hAnsiTheme="majorHAnsi" w:cstheme="majorHAnsi"/>
+          <w:sz w:val="24"/>
+          <w:szCs w:val="24"/>
+        </w:rPr>
+      </w:pPr>
+      <w:bookmarkStart w:id="9" w:name="_Toc225150111"/>
+      <w:r>
+        <w:rPr>
+          <w:rFonts w:asciiTheme="majorHAnsi" w:hAnsiTheme="majorHAnsi" w:cstheme="majorHAnsi"/>
+          <w:sz w:val="24"/>
+          <w:szCs w:val="24"/>
+        </w:rPr>
+        <w:lastRenderedPageBreak/>
+        <w:t>1.3.</w:t>
+      </w:r>
+      <w:r>
+        <w:rPr>
+          <w:rFonts w:asciiTheme="majorHAnsi" w:hAnsiTheme="majorHAnsi" w:cstheme="majorHAnsi"/>
+          <w:sz w:val="24"/>
+          <w:szCs w:val="24"/>
+        </w:rPr>
+        <w:t>2</w:t>
+      </w:r>
+      <w:r>
+        <w:rPr>
+          <w:rFonts w:asciiTheme="majorHAnsi" w:hAnsiTheme="majorHAnsi" w:cstheme="majorHAnsi"/>
+          <w:sz w:val="24"/>
+          <w:szCs w:val="24"/>
+        </w:rPr>
+        <w:t xml:space="preserve"> Aim</w:t>
+      </w:r>
+      <w:bookmarkEnd w:id="9"/>
+    </w:p>
+    <w:p>
+      <w:r>
+        <w:t>The primary aim of this project is to design, develop, and evaluate an affordable, LLM-powered incident response dashboard that bridges the cybersecurity expertise gap for SMEs by automatically translating complex technical logs into actionable, easy-to-understand mitigation strategies.</w:t>
+      </w:r>
+    </w:p>
+    <w:p>
+      <w:pPr>
+        <w:pStyle w:val="Heading3"/>
+        <w:rPr>
+          <w:rFonts w:asciiTheme="majorHAnsi" w:hAnsiTheme="majorHAnsi" w:cstheme="majorHAnsi"/>
+          <w:sz w:val="24"/>
+          <w:szCs w:val="24"/>
+        </w:rPr>
+      </w:pPr>
+      <w:bookmarkStart w:id="10" w:name="_Toc225150112"/>
+      <w:r>
+        <w:rPr>
+          <w:rFonts w:asciiTheme="majorHAnsi" w:hAnsiTheme="majorHAnsi" w:cstheme="majorHAnsi"/>
+          <w:sz w:val="24"/>
+          <w:szCs w:val="24"/>
+        </w:rPr>
+        <w:t>1.3.3 Objectives</w:t>
+      </w:r>
+      <w:bookmarkEnd w:id="10"/>
+    </w:p>
+    <w:p>
+      <w:r>
+        <w:t>To successfully achieve this aim, the following technical objectives have been established:</w:t>
+      </w:r>
+    </w:p>
+    <w:p>
+      <w:pPr>
+        <w:numPr>
+          <w:ilvl w:val="0"/>
+          <w:numId w:val="16"/>
+        </w:numPr>
+      </w:pPr>
+      <w:r>
+        <w:rPr>
+          <w:b/>
+          <w:bCs/>
+        </w:rPr>
+        <w:t>Log Ingestion and Parsing:</w:t>
+      </w:r>
+      <w:r>
+        <w:t xml:space="preserve"> Develop a robust backend system capable of continuously monitoring and parsing raw log files from standard open-source detection tools (e.g., Snort, </w:t>
+      </w:r>
+      <w:proofErr w:type="spellStart"/>
+      <w:r>
+        <w:t>Winlogbeat</w:t>
+      </w:r>
+      <w:proofErr w:type="spellEnd"/>
+      <w:r>
+        <w:t>).</w:t>
+      </w:r>
+    </w:p>
+    <w:p>
+      <w:pPr>
+        <w:numPr>
+          <w:ilvl w:val="0"/>
+          <w:numId w:val="16"/>
+        </w:numPr>
+      </w:pPr>
+      <w:r>
+        <w:rPr>
+          <w:b/>
+          <w:bCs/>
+        </w:rPr>
+        <w:t>Data Privacy and Sanitisation:</w:t>
+      </w:r>
+      <w:r>
+        <w:t xml:space="preserve"> Implement a strict, localised pre-processing pipeline to strip Personally Identifiable Information (PII) from logs, ensuring no sensitive company data is exposed to the external LLM.</w:t>
+      </w:r>
+    </w:p>
+    <w:p>
+      <w:pPr>
+        <w:numPr>
+          <w:ilvl w:val="0"/>
+          <w:numId w:val="16"/>
+        </w:numPr>
+      </w:pPr>
+      <w:r>
+        <w:rPr>
+          <w:b/>
+          <w:bCs/>
+        </w:rPr>
+        <w:t>AI Integration and Analysis:</w:t>
+      </w:r>
+      <w:r>
+        <w:t xml:space="preserve"> Integrate the Google Gemini 1.5 Flash API to analyse the sanitised logs, accurately calculate risk scores, and formulate step-by-step mitigation strategies.</w:t>
+      </w:r>
+    </w:p>
+    <w:p>
+      <w:pPr>
+        <w:numPr>
+          <w:ilvl w:val="0"/>
+          <w:numId w:val="16"/>
+        </w:numPr>
+      </w:pPr>
+      <w:r>
+        <w:rPr>
+          <w:b/>
+          <w:bCs/>
+        </w:rPr>
+        <w:t>Dynamic AI Personas:</w:t>
+      </w:r>
+      <w:r>
+        <w:t xml:space="preserve"> Engineer the system to adjust the technical depth of its AI-generated summaries based on the user's specific role (e.g., providing high-level business impact summaries for Business Owners, and explicit CLI commands for SOC Analysts).</w:t>
+      </w:r>
+    </w:p>
+    <w:p>
+      <w:pPr>
+        <w:numPr>
+          <w:ilvl w:val="0"/>
+          <w:numId w:val="16"/>
+        </w:numPr>
+      </w:pPr>
+      <w:r>
+        <w:rPr>
+          <w:b/>
+          <w:bCs/>
+        </w:rPr>
+        <w:t>Secure Cloud Synchronisation:</w:t>
+      </w:r>
+      <w:r>
+        <w:t xml:space="preserve"> Utilise Google </w:t>
+      </w:r>
+      <w:proofErr w:type="spellStart"/>
+      <w:r>
+        <w:t>Firestore</w:t>
+      </w:r>
+      <w:proofErr w:type="spellEnd"/>
+      <w:r>
+        <w:t xml:space="preserve"> for real-time data storage, ensuring all AI insights and incident records are secured via Fernet AES encryption prior to cloud transmission.</w:t>
+      </w:r>
+    </w:p>
+    <w:p>
+      <w:pPr>
+        <w:numPr>
+          <w:ilvl w:val="0"/>
+          <w:numId w:val="16"/>
+        </w:numPr>
+      </w:pPr>
+      <w:r>
+        <w:rPr>
+          <w:b/>
+          <w:bCs/>
+        </w:rPr>
+        <w:t>User Interface Development:</w:t>
+      </w:r>
+      <w:r>
+        <w:t xml:space="preserve"> Design and build an intuitive, </w:t>
+      </w:r>
+      <w:proofErr w:type="gramStart"/>
+      <w:r>
+        <w:t>low-latency</w:t>
+      </w:r>
+      <w:proofErr w:type="gramEnd"/>
+      <w:r>
+        <w:t xml:space="preserve"> React frontend dashboard tailored for non-technical users, complete with automated email notifications for critical threat alerts.</w:t>
+      </w:r>
+    </w:p>
+    <w:p>
+      <w:pPr>
+        <w:pStyle w:val="Heading2"/>
+        <w:rPr>
+          <w:sz w:val="28"/>
+          <w:szCs w:val="28"/>
+        </w:rPr>
+      </w:pPr>
+      <w:bookmarkStart w:id="11" w:name="_Toc225150113"/>
+      <w:r>
+        <w:rPr>
+          <w:sz w:val="28"/>
+          <w:szCs w:val="28"/>
+        </w:rPr>
+        <w:t xml:space="preserve">1.4 </w:t>
+      </w:r>
+      <w:r>
+        <w:rPr>
+          <w:sz w:val="28"/>
+          <w:szCs w:val="28"/>
+        </w:rPr>
+        <w:t>Scope and Constraints</w:t>
+      </w:r>
+      <w:bookmarkEnd w:id="11"/>
+      <w:r>
+        <w:rPr>
+          <w:sz w:val="28"/>
+          <w:szCs w:val="28"/>
+        </w:rPr>
+        <w:t xml:space="preserve"> </w:t>
+      </w:r>
+    </w:p>
+    <w:p>
+      <w:r>
+        <w:t>To ensure the project remains achievable and aligned with SME operational realities, clear system boundaries have been established.</w:t>
+      </w:r>
+    </w:p>
+    <w:p>
+      <w:pPr>
+        <w:pStyle w:val="Heading3"/>
+        <w:rPr>
+          <w:rFonts w:asciiTheme="majorHAnsi" w:hAnsiTheme="majorHAnsi" w:cstheme="majorHAnsi"/>
+          <w:sz w:val="24"/>
+          <w:szCs w:val="24"/>
+        </w:rPr>
+      </w:pPr>
+      <w:bookmarkStart w:id="12" w:name="_Toc225150114"/>
+      <w:r>
+        <w:rPr>
+          <w:rFonts w:asciiTheme="majorHAnsi" w:hAnsiTheme="majorHAnsi" w:cstheme="majorHAnsi"/>
+          <w:sz w:val="24"/>
+          <w:szCs w:val="24"/>
+        </w:rPr>
+        <w:t>1.4.1 In-Scope</w:t>
+      </w:r>
+      <w:bookmarkEnd w:id="12"/>
+    </w:p>
+    <w:p>
+      <w:r>
+        <w:t>The S.I.R.A. dashboard is designed strictly as an intelligent incident management and advisory platform. The core scope encompasses the passive ingestion and parsing of raw logs from existing detection tools (e.g., Snort or Windows Event Viewer). It features a localised pre-processing pipeline utilising regular expressions (regex) to strip Personally Identifiable Information (PII) prior to cloud transmission. The system leverages the Google Gemini 1.5 Flash API to translate these sanitised alerts into plain-English summaries and mitigation playbooks, displayed via a role-based React frontend.</w:t>
+      </w:r>
+    </w:p>
+    <w:p>
+      <w:pPr>
+        <w:pStyle w:val="Heading3"/>
+        <w:rPr>
+          <w:rFonts w:asciiTheme="majorHAnsi" w:hAnsiTheme="majorHAnsi" w:cstheme="majorHAnsi"/>
+          <w:sz w:val="24"/>
+          <w:szCs w:val="24"/>
+        </w:rPr>
+      </w:pPr>
+      <w:bookmarkStart w:id="13" w:name="_Toc225150115"/>
+      <w:r>
+        <w:rPr>
+          <w:rFonts w:asciiTheme="majorHAnsi" w:hAnsiTheme="majorHAnsi" w:cstheme="majorHAnsi"/>
+          <w:sz w:val="24"/>
+          <w:szCs w:val="24"/>
+        </w:rPr>
+        <w:t>1.4.2 Out-of-Scope (Exclusions)</w:t>
+      </w:r>
+      <w:bookmarkEnd w:id="13"/>
+    </w:p>
+    <w:p>
+      <w:r>
+        <w:t xml:space="preserve">To distinguish S.I.R.A. from enterprise-grade SIEM tools, active threat mitigation is explicitly excluded. The application functions purely in an advisory capacity; it is not an Intrusion Prevention System (IPS) or active firewall. It will not automatically block IP addresses, terminate malicious processes, or alter network configurations. Furthermore, the installation of underlying host </w:t>
+      </w:r>
+      <w:r>
+        <w:lastRenderedPageBreak/>
+        <w:t>detection engines and deep forensic analysis (such as malware sandboxing) fall completely outside the project scope.</w:t>
+      </w:r>
+    </w:p>
+    <w:p>
+      <w:pPr>
+        <w:pStyle w:val="Heading3"/>
+        <w:rPr>
+          <w:rFonts w:asciiTheme="majorHAnsi" w:hAnsiTheme="majorHAnsi" w:cstheme="majorHAnsi"/>
+          <w:sz w:val="24"/>
+          <w:szCs w:val="24"/>
+        </w:rPr>
+      </w:pPr>
+      <w:bookmarkStart w:id="14" w:name="_Toc225150116"/>
+      <w:r>
+        <w:rPr>
+          <w:rFonts w:asciiTheme="majorHAnsi" w:hAnsiTheme="majorHAnsi" w:cstheme="majorHAnsi"/>
+          <w:sz w:val="24"/>
+          <w:szCs w:val="24"/>
+        </w:rPr>
+        <w:t>1.4.3 Technical Constraints</w:t>
+      </w:r>
+      <w:bookmarkEnd w:id="14"/>
+    </w:p>
+    <w:p>
+      <w:r>
+        <w:t>As an academic endeavour, the development of S.I.R.A. was shaped by several high-level logistical and structural constraints:</w:t>
+      </w:r>
+    </w:p>
+    <w:p>
+      <w:pPr>
+        <w:pStyle w:val="ListParagraph"/>
+        <w:numPr>
+          <w:ilvl w:val="0"/>
+          <w:numId w:val="19"/>
+        </w:numPr>
+      </w:pPr>
+      <w:r>
+        <w:rPr>
+          <w:b/>
+          <w:bCs/>
+        </w:rPr>
+        <w:t>Financial and Resource Limitations:</w:t>
+      </w:r>
+      <w:r>
+        <w:t xml:space="preserve"> The project was entirely self-funded and operated with a zero-budget constraint. Consequently, the architecture was explicitly designed around open-source software and free-tier cloud services (such as the Google Gemini API and Firebase). While this perfectly aligns with the project's goal of delivering a low-cost solution for SMEs, it inherently limited access to enterprise-grade development tools, premium threat-intelligence feeds, and large-scale, paid testing environments. Furthermore, as a solo-developer project, there was a strict limitation on available human resources for quality assurance and peer review.</w:t>
+      </w:r>
+    </w:p>
+    <w:p>
+      <w:pPr>
+        <w:pStyle w:val="ListParagraph"/>
+      </w:pPr>
+    </w:p>
+    <w:p>
+      <w:pPr>
+        <w:pStyle w:val="ListParagraph"/>
+        <w:numPr>
+          <w:ilvl w:val="0"/>
+          <w:numId w:val="19"/>
+        </w:numPr>
+      </w:pPr>
+      <w:r>
+        <w:rPr>
+          <w:b/>
+          <w:bCs/>
+        </w:rPr>
+        <w:t>Temporal Constraints:</w:t>
+      </w:r>
+      <w:r>
+        <w:t xml:space="preserve"> The project lifecycle was strictly bounded by the academic calendar. The initial requirements engineering and system design phases were compressed into a two-month window (September to October), followed by a primary development and testing phase from November to April. This rigorous timeframe necessitated the strict prioritisation of core functionalities. Because of these time constraints, certain advanced features and exhaustive edge-case testing had to be scoped out to ensure a minimum viable product (MVP) was delivered on schedule. Consequently, there is an acknowledged possibility that some secondary SME operational requirements may have been deferred to future iterations.</w:t>
+      </w:r>
+    </w:p>
+    <w:p>
+      <w:pPr>
+        <w:pStyle w:val="Heading1"/>
+        <w:rPr>
+          <w:sz w:val="32"/>
+          <w:szCs w:val="32"/>
+        </w:rPr>
+      </w:pPr>
+      <w:bookmarkStart w:id="15" w:name="_Toc225150117"/>
+      <w:r>
+        <w:rPr>
+          <w:sz w:val="32"/>
+          <w:szCs w:val="32"/>
+        </w:rPr>
+        <w:t>2</w:t>
+      </w:r>
+      <w:r>
+        <w:rPr>
+          <w:sz w:val="32"/>
+          <w:szCs w:val="32"/>
+        </w:rPr>
+        <w:t xml:space="preserve">. </w:t>
+      </w:r>
+      <w:r>
+        <w:rPr>
+          <w:sz w:val="32"/>
+          <w:szCs w:val="32"/>
+        </w:rPr>
+        <w:t>Literature Review &amp; Technologies (~2,000 words)</w:t>
+      </w:r>
+      <w:bookmarkEnd w:id="15"/>
+    </w:p>
+    <w:p>
+      <w:pPr>
         <w:rPr>
           <w:i/>
           <w:iCs/>
         </w:rPr>
-        <w:t>Sets the scene and explains why you built this.</w:t>
+      </w:pPr>
+      <w:r>
+        <w:rPr>
+          <w:i/>
+          <w:iCs/>
+        </w:rPr>
+        <w:t>Proves you researched the domain and chose your tech stack logically</w:t>
+      </w:r>
+      <w:r>
+        <w:rPr>
+          <w:i/>
+          <w:iCs/>
+        </w:rPr>
+        <w:t>.</w:t>
       </w:r>
     </w:p>
     <w:p>
@@ -3607,28 +4691,19 @@
           <w:szCs w:val="28"/>
         </w:rPr>
       </w:pPr>
-      <w:bookmarkStart w:id="5" w:name="_Toc224738220"/>
+      <w:bookmarkStart w:id="16" w:name="_Toc225150118"/>
       <w:r>
         <w:rPr>
           <w:sz w:val="28"/>
           <w:szCs w:val="28"/>
         </w:rPr>
-        <w:t>1.1 Background</w:t>
-      </w:r>
-      <w:bookmarkEnd w:id="5"/>
-    </w:p>
-    <w:p>
-      <w:pPr>
-        <w:rPr>
-          <w:rStyle w:val="Heading2Char"/>
-          <w:rFonts w:asciiTheme="minorHAnsi" w:eastAsiaTheme="minorHAnsi" w:hAnsiTheme="minorHAnsi" w:cstheme="minorBidi"/>
-          <w:color w:val="auto"/>
-          <w:sz w:val="22"/>
-          <w:szCs w:val="22"/>
-        </w:rPr>
-      </w:pPr>
-      <w:r>
-        <w:t>The current state of SME cybersecurity. Why are they vulnerable? (Reference the Hiscox 59% stat here).</w:t>
+        <w:t>2.1 The Cybersecurity Landscape for SMEs</w:t>
+      </w:r>
+      <w:bookmarkEnd w:id="16"/>
+    </w:p>
+    <w:p>
+      <w:r>
+        <w:t>Review existing literature on why SMEs fail at incident response.</w:t>
       </w:r>
     </w:p>
     <w:p>
@@ -3639,19 +4714,27 @@
           <w:szCs w:val="28"/>
         </w:rPr>
       </w:pPr>
-      <w:bookmarkStart w:id="6" w:name="_Toc224738221"/>
+      <w:bookmarkStart w:id="17" w:name="_Toc225150119"/>
       <w:r>
         <w:rPr>
           <w:sz w:val="28"/>
           <w:szCs w:val="28"/>
         </w:rPr>
-        <w:t>1.2 Problem Statement</w:t>
-      </w:r>
-      <w:bookmarkEnd w:id="6"/>
-    </w:p>
-    <w:p>
-      <w:r>
-        <w:t>SMEs can't afford SOC teams, and raw logs (Snort/Windows) are too complex for them to read.</w:t>
+        <w:t>2.2 Existing Solutions vs. S.I.R.A.</w:t>
+      </w:r>
+      <w:bookmarkEnd w:id="17"/>
+    </w:p>
+    <w:p>
+      <w:r>
+        <w:t xml:space="preserve">Compare expensive enterprise SIEMs (Splunk, IBM </w:t>
+      </w:r>
+      <w:proofErr w:type="spellStart"/>
+      <w:r>
+        <w:t>QRadar</w:t>
+      </w:r>
+      <w:proofErr w:type="spellEnd"/>
+      <w:r>
+        <w:t>) against your lightweight solution.</w:t>
       </w:r>
     </w:p>
     <w:p>
@@ -3662,38 +4745,19 @@
           <w:szCs w:val="28"/>
         </w:rPr>
       </w:pPr>
-      <w:bookmarkStart w:id="7" w:name="_Toc224738222"/>
+      <w:bookmarkStart w:id="18" w:name="_Toc225150120"/>
       <w:r>
         <w:rPr>
           <w:sz w:val="28"/>
           <w:szCs w:val="28"/>
         </w:rPr>
-        <w:t>1.3 Aims and Objectives</w:t>
-      </w:r>
-      <w:bookmarkEnd w:id="7"/>
-    </w:p>
-    <w:p>
-      <w:r>
-        <w:rPr>
-          <w:i/>
-          <w:iCs/>
-        </w:rPr>
-        <w:t>Aim:</w:t>
-      </w:r>
-      <w:r>
-        <w:t xml:space="preserve"> To build an affordable, LLM-powered incident response dashboard.</w:t>
-      </w:r>
-    </w:p>
-    <w:p>
-      <w:r>
-        <w:rPr>
-          <w:i/>
-          <w:iCs/>
-        </w:rPr>
-        <w:t>Objectives:</w:t>
-      </w:r>
-      <w:r>
-        <w:t xml:space="preserve"> Parse raw logs, sanitize PII, generate AI summaries, build a React UI.</w:t>
+        <w:t>2.3 The Role of LLMs in Security</w:t>
+      </w:r>
+      <w:bookmarkEnd w:id="18"/>
+    </w:p>
+    <w:p>
+      <w:r>
+        <w:t>Discuss how AI is changing cybersecurity. Why did you choose Gemini 1.5 Flash over a local LLM? (Discuss latency, cost, and reasoning capabilities).</w:t>
       </w:r>
     </w:p>
     <w:p>
@@ -3704,203 +4768,15 @@
           <w:szCs w:val="28"/>
         </w:rPr>
       </w:pPr>
-      <w:bookmarkStart w:id="8" w:name="_Toc224738223"/>
+      <w:bookmarkStart w:id="19" w:name="_Toc225150121"/>
       <w:r>
         <w:rPr>
           <w:sz w:val="28"/>
           <w:szCs w:val="28"/>
         </w:rPr>
-        <w:t xml:space="preserve">1.4 </w:t>
-      </w:r>
-      <w:r>
-        <w:rPr>
-          <w:sz w:val="28"/>
-          <w:szCs w:val="28"/>
-        </w:rPr>
-        <w:t>Scope and Constraints</w:t>
-      </w:r>
-      <w:bookmarkEnd w:id="8"/>
-      <w:r>
-        <w:rPr>
-          <w:sz w:val="28"/>
-          <w:szCs w:val="28"/>
-        </w:rPr>
-        <w:t xml:space="preserve"> </w:t>
-      </w:r>
-    </w:p>
-    <w:p>
-      <w:r>
-        <w:t xml:space="preserve">What the project </w:t>
-      </w:r>
-      <w:r>
-        <w:rPr>
-          <w:i/>
-          <w:iCs/>
-        </w:rPr>
-        <w:t>is</w:t>
-      </w:r>
-      <w:r>
-        <w:t xml:space="preserve"> and </w:t>
-      </w:r>
-      <w:r>
-        <w:rPr>
-          <w:i/>
-          <w:iCs/>
-        </w:rPr>
-        <w:t>isn't</w:t>
-      </w:r>
-      <w:r>
-        <w:t>. (e.g., It is a log-analysis and response tool, not an active firewall that blocks traffic automatically).</w:t>
-      </w:r>
-    </w:p>
-    <w:p>
-      <w:pPr>
-        <w:pStyle w:val="Heading1"/>
-        <w:rPr>
-          <w:sz w:val="32"/>
-          <w:szCs w:val="32"/>
-        </w:rPr>
-      </w:pPr>
-      <w:bookmarkStart w:id="9" w:name="_Toc224738224"/>
-      <w:r>
-        <w:rPr>
-          <w:sz w:val="32"/>
-          <w:szCs w:val="32"/>
-        </w:rPr>
-        <w:t>2</w:t>
-      </w:r>
-      <w:r>
-        <w:rPr>
-          <w:sz w:val="32"/>
-          <w:szCs w:val="32"/>
-        </w:rPr>
-        <w:t xml:space="preserve">. </w:t>
-      </w:r>
-      <w:r>
-        <w:rPr>
-          <w:sz w:val="32"/>
-          <w:szCs w:val="32"/>
-        </w:rPr>
-        <w:t>Literature Review &amp; Technologies (~2,000 words)</w:t>
-      </w:r>
-      <w:bookmarkEnd w:id="9"/>
-    </w:p>
-    <w:p>
-      <w:pPr>
-        <w:rPr>
-          <w:i/>
-          <w:iCs/>
-        </w:rPr>
-      </w:pPr>
-      <w:r>
-        <w:rPr>
-          <w:i/>
-          <w:iCs/>
-        </w:rPr>
-        <w:t>Proves you researched the domain and chose your tech stack logically</w:t>
-      </w:r>
-      <w:r>
-        <w:rPr>
-          <w:i/>
-          <w:iCs/>
-        </w:rPr>
-        <w:t>.</w:t>
-      </w:r>
-    </w:p>
-    <w:p>
-      <w:pPr>
-        <w:pStyle w:val="Heading2"/>
-        <w:rPr>
-          <w:sz w:val="28"/>
-          <w:szCs w:val="28"/>
-        </w:rPr>
-      </w:pPr>
-      <w:bookmarkStart w:id="10" w:name="_Toc224738225"/>
-      <w:r>
-        <w:rPr>
-          <w:sz w:val="28"/>
-          <w:szCs w:val="28"/>
-        </w:rPr>
-        <w:t>2.1 The Cybersecurity Landscape for SMEs</w:t>
-      </w:r>
-      <w:bookmarkEnd w:id="10"/>
-    </w:p>
-    <w:p>
-      <w:r>
-        <w:t>Review existing literature on why SMEs fail at incident response.</w:t>
-      </w:r>
-    </w:p>
-    <w:p>
-      <w:pPr>
-        <w:pStyle w:val="Heading2"/>
-        <w:rPr>
-          <w:sz w:val="28"/>
-          <w:szCs w:val="28"/>
-        </w:rPr>
-      </w:pPr>
-      <w:bookmarkStart w:id="11" w:name="_Toc224738226"/>
-      <w:r>
-        <w:rPr>
-          <w:sz w:val="28"/>
-          <w:szCs w:val="28"/>
-        </w:rPr>
-        <w:t>2.2 Existing Solutions vs. S.I.R.A.</w:t>
-      </w:r>
-      <w:bookmarkEnd w:id="11"/>
-    </w:p>
-    <w:p>
-      <w:r>
-        <w:t xml:space="preserve">Compare expensive enterprise SIEMs (Splunk, IBM </w:t>
-      </w:r>
-      <w:proofErr w:type="spellStart"/>
-      <w:r>
-        <w:t>QRadar</w:t>
-      </w:r>
-      <w:proofErr w:type="spellEnd"/>
-      <w:r>
-        <w:t>) against your lightweight solution.</w:t>
-      </w:r>
-    </w:p>
-    <w:p>
-      <w:pPr>
-        <w:pStyle w:val="Heading2"/>
-        <w:rPr>
-          <w:sz w:val="28"/>
-          <w:szCs w:val="28"/>
-        </w:rPr>
-      </w:pPr>
-      <w:bookmarkStart w:id="12" w:name="_Toc224738227"/>
-      <w:r>
-        <w:rPr>
-          <w:sz w:val="28"/>
-          <w:szCs w:val="28"/>
-        </w:rPr>
-        <w:t>2.3 The Role of LLMs in Security</w:t>
-      </w:r>
-      <w:bookmarkEnd w:id="12"/>
-    </w:p>
-    <w:p>
-      <w:r>
-        <w:t>Discuss how AI is changing cybersecurity. Why did you choose Gemini 1.5 Flash over a local LLM? (Discuss latency, cost, and reasoning capabilities).</w:t>
-      </w:r>
-    </w:p>
-    <w:p>
-      <w:pPr>
-        <w:pStyle w:val="Heading2"/>
-        <w:rPr>
-          <w:sz w:val="28"/>
-          <w:szCs w:val="28"/>
-        </w:rPr>
-      </w:pPr>
-      <w:bookmarkStart w:id="13" w:name="_Toc224738228"/>
-      <w:r>
-        <w:rPr>
-          <w:sz w:val="28"/>
-          <w:szCs w:val="28"/>
-        </w:rPr>
         <w:t>2.4 Technology Stack Justification</w:t>
       </w:r>
-      <w:bookmarkEnd w:id="13"/>
+      <w:bookmarkEnd w:id="19"/>
     </w:p>
     <w:p>
       <w:r>
@@ -3977,13 +4853,12 @@
           <w:szCs w:val="32"/>
         </w:rPr>
       </w:pPr>
-      <w:bookmarkStart w:id="14" w:name="_Toc224738229"/>
+      <w:bookmarkStart w:id="20" w:name="_Toc225150122"/>
       <w:r>
         <w:rPr>
           <w:sz w:val="32"/>
           <w:szCs w:val="32"/>
         </w:rPr>
-        <w:lastRenderedPageBreak/>
         <w:t>3.</w:t>
       </w:r>
       <w:r>
@@ -3993,7 +4868,7 @@
         </w:rPr>
         <w:t xml:space="preserve"> Requirements &amp; Specification (~1,000 words)</w:t>
       </w:r>
-      <w:bookmarkEnd w:id="14"/>
+      <w:bookmarkEnd w:id="20"/>
     </w:p>
     <w:p>
       <w:r>
@@ -4012,15 +4887,16 @@
           <w:szCs w:val="28"/>
         </w:rPr>
       </w:pPr>
-      <w:bookmarkStart w:id="15" w:name="_Toc224738230"/>
+      <w:bookmarkStart w:id="21" w:name="_Toc225150123"/>
       <w:r>
         <w:rPr>
           <w:sz w:val="28"/>
           <w:szCs w:val="28"/>
         </w:rPr>
+        <w:lastRenderedPageBreak/>
         <w:t>3.1 Target Audience / Personas</w:t>
       </w:r>
-      <w:bookmarkEnd w:id="15"/>
+      <w:bookmarkEnd w:id="21"/>
     </w:p>
     <w:p>
       <w:r>
@@ -4035,7 +4911,7 @@
           <w:szCs w:val="28"/>
         </w:rPr>
       </w:pPr>
-      <w:bookmarkStart w:id="16" w:name="_Toc224738231"/>
+      <w:bookmarkStart w:id="22" w:name="_Toc225150124"/>
       <w:r>
         <w:rPr>
           <w:sz w:val="28"/>
@@ -4043,7 +4919,7 @@
         </w:rPr>
         <w:t>3.2 Requirement Elicitation</w:t>
       </w:r>
-      <w:bookmarkEnd w:id="16"/>
+      <w:bookmarkEnd w:id="22"/>
     </w:p>
     <w:p>
       <w:r>
@@ -4058,7 +4934,7 @@
           <w:szCs w:val="28"/>
         </w:rPr>
       </w:pPr>
-      <w:bookmarkStart w:id="17" w:name="_Toc224738232"/>
+      <w:bookmarkStart w:id="23" w:name="_Toc225150125"/>
       <w:r>
         <w:rPr>
           <w:sz w:val="28"/>
@@ -4066,7 +4942,7 @@
         </w:rPr>
         <w:t>3.3 Functional Requirements</w:t>
       </w:r>
-      <w:bookmarkEnd w:id="17"/>
+      <w:bookmarkEnd w:id="23"/>
     </w:p>
     <w:p>
       <w:r>
@@ -4105,7 +4981,7 @@
           <w:szCs w:val="28"/>
         </w:rPr>
       </w:pPr>
-      <w:bookmarkStart w:id="18" w:name="_Toc224738233"/>
+      <w:bookmarkStart w:id="24" w:name="_Toc225150126"/>
       <w:r>
         <w:rPr>
           <w:sz w:val="28"/>
@@ -4113,7 +4989,7 @@
         </w:rPr>
         <w:t>3.4 Non-Functional Requirements</w:t>
       </w:r>
-      <w:bookmarkEnd w:id="18"/>
+      <w:bookmarkEnd w:id="24"/>
     </w:p>
     <w:p>
       <w:r>
@@ -4128,7 +5004,7 @@
           <w:szCs w:val="32"/>
         </w:rPr>
       </w:pPr>
-      <w:bookmarkStart w:id="19" w:name="_Toc224738234"/>
+      <w:bookmarkStart w:id="25" w:name="_Toc225150127"/>
       <w:r>
         <w:rPr>
           <w:sz w:val="32"/>
@@ -4143,7 +5019,7 @@
         </w:rPr>
         <w:t xml:space="preserve"> System Design &amp; Architecture (~1,500 words)</w:t>
       </w:r>
-      <w:bookmarkEnd w:id="19"/>
+      <w:bookmarkEnd w:id="25"/>
     </w:p>
     <w:p>
       <w:r>
@@ -4162,7 +5038,7 @@
           <w:szCs w:val="28"/>
         </w:rPr>
       </w:pPr>
-      <w:bookmarkStart w:id="20" w:name="_Toc224738235"/>
+      <w:bookmarkStart w:id="26" w:name="_Toc225150128"/>
       <w:r>
         <w:rPr>
           <w:sz w:val="28"/>
@@ -4170,7 +5046,7 @@
         </w:rPr>
         <w:t>4.1 High-Level Architecture</w:t>
       </w:r>
-      <w:bookmarkEnd w:id="20"/>
+      <w:bookmarkEnd w:id="26"/>
     </w:p>
     <w:p>
       <w:r>
@@ -4193,7 +5069,7 @@
           <w:szCs w:val="28"/>
         </w:rPr>
       </w:pPr>
-      <w:bookmarkStart w:id="21" w:name="_Toc224738236"/>
+      <w:bookmarkStart w:id="27" w:name="_Toc225150129"/>
       <w:r>
         <w:rPr>
           <w:sz w:val="28"/>
@@ -4201,7 +5077,7 @@
         </w:rPr>
         <w:t>4.2 Database Design</w:t>
       </w:r>
-      <w:bookmarkEnd w:id="21"/>
+      <w:bookmarkEnd w:id="27"/>
     </w:p>
     <w:p>
       <w:r>
@@ -4232,7 +5108,7 @@
           <w:szCs w:val="28"/>
         </w:rPr>
       </w:pPr>
-      <w:bookmarkStart w:id="22" w:name="_Toc224738237"/>
+      <w:bookmarkStart w:id="28" w:name="_Toc225150130"/>
       <w:r>
         <w:rPr>
           <w:sz w:val="28"/>
@@ -4240,7 +5116,7 @@
         </w:rPr>
         <w:t>4.3 Security &amp; Privacy Design</w:t>
       </w:r>
-      <w:bookmarkEnd w:id="22"/>
+      <w:bookmarkEnd w:id="28"/>
     </w:p>
     <w:p>
       <w:r>
@@ -4255,7 +5131,7 @@
           <w:szCs w:val="28"/>
         </w:rPr>
       </w:pPr>
-      <w:bookmarkStart w:id="23" w:name="_Toc224738238"/>
+      <w:bookmarkStart w:id="29" w:name="_Toc225150131"/>
       <w:r>
         <w:rPr>
           <w:sz w:val="28"/>
@@ -4263,7 +5139,7 @@
         </w:rPr>
         <w:t>4.4 User Interface Design</w:t>
       </w:r>
-      <w:bookmarkEnd w:id="23"/>
+      <w:bookmarkEnd w:id="29"/>
     </w:p>
     <w:p>
       <w:r>
@@ -4286,7 +5162,7 @@
           <w:szCs w:val="32"/>
         </w:rPr>
       </w:pPr>
-      <w:bookmarkStart w:id="24" w:name="_Toc224738239"/>
+      <w:bookmarkStart w:id="30" w:name="_Toc225150132"/>
       <w:r>
         <w:rPr>
           <w:sz w:val="32"/>
@@ -4301,7 +5177,7 @@
         </w:rPr>
         <w:t xml:space="preserve"> Implementation (~2,000 words)</w:t>
       </w:r>
-      <w:bookmarkEnd w:id="24"/>
+      <w:bookmarkEnd w:id="30"/>
     </w:p>
     <w:p>
       <w:r>
@@ -4336,7 +5212,7 @@
           <w:szCs w:val="28"/>
         </w:rPr>
       </w:pPr>
-      <w:bookmarkStart w:id="25" w:name="_Toc224738240"/>
+      <w:bookmarkStart w:id="31" w:name="_Toc225150133"/>
       <w:r>
         <w:rPr>
           <w:sz w:val="28"/>
@@ -4344,7 +5220,7 @@
         </w:rPr>
         <w:t>5.1 Log Ingestion &amp; Processing</w:t>
       </w:r>
-      <w:bookmarkEnd w:id="25"/>
+      <w:bookmarkEnd w:id="31"/>
     </w:p>
     <w:p>
       <w:r>
@@ -4375,7 +5251,7 @@
           <w:szCs w:val="28"/>
         </w:rPr>
       </w:pPr>
-      <w:bookmarkStart w:id="26" w:name="_Toc224738241"/>
+      <w:bookmarkStart w:id="32" w:name="_Toc225150134"/>
       <w:r>
         <w:rPr>
           <w:sz w:val="28"/>
@@ -4383,7 +5259,7 @@
         </w:rPr>
         <w:t>5.2 Data Sanitization</w:t>
       </w:r>
-      <w:bookmarkEnd w:id="26"/>
+      <w:bookmarkEnd w:id="32"/>
     </w:p>
     <w:p>
       <w:r>
@@ -4398,16 +5274,15 @@
           <w:szCs w:val="28"/>
         </w:rPr>
       </w:pPr>
-      <w:bookmarkStart w:id="27" w:name="_Toc224738242"/>
+      <w:bookmarkStart w:id="33" w:name="_Toc225150135"/>
       <w:r>
         <w:rPr>
           <w:sz w:val="28"/>
           <w:szCs w:val="28"/>
         </w:rPr>
-        <w:lastRenderedPageBreak/>
         <w:t>5.3 AI Integration (The Core Engine)</w:t>
       </w:r>
-      <w:bookmarkEnd w:id="27"/>
+      <w:bookmarkEnd w:id="33"/>
     </w:p>
     <w:p>
       <w:r>
@@ -4422,15 +5297,16 @@
           <w:szCs w:val="28"/>
         </w:rPr>
       </w:pPr>
-      <w:bookmarkStart w:id="28" w:name="_Toc224738243"/>
+      <w:bookmarkStart w:id="34" w:name="_Toc225150136"/>
       <w:r>
         <w:rPr>
           <w:sz w:val="28"/>
           <w:szCs w:val="28"/>
         </w:rPr>
+        <w:lastRenderedPageBreak/>
         <w:t>5.4 Frontend Dashboard</w:t>
       </w:r>
-      <w:bookmarkEnd w:id="28"/>
+      <w:bookmarkEnd w:id="34"/>
     </w:p>
     <w:p>
       <w:r>
@@ -4453,7 +5329,7 @@
           <w:szCs w:val="28"/>
         </w:rPr>
       </w:pPr>
-      <w:bookmarkStart w:id="29" w:name="_Toc224738244"/>
+      <w:bookmarkStart w:id="35" w:name="_Toc225150137"/>
       <w:r>
         <w:rPr>
           <w:sz w:val="28"/>
@@ -4461,7 +5337,7 @@
         </w:rPr>
         <w:t>5.5 Overcoming Challenges</w:t>
       </w:r>
-      <w:bookmarkEnd w:id="29"/>
+      <w:bookmarkEnd w:id="35"/>
     </w:p>
     <w:p>
       <w:r>
@@ -4507,7 +5383,7 @@
           <w:szCs w:val="32"/>
         </w:rPr>
       </w:pPr>
-      <w:bookmarkStart w:id="30" w:name="_Toc224738245"/>
+      <w:bookmarkStart w:id="36" w:name="_Toc225150138"/>
       <w:r>
         <w:rPr>
           <w:sz w:val="32"/>
@@ -4522,7 +5398,7 @@
         </w:rPr>
         <w:t xml:space="preserve"> Testing &amp; Evaluation (~1,500 words)</w:t>
       </w:r>
-      <w:bookmarkEnd w:id="30"/>
+      <w:bookmarkEnd w:id="36"/>
     </w:p>
     <w:p>
       <w:r>
@@ -4557,7 +5433,7 @@
           <w:szCs w:val="28"/>
         </w:rPr>
       </w:pPr>
-      <w:bookmarkStart w:id="31" w:name="_Toc224738246"/>
+      <w:bookmarkStart w:id="37" w:name="_Toc225150139"/>
       <w:r>
         <w:rPr>
           <w:sz w:val="28"/>
@@ -4565,7 +5441,7 @@
         </w:rPr>
         <w:t>6.1 Testing Strategy</w:t>
       </w:r>
-      <w:bookmarkEnd w:id="31"/>
+      <w:bookmarkEnd w:id="37"/>
     </w:p>
     <w:p>
       <w:r>
@@ -4580,7 +5456,7 @@
           <w:szCs w:val="28"/>
         </w:rPr>
       </w:pPr>
-      <w:bookmarkStart w:id="32" w:name="_Toc224738247"/>
+      <w:bookmarkStart w:id="38" w:name="_Toc225150140"/>
       <w:r>
         <w:rPr>
           <w:sz w:val="28"/>
@@ -4588,7 +5464,7 @@
         </w:rPr>
         <w:t>6.2 Security Testing</w:t>
       </w:r>
-      <w:bookmarkEnd w:id="32"/>
+      <w:bookmarkEnd w:id="38"/>
     </w:p>
     <w:p>
       <w:r>
@@ -4611,7 +5487,7 @@
           <w:szCs w:val="28"/>
         </w:rPr>
       </w:pPr>
-      <w:bookmarkStart w:id="33" w:name="_Toc224738248"/>
+      <w:bookmarkStart w:id="39" w:name="_Toc225150141"/>
       <w:r>
         <w:rPr>
           <w:sz w:val="28"/>
@@ -4619,7 +5495,7 @@
         </w:rPr>
         <w:t>6.3 User Acceptance Testing (UAT)</w:t>
       </w:r>
-      <w:bookmarkEnd w:id="33"/>
+      <w:bookmarkEnd w:id="39"/>
     </w:p>
     <w:p>
       <w:r>
@@ -4644,7 +5520,7 @@
           <w:szCs w:val="28"/>
         </w:rPr>
       </w:pPr>
-      <w:bookmarkStart w:id="34" w:name="_Toc224738249"/>
+      <w:bookmarkStart w:id="40" w:name="_Toc225150142"/>
       <w:r>
         <w:rPr>
           <w:sz w:val="28"/>
@@ -4652,7 +5528,7 @@
         </w:rPr>
         <w:t>6.4 Performance Evaluation</w:t>
       </w:r>
-      <w:bookmarkEnd w:id="34"/>
+      <w:bookmarkEnd w:id="40"/>
     </w:p>
     <w:p>
       <w:r>
@@ -4675,7 +5551,7 @@
           <w:szCs w:val="32"/>
         </w:rPr>
       </w:pPr>
-      <w:bookmarkStart w:id="35" w:name="_Toc224738250"/>
+      <w:bookmarkStart w:id="41" w:name="_Toc225150143"/>
       <w:r>
         <w:rPr>
           <w:sz w:val="32"/>
@@ -4690,7 +5566,7 @@
         </w:rPr>
         <w:t xml:space="preserve"> Conclusion &amp; Future Work (~1,000 words)</w:t>
       </w:r>
-      <w:bookmarkEnd w:id="35"/>
+      <w:bookmarkEnd w:id="41"/>
     </w:p>
     <w:p>
       <w:r>
@@ -4709,7 +5585,7 @@
           <w:szCs w:val="28"/>
         </w:rPr>
       </w:pPr>
-      <w:bookmarkStart w:id="36" w:name="_Toc224738251"/>
+      <w:bookmarkStart w:id="42" w:name="_Toc225150144"/>
       <w:r>
         <w:rPr>
           <w:sz w:val="28"/>
@@ -4717,7 +5593,7 @@
         </w:rPr>
         <w:t>7.1 Project Summary</w:t>
       </w:r>
-      <w:bookmarkEnd w:id="36"/>
+      <w:bookmarkEnd w:id="42"/>
     </w:p>
     <w:p>
       <w:r>
@@ -4732,7 +5608,7 @@
           <w:szCs w:val="28"/>
         </w:rPr>
       </w:pPr>
-      <w:bookmarkStart w:id="37" w:name="_Toc224738252"/>
+      <w:bookmarkStart w:id="43" w:name="_Toc225150145"/>
       <w:r>
         <w:rPr>
           <w:sz w:val="28"/>
@@ -4740,7 +5616,7 @@
         </w:rPr>
         <w:t>7.2 Critical Evaluation &amp; Limitations</w:t>
       </w:r>
-      <w:bookmarkEnd w:id="37"/>
+      <w:bookmarkEnd w:id="43"/>
     </w:p>
     <w:p>
       <w:r>
@@ -4755,7 +5631,7 @@
           <w:szCs w:val="28"/>
         </w:rPr>
       </w:pPr>
-      <w:bookmarkStart w:id="38" w:name="_Toc224738253"/>
+      <w:bookmarkStart w:id="44" w:name="_Toc225150146"/>
       <w:r>
         <w:rPr>
           <w:sz w:val="28"/>
@@ -4763,7 +5639,7 @@
         </w:rPr>
         <w:t>7.3 Future Enhancements</w:t>
       </w:r>
-      <w:bookmarkEnd w:id="38"/>
+      <w:bookmarkEnd w:id="44"/>
     </w:p>
     <w:p>
       <w:r>
@@ -4800,16 +5676,15 @@
           <w:szCs w:val="28"/>
         </w:rPr>
       </w:pPr>
-      <w:bookmarkStart w:id="39" w:name="_Toc224738254"/>
+      <w:bookmarkStart w:id="45" w:name="_Toc225150147"/>
       <w:r>
         <w:rPr>
           <w:sz w:val="28"/>
           <w:szCs w:val="28"/>
         </w:rPr>
-        <w:lastRenderedPageBreak/>
         <w:t>7.4 Final Thoughts</w:t>
       </w:r>
-      <w:bookmarkEnd w:id="39"/>
+      <w:bookmarkEnd w:id="45"/>
     </w:p>
     <w:p>
       <w:r>
@@ -4819,7 +5694,7 @@
     <w:p>
       <w:r>
         <w:pict w14:anchorId="7999752A">
-          <v:rect id="_x0000_i1026" style="width:0;height:1.5pt" o:hralign="center" o:hrstd="t" o:hr="t" fillcolor="#a0a0a0" stroked="f"/>
+          <v:rect id="_x0000_i1027" style="width:0;height:1.5pt" o:hralign="center" o:hrstd="t" o:hr="t" fillcolor="#a0a0a0" stroked="f"/>
         </w:pict>
       </w:r>
     </w:p>
@@ -4830,16 +5705,17 @@
           <w:szCs w:val="32"/>
         </w:rPr>
       </w:pPr>
-      <w:bookmarkStart w:id="40" w:name="_Toc224738255"/>
+      <w:bookmarkStart w:id="46" w:name="_Toc225150148"/>
       <w:r>
         <w:rPr>
           <w:rStyle w:val="Heading1Char"/>
           <w:sz w:val="32"/>
           <w:szCs w:val="32"/>
         </w:rPr>
+        <w:lastRenderedPageBreak/>
         <w:t>References / Bibliography</w:t>
       </w:r>
-      <w:bookmarkEnd w:id="40"/>
+      <w:bookmarkEnd w:id="46"/>
       <w:r>
         <w:rPr>
           <w:sz w:val="32"/>
@@ -4850,25 +5726,369 @@
     </w:p>
     <w:p>
       <w:r>
-        <w:t xml:space="preserve">[1] </w:t>
-      </w:r>
-      <w:hyperlink r:id="rId8" w:history="1">
+        <w:t xml:space="preserve">Fadziso, T. </w:t>
+      </w:r>
+      <w:r>
+        <w:rPr>
+          <w:i/>
+          <w:iCs/>
+        </w:rPr>
+        <w:t>et al.</w:t>
+      </w:r>
+      <w:r>
+        <w:t xml:space="preserve"> (2023) </w:t>
+      </w:r>
+      <w:r>
+        <w:rPr>
+          <w:i/>
+          <w:iCs/>
+        </w:rPr>
+        <w:t>Evolution of the cyber security threat: An overview of the scale of Cyber Threat</w:t>
+      </w:r>
+      <w:r>
+        <w:t xml:space="preserve">, </w:t>
+      </w:r>
+      <w:proofErr w:type="spellStart"/>
+      <w:r>
+        <w:rPr>
+          <w:i/>
+          <w:iCs/>
+        </w:rPr>
+        <w:t>researchgate</w:t>
+      </w:r>
+      <w:proofErr w:type="spellEnd"/>
+      <w:r>
+        <w:t xml:space="preserve">. Available at: https://www.researchgate.net/publication/374156044_Evolution_of_the_Cyber_Security_Threat_An_Overview_of_the_Scale_of_Cyber_Threat (Accessed: 23 March 2026). </w:t>
+      </w:r>
+    </w:p>
+    <w:p>
+      <w:r>
+        <w:t xml:space="preserve">Hiscox </w:t>
+      </w:r>
+      <w:r>
+        <w:t xml:space="preserve">Group </w:t>
+      </w:r>
+      <w:r>
+        <w:t xml:space="preserve">(2025) </w:t>
+      </w:r>
+      <w:r>
+        <w:rPr>
+          <w:i/>
+          <w:iCs/>
+        </w:rPr>
+        <w:t xml:space="preserve">Cyber-attacks leave </w:t>
+      </w:r>
+      <w:proofErr w:type="spellStart"/>
+      <w:r>
+        <w:rPr>
+          <w:i/>
+          <w:iCs/>
+        </w:rPr>
+        <w:t>smes</w:t>
+      </w:r>
+      <w:proofErr w:type="spellEnd"/>
+      <w:r>
+        <w:rPr>
+          <w:i/>
+          <w:iCs/>
+        </w:rPr>
+        <w:t xml:space="preserve"> with hefty fines and uncertain futures</w:t>
+      </w:r>
+      <w:r>
+        <w:t xml:space="preserve">, </w:t>
+      </w:r>
+      <w:r>
+        <w:rPr>
+          <w:i/>
+          <w:iCs/>
+        </w:rPr>
+        <w:t>Cyber-attacks leave SMEs with hefty fines and uncertain futures | Hiscox Group</w:t>
+      </w:r>
+      <w:r>
+        <w:t xml:space="preserve">. Available at: https://www.hiscoxgroup.com/news/press-releases/2025/29-09-25 (Accessed: 23 March 2026). </w:t>
+      </w:r>
+    </w:p>
+    <w:p>
+      <w:r>
+        <w:t xml:space="preserve">Saleem, J. </w:t>
+      </w:r>
+      <w:r>
+        <w:rPr>
+          <w:i/>
+          <w:iCs/>
+        </w:rPr>
+        <w:t>et al.</w:t>
+      </w:r>
+      <w:r>
+        <w:t xml:space="preserve"> (2017) </w:t>
+      </w:r>
+      <w:r>
+        <w:rPr>
+          <w:i/>
+          <w:iCs/>
+        </w:rPr>
+        <w:t xml:space="preserve">A state of the art survey - impact of </w:t>
+      </w:r>
+      <w:proofErr w:type="spellStart"/>
+      <w:r>
+        <w:rPr>
+          <w:i/>
+          <w:iCs/>
+        </w:rPr>
+        <w:t>cyber attacks</w:t>
+      </w:r>
+      <w:proofErr w:type="spellEnd"/>
+      <w:r>
+        <w:rPr>
+          <w:i/>
+          <w:iCs/>
+        </w:rPr>
+        <w:t xml:space="preserve"> on SME’s | proceedings of the International Conference on Future Networks and Distributed Systems</w:t>
+      </w:r>
+      <w:r>
+        <w:t xml:space="preserve">, </w:t>
+      </w:r>
+      <w:r>
+        <w:rPr>
+          <w:i/>
+          <w:iCs/>
+        </w:rPr>
+        <w:t>ACM Digital Library</w:t>
+      </w:r>
+      <w:r>
+        <w:t xml:space="preserve">. Available at: https://dl.acm.org/doi/abs/10.1145/3102304.3109812 (Accessed: 23 March 2026). </w:t>
+      </w:r>
+    </w:p>
+    <w:p>
+      <w:r>
+        <w:t xml:space="preserve">Tetteh, A.K. (2024) </w:t>
+      </w:r>
+      <w:r>
+        <w:rPr>
+          <w:i/>
+          <w:iCs/>
+        </w:rPr>
+        <w:t>Issues in information systems volume 25, issue 1, pp. 235-246, 2024 235</w:t>
+      </w:r>
+      <w:r>
+        <w:t xml:space="preserve">, </w:t>
+      </w:r>
+      <w:r>
+        <w:rPr>
+          <w:i/>
+          <w:iCs/>
+        </w:rPr>
+        <w:t>International Association for Computer Information Systems</w:t>
+      </w:r>
+      <w:r>
+        <w:t xml:space="preserve">. Available at: https://iacis.org/iis/2024/1_iis_2024_235-246.pdf (Accessed: 23 March 2026). </w:t>
+      </w:r>
+    </w:p>
+    <w:p>
+      <w:r>
+        <w:t xml:space="preserve">Lake, K. (2022) </w:t>
+      </w:r>
+      <w:r>
+        <w:rPr>
+          <w:i/>
+          <w:iCs/>
+        </w:rPr>
+        <w:t>Top SME cybersecurity challenges and how to overcome them</w:t>
+      </w:r>
+      <w:r>
+        <w:t xml:space="preserve">, </w:t>
+      </w:r>
+      <w:proofErr w:type="spellStart"/>
+      <w:r>
+        <w:rPr>
+          <w:i/>
+          <w:iCs/>
+        </w:rPr>
+        <w:t>JumpCloud</w:t>
+      </w:r>
+      <w:proofErr w:type="spellEnd"/>
+      <w:r>
+        <w:t xml:space="preserve">. Available at: https://jumpcloud.com/blog/overcome-top-sme-cybersecurity-challenges (Accessed: 23 March 2026). </w:t>
+      </w:r>
+    </w:p>
+    <w:p>
+      <w:r>
+        <w:t xml:space="preserve">Manzoor, J. </w:t>
+      </w:r>
+      <w:r>
+        <w:rPr>
+          <w:i/>
+          <w:iCs/>
+        </w:rPr>
+        <w:t>et al.</w:t>
+      </w:r>
+      <w:r>
+        <w:t xml:space="preserve"> (2024) </w:t>
+      </w:r>
+      <w:r>
+        <w:rPr>
+          <w:i/>
+          <w:iCs/>
+        </w:rPr>
+        <w:t xml:space="preserve">Cybersecurity on a budget: Evaluating security and performance of open-source Siem solutions for </w:t>
+      </w:r>
+      <w:proofErr w:type="spellStart"/>
+      <w:r>
+        <w:rPr>
+          <w:i/>
+          <w:iCs/>
+        </w:rPr>
+        <w:t>smes</w:t>
+      </w:r>
+      <w:proofErr w:type="spellEnd"/>
+      <w:r>
+        <w:t xml:space="preserve">, </w:t>
+      </w:r>
+      <w:r>
+        <w:rPr>
+          <w:i/>
+          <w:iCs/>
+        </w:rPr>
+        <w:t>PLOS ONE</w:t>
+      </w:r>
+      <w:r>
+        <w:t xml:space="preserve">. Available at: https://journals.plos.org/plosone/article?id=10.1371%2Fjournal.pone.0301183 (Accessed: 23 March 2026). </w:t>
+      </w:r>
+    </w:p>
+    <w:p>
+      <w:r>
+        <w:t xml:space="preserve">Femi, A. </w:t>
+      </w:r>
+      <w:r>
+        <w:rPr>
+          <w:i/>
+          <w:iCs/>
+        </w:rPr>
+        <w:t>et al.</w:t>
+      </w:r>
+      <w:r>
+        <w:t xml:space="preserve"> (2025) </w:t>
+      </w:r>
+      <w:r>
+        <w:rPr>
+          <w:i/>
+          <w:iCs/>
+        </w:rPr>
+        <w:t>Designing Resilient AI-Based Cybersecurity Frameworks for Small and Medium Enterprises (SMEs)</w:t>
+      </w:r>
+      <w:r>
+        <w:t xml:space="preserve">, </w:t>
+      </w:r>
+      <w:r>
+        <w:rPr>
+          <w:i/>
+          <w:iCs/>
+        </w:rPr>
+        <w:t>British Journal of Cyber Criminology</w:t>
+      </w:r>
+      <w:r>
+        <w:t xml:space="preserve">. Available at: https://www.pubtexto.com/journals/british-journal-of-cyber-criminology/fulltext/designing-resilient-aibased-cybersecurity-frameworks-for-small-and-medium-enterprises-smes (Accessed: 23 March 2026). </w:t>
+      </w:r>
+    </w:p>
+    <w:p>
+      <w:r>
+        <w:t xml:space="preserve">Junior, C.R., Becker, I. and Johnson, S. (2025) </w:t>
+      </w:r>
+      <w:r>
+        <w:rPr>
+          <w:i/>
+          <w:iCs/>
+        </w:rPr>
+        <w:t>Unaware, unfunded and uneducated: A systematic review of SME Cybersecurity</w:t>
+      </w:r>
+      <w:r>
+        <w:t xml:space="preserve">, </w:t>
+      </w:r>
+      <w:r>
+        <w:rPr>
+          <w:i/>
+          <w:iCs/>
+        </w:rPr>
+        <w:t>arXiv.org</w:t>
+      </w:r>
+      <w:r>
+        <w:t xml:space="preserve">. Available at: https://arxiv.org/abs/2309.17186 (Accessed: 23 March 2026). </w:t>
+      </w:r>
+    </w:p>
+    <w:p>
+      <w:r>
+        <w:t xml:space="preserve">Troublefield, T. C. (2025) The Cyberpsychology of Small and Medium-Sized Enterprises Cybersecurity: A Human-Centric Approach to Policy Development. </w:t>
+      </w:r>
+      <w:r>
+        <w:rPr>
+          <w:i/>
+          <w:iCs/>
+        </w:rPr>
+        <w:t>Journal of Information Security</w:t>
+      </w:r>
+      <w:r>
+        <w:t xml:space="preserve">, </w:t>
+      </w:r>
+      <w:r>
+        <w:rPr>
+          <w:b/>
+          <w:bCs/>
+        </w:rPr>
+        <w:t>16</w:t>
+      </w:r>
+      <w:r>
+        <w:t xml:space="preserve">, 158-183. </w:t>
+      </w:r>
+      <w:r>
+        <w:t>Available at:</w:t>
+      </w:r>
+      <w:r>
+        <w:t xml:space="preserve"> </w:t>
+      </w:r>
+      <w:hyperlink r:id="rId8" w:tgtFrame="_blank" w:history="1">
         <w:r>
           <w:rPr>
             <w:rStyle w:val="Hyperlink"/>
           </w:rPr>
-          <w:t>https://www.hiscoxgroup.com/news/press-releases/2025/29-09-25</w:t>
+          <w:t>10.4236/jis.2</w:t>
+        </w:r>
+        <w:r>
+          <w:rPr>
+            <w:rStyle w:val="Hyperlink"/>
+          </w:rPr>
+          <w:t>0</w:t>
+        </w:r>
+        <w:r>
+          <w:rPr>
+            <w:rStyle w:val="Hyperlink"/>
+          </w:rPr>
+          <w:t>25.16</w:t>
+        </w:r>
+        <w:r>
+          <w:rPr>
+            <w:rStyle w:val="Hyperlink"/>
+          </w:rPr>
+          <w:t>1</w:t>
+        </w:r>
+        <w:r>
+          <w:rPr>
+            <w:rStyle w:val="Hyperlink"/>
+          </w:rPr>
+          <w:t>009</w:t>
         </w:r>
       </w:hyperlink>
       <w:r>
+        <w:t>.</w:t>
+      </w:r>
+      <w:r>
         <w:t xml:space="preserve"> </w:t>
       </w:r>
-    </w:p>
-    <w:p>
-      <w:r>
-        <w:t>(Use Harvard or IEEE format, whichever your university prefers).</w:t>
-      </w:r>
-    </w:p>
+      <w:r>
+        <w:t xml:space="preserve">(Accessed: 23 March 2026). </w:t>
+      </w:r>
+    </w:p>
+    <w:p/>
+    <w:p/>
     <w:p>
       <w:pPr>
         <w:pStyle w:val="Heading1"/>
@@ -4877,7 +6097,7 @@
           <w:szCs w:val="32"/>
         </w:rPr>
       </w:pPr>
-      <w:bookmarkStart w:id="41" w:name="_Toc224738256"/>
+      <w:bookmarkStart w:id="47" w:name="_Toc225150149"/>
       <w:r>
         <w:rPr>
           <w:sz w:val="32"/>
@@ -4885,7 +6105,7 @@
         </w:rPr>
         <w:t>Appendices:</w:t>
       </w:r>
-      <w:bookmarkEnd w:id="41"/>
+      <w:bookmarkEnd w:id="47"/>
       <w:r>
         <w:rPr>
           <w:sz w:val="32"/>
@@ -5306,6 +6526,155 @@
     </w:lvl>
   </w:abstractNum>
   <w:abstractNum w:abstractNumId="1" w15:restartNumberingAfterBreak="0">
+    <w:nsid w:val="01ED05B1"/>
+    <w:multiLevelType w:val="multilevel"/>
+    <w:tmpl w:val="23CEE5C4"/>
+    <w:lvl w:ilvl="0">
+      <w:start w:val="1"/>
+      <w:numFmt w:val="bullet"/>
+      <w:lvlText w:val=""/>
+      <w:lvlJc w:val="left"/>
+      <w:pPr>
+        <w:tabs>
+          <w:tab w:val="num" w:pos="720"/>
+        </w:tabs>
+        <w:ind w:left="720" w:hanging="360"/>
+      </w:pPr>
+      <w:rPr>
+        <w:rFonts w:ascii="Symbol" w:hAnsi="Symbol" w:hint="default"/>
+        <w:sz w:val="20"/>
+      </w:rPr>
+    </w:lvl>
+    <w:lvl w:ilvl="1" w:tentative="1">
+      <w:start w:val="1"/>
+      <w:numFmt w:val="bullet"/>
+      <w:lvlText w:val="o"/>
+      <w:lvlJc w:val="left"/>
+      <w:pPr>
+        <w:tabs>
+          <w:tab w:val="num" w:pos="1440"/>
+        </w:tabs>
+        <w:ind w:left="1440" w:hanging="360"/>
+      </w:pPr>
+      <w:rPr>
+        <w:rFonts w:ascii="Courier New" w:hAnsi="Courier New" w:hint="default"/>
+        <w:sz w:val="20"/>
+      </w:rPr>
+    </w:lvl>
+    <w:lvl w:ilvl="2" w:tentative="1">
+      <w:start w:val="1"/>
+      <w:numFmt w:val="bullet"/>
+      <w:lvlText w:val=""/>
+      <w:lvlJc w:val="left"/>
+      <w:pPr>
+        <w:tabs>
+          <w:tab w:val="num" w:pos="2160"/>
+        </w:tabs>
+        <w:ind w:left="2160" w:hanging="360"/>
+      </w:pPr>
+      <w:rPr>
+        <w:rFonts w:ascii="Wingdings" w:hAnsi="Wingdings" w:hint="default"/>
+        <w:sz w:val="20"/>
+      </w:rPr>
+    </w:lvl>
+    <w:lvl w:ilvl="3" w:tentative="1">
+      <w:start w:val="1"/>
+      <w:numFmt w:val="bullet"/>
+      <w:lvlText w:val=""/>
+      <w:lvlJc w:val="left"/>
+      <w:pPr>
+        <w:tabs>
+          <w:tab w:val="num" w:pos="2880"/>
+        </w:tabs>
+        <w:ind w:left="2880" w:hanging="360"/>
+      </w:pPr>
+      <w:rPr>
+        <w:rFonts w:ascii="Wingdings" w:hAnsi="Wingdings" w:hint="default"/>
+        <w:sz w:val="20"/>
+      </w:rPr>
+    </w:lvl>
+    <w:lvl w:ilvl="4" w:tentative="1">
+      <w:start w:val="1"/>
+      <w:numFmt w:val="bullet"/>
+      <w:lvlText w:val=""/>
+      <w:lvlJc w:val="left"/>
+      <w:pPr>
+        <w:tabs>
+          <w:tab w:val="num" w:pos="3600"/>
+        </w:tabs>
+        <w:ind w:left="3600" w:hanging="360"/>
+      </w:pPr>
+      <w:rPr>
+        <w:rFonts w:ascii="Wingdings" w:hAnsi="Wingdings" w:hint="default"/>
+        <w:sz w:val="20"/>
+      </w:rPr>
+    </w:lvl>
+    <w:lvl w:ilvl="5" w:tentative="1">
+      <w:start w:val="1"/>
+      <w:numFmt w:val="bullet"/>
+      <w:lvlText w:val=""/>
+      <w:lvlJc w:val="left"/>
+      <w:pPr>
+        <w:tabs>
+          <w:tab w:val="num" w:pos="4320"/>
+        </w:tabs>
+        <w:ind w:left="4320" w:hanging="360"/>
+      </w:pPr>
+      <w:rPr>
+        <w:rFonts w:ascii="Wingdings" w:hAnsi="Wingdings" w:hint="default"/>
+        <w:sz w:val="20"/>
+      </w:rPr>
+    </w:lvl>
+    <w:lvl w:ilvl="6" w:tentative="1">
+      <w:start w:val="1"/>
+      <w:numFmt w:val="bullet"/>
+      <w:lvlText w:val=""/>
+      <w:lvlJc w:val="left"/>
+      <w:pPr>
+        <w:tabs>
+          <w:tab w:val="num" w:pos="5040"/>
+        </w:tabs>
+        <w:ind w:left="5040" w:hanging="360"/>
+      </w:pPr>
+      <w:rPr>
+        <w:rFonts w:ascii="Wingdings" w:hAnsi="Wingdings" w:hint="default"/>
+        <w:sz w:val="20"/>
+      </w:rPr>
+    </w:lvl>
+    <w:lvl w:ilvl="7" w:tentative="1">
+      <w:start w:val="1"/>
+      <w:numFmt w:val="bullet"/>
+      <w:lvlText w:val=""/>
+      <w:lvlJc w:val="left"/>
+      <w:pPr>
+        <w:tabs>
+          <w:tab w:val="num" w:pos="5760"/>
+        </w:tabs>
+        <w:ind w:left="5760" w:hanging="360"/>
+      </w:pPr>
+      <w:rPr>
+        <w:rFonts w:ascii="Wingdings" w:hAnsi="Wingdings" w:hint="default"/>
+        <w:sz w:val="20"/>
+      </w:rPr>
+    </w:lvl>
+    <w:lvl w:ilvl="8" w:tentative="1">
+      <w:start w:val="1"/>
+      <w:numFmt w:val="bullet"/>
+      <w:lvlText w:val=""/>
+      <w:lvlJc w:val="left"/>
+      <w:pPr>
+        <w:tabs>
+          <w:tab w:val="num" w:pos="6480"/>
+        </w:tabs>
+        <w:ind w:left="6480" w:hanging="360"/>
+      </w:pPr>
+      <w:rPr>
+        <w:rFonts w:ascii="Wingdings" w:hAnsi="Wingdings" w:hint="default"/>
+        <w:sz w:val="20"/>
+      </w:rPr>
+    </w:lvl>
+  </w:abstractNum>
+  <w:abstractNum w:abstractNumId="2" w15:restartNumberingAfterBreak="0">
     <w:nsid w:val="0E015E01"/>
     <w:multiLevelType w:val="multilevel"/>
     <w:tmpl w:val="18DC24CE"/>
@@ -5418,7 +6787,7 @@
       </w:rPr>
     </w:lvl>
   </w:abstractNum>
-  <w:abstractNum w:abstractNumId="2" w15:restartNumberingAfterBreak="0">
+  <w:abstractNum w:abstractNumId="3" w15:restartNumberingAfterBreak="0">
     <w:nsid w:val="109B4BDD"/>
     <w:multiLevelType w:val="multilevel"/>
     <w:tmpl w:val="1EFAAABA"/>
@@ -5531,7 +6900,7 @@
       </w:rPr>
     </w:lvl>
   </w:abstractNum>
-  <w:abstractNum w:abstractNumId="3" w15:restartNumberingAfterBreak="0">
+  <w:abstractNum w:abstractNumId="4" w15:restartNumberingAfterBreak="0">
     <w:nsid w:val="18ED675B"/>
     <w:multiLevelType w:val="multilevel"/>
     <w:tmpl w:val="907A3C54"/>
@@ -5653,7 +7022,156 @@
       </w:rPr>
     </w:lvl>
   </w:abstractNum>
-  <w:abstractNum w:abstractNumId="4" w15:restartNumberingAfterBreak="0">
+  <w:abstractNum w:abstractNumId="5" w15:restartNumberingAfterBreak="0">
+    <w:nsid w:val="1D1B5B65"/>
+    <w:multiLevelType w:val="multilevel"/>
+    <w:tmpl w:val="D1868ECE"/>
+    <w:lvl w:ilvl="0">
+      <w:start w:val="1"/>
+      <w:numFmt w:val="bullet"/>
+      <w:lvlText w:val=""/>
+      <w:lvlJc w:val="left"/>
+      <w:pPr>
+        <w:tabs>
+          <w:tab w:val="num" w:pos="720"/>
+        </w:tabs>
+        <w:ind w:left="720" w:hanging="360"/>
+      </w:pPr>
+      <w:rPr>
+        <w:rFonts w:ascii="Symbol" w:hAnsi="Symbol" w:hint="default"/>
+        <w:sz w:val="20"/>
+      </w:rPr>
+    </w:lvl>
+    <w:lvl w:ilvl="1" w:tentative="1">
+      <w:start w:val="1"/>
+      <w:numFmt w:val="bullet"/>
+      <w:lvlText w:val="o"/>
+      <w:lvlJc w:val="left"/>
+      <w:pPr>
+        <w:tabs>
+          <w:tab w:val="num" w:pos="1440"/>
+        </w:tabs>
+        <w:ind w:left="1440" w:hanging="360"/>
+      </w:pPr>
+      <w:rPr>
+        <w:rFonts w:ascii="Courier New" w:hAnsi="Courier New" w:hint="default"/>
+        <w:sz w:val="20"/>
+      </w:rPr>
+    </w:lvl>
+    <w:lvl w:ilvl="2" w:tentative="1">
+      <w:start w:val="1"/>
+      <w:numFmt w:val="bullet"/>
+      <w:lvlText w:val=""/>
+      <w:lvlJc w:val="left"/>
+      <w:pPr>
+        <w:tabs>
+          <w:tab w:val="num" w:pos="2160"/>
+        </w:tabs>
+        <w:ind w:left="2160" w:hanging="360"/>
+      </w:pPr>
+      <w:rPr>
+        <w:rFonts w:ascii="Wingdings" w:hAnsi="Wingdings" w:hint="default"/>
+        <w:sz w:val="20"/>
+      </w:rPr>
+    </w:lvl>
+    <w:lvl w:ilvl="3" w:tentative="1">
+      <w:start w:val="1"/>
+      <w:numFmt w:val="bullet"/>
+      <w:lvlText w:val=""/>
+      <w:lvlJc w:val="left"/>
+      <w:pPr>
+        <w:tabs>
+          <w:tab w:val="num" w:pos="2880"/>
+        </w:tabs>
+        <w:ind w:left="2880" w:hanging="360"/>
+      </w:pPr>
+      <w:rPr>
+        <w:rFonts w:ascii="Wingdings" w:hAnsi="Wingdings" w:hint="default"/>
+        <w:sz w:val="20"/>
+      </w:rPr>
+    </w:lvl>
+    <w:lvl w:ilvl="4" w:tentative="1">
+      <w:start w:val="1"/>
+      <w:numFmt w:val="bullet"/>
+      <w:lvlText w:val=""/>
+      <w:lvlJc w:val="left"/>
+      <w:pPr>
+        <w:tabs>
+          <w:tab w:val="num" w:pos="3600"/>
+        </w:tabs>
+        <w:ind w:left="3600" w:hanging="360"/>
+      </w:pPr>
+      <w:rPr>
+        <w:rFonts w:ascii="Wingdings" w:hAnsi="Wingdings" w:hint="default"/>
+        <w:sz w:val="20"/>
+      </w:rPr>
+    </w:lvl>
+    <w:lvl w:ilvl="5" w:tentative="1">
+      <w:start w:val="1"/>
+      <w:numFmt w:val="bullet"/>
+      <w:lvlText w:val=""/>
+      <w:lvlJc w:val="left"/>
+      <w:pPr>
+        <w:tabs>
+          <w:tab w:val="num" w:pos="4320"/>
+        </w:tabs>
+        <w:ind w:left="4320" w:hanging="360"/>
+      </w:pPr>
+      <w:rPr>
+        <w:rFonts w:ascii="Wingdings" w:hAnsi="Wingdings" w:hint="default"/>
+        <w:sz w:val="20"/>
+      </w:rPr>
+    </w:lvl>
+    <w:lvl w:ilvl="6" w:tentative="1">
+      <w:start w:val="1"/>
+      <w:numFmt w:val="bullet"/>
+      <w:lvlText w:val=""/>
+      <w:lvlJc w:val="left"/>
+      <w:pPr>
+        <w:tabs>
+          <w:tab w:val="num" w:pos="5040"/>
+        </w:tabs>
+        <w:ind w:left="5040" w:hanging="360"/>
+      </w:pPr>
+      <w:rPr>
+        <w:rFonts w:ascii="Wingdings" w:hAnsi="Wingdings" w:hint="default"/>
+        <w:sz w:val="20"/>
+      </w:rPr>
+    </w:lvl>
+    <w:lvl w:ilvl="7" w:tentative="1">
+      <w:start w:val="1"/>
+      <w:numFmt w:val="bullet"/>
+      <w:lvlText w:val=""/>
+      <w:lvlJc w:val="left"/>
+      <w:pPr>
+        <w:tabs>
+          <w:tab w:val="num" w:pos="5760"/>
+        </w:tabs>
+        <w:ind w:left="5760" w:hanging="360"/>
+      </w:pPr>
+      <w:rPr>
+        <w:rFonts w:ascii="Wingdings" w:hAnsi="Wingdings" w:hint="default"/>
+        <w:sz w:val="20"/>
+      </w:rPr>
+    </w:lvl>
+    <w:lvl w:ilvl="8" w:tentative="1">
+      <w:start w:val="1"/>
+      <w:numFmt w:val="bullet"/>
+      <w:lvlText w:val=""/>
+      <w:lvlJc w:val="left"/>
+      <w:pPr>
+        <w:tabs>
+          <w:tab w:val="num" w:pos="6480"/>
+        </w:tabs>
+        <w:ind w:left="6480" w:hanging="360"/>
+      </w:pPr>
+      <w:rPr>
+        <w:rFonts w:ascii="Wingdings" w:hAnsi="Wingdings" w:hint="default"/>
+        <w:sz w:val="20"/>
+      </w:rPr>
+    </w:lvl>
+  </w:abstractNum>
+  <w:abstractNum w:abstractNumId="6" w15:restartNumberingAfterBreak="0">
     <w:nsid w:val="203B3D13"/>
     <w:multiLevelType w:val="multilevel"/>
     <w:tmpl w:val="804EA396"/>
@@ -5784,7 +7302,7 @@
       </w:rPr>
     </w:lvl>
   </w:abstractNum>
-  <w:abstractNum w:abstractNumId="5" w15:restartNumberingAfterBreak="0">
+  <w:abstractNum w:abstractNumId="7" w15:restartNumberingAfterBreak="0">
     <w:nsid w:val="23AE7226"/>
     <w:multiLevelType w:val="multilevel"/>
     <w:tmpl w:val="C67AC720"/>
@@ -5933,7 +7451,7 @@
       </w:rPr>
     </w:lvl>
   </w:abstractNum>
-  <w:abstractNum w:abstractNumId="6" w15:restartNumberingAfterBreak="0">
+  <w:abstractNum w:abstractNumId="8" w15:restartNumberingAfterBreak="0">
     <w:nsid w:val="357A551F"/>
     <w:multiLevelType w:val="multilevel"/>
     <w:tmpl w:val="B8D68232"/>
@@ -6082,7 +7600,7 @@
       </w:rPr>
     </w:lvl>
   </w:abstractNum>
-  <w:abstractNum w:abstractNumId="7" w15:restartNumberingAfterBreak="0">
+  <w:abstractNum w:abstractNumId="9" w15:restartNumberingAfterBreak="0">
     <w:nsid w:val="392B790D"/>
     <w:multiLevelType w:val="multilevel"/>
     <w:tmpl w:val="689CA78E"/>
@@ -6231,7 +7749,7 @@
       </w:rPr>
     </w:lvl>
   </w:abstractNum>
-  <w:abstractNum w:abstractNumId="8" w15:restartNumberingAfterBreak="0">
+  <w:abstractNum w:abstractNumId="10" w15:restartNumberingAfterBreak="0">
     <w:nsid w:val="3BB960A7"/>
     <w:multiLevelType w:val="multilevel"/>
     <w:tmpl w:val="824ADEC6"/>
@@ -6380,7 +7898,7 @@
       </w:rPr>
     </w:lvl>
   </w:abstractNum>
-  <w:abstractNum w:abstractNumId="9" w15:restartNumberingAfterBreak="0">
+  <w:abstractNum w:abstractNumId="11" w15:restartNumberingAfterBreak="0">
     <w:nsid w:val="41D82B19"/>
     <w:multiLevelType w:val="multilevel"/>
     <w:tmpl w:val="4252AB44"/>
@@ -6529,7 +8047,7 @@
       </w:rPr>
     </w:lvl>
   </w:abstractNum>
-  <w:abstractNum w:abstractNumId="10" w15:restartNumberingAfterBreak="0">
+  <w:abstractNum w:abstractNumId="12" w15:restartNumberingAfterBreak="0">
     <w:nsid w:val="49155F15"/>
     <w:multiLevelType w:val="multilevel"/>
     <w:tmpl w:val="DBAAB734"/>
@@ -6678,7 +8196,7 @@
       </w:rPr>
     </w:lvl>
   </w:abstractNum>
-  <w:abstractNum w:abstractNumId="11" w15:restartNumberingAfterBreak="0">
+  <w:abstractNum w:abstractNumId="13" w15:restartNumberingAfterBreak="0">
     <w:nsid w:val="4CF46AE7"/>
     <w:multiLevelType w:val="multilevel"/>
     <w:tmpl w:val="CF548458"/>
@@ -6827,7 +8345,346 @@
       </w:rPr>
     </w:lvl>
   </w:abstractNum>
-  <w:abstractNum w:abstractNumId="12" w15:restartNumberingAfterBreak="0">
+  <w:abstractNum w:abstractNumId="14" w15:restartNumberingAfterBreak="0">
+    <w:nsid w:val="4D2262CB"/>
+    <w:multiLevelType w:val="hybridMultilevel"/>
+    <w:tmpl w:val="0F5CA146"/>
+    <w:lvl w:ilvl="0" w:tplc="08090001">
+      <w:start w:val="1"/>
+      <w:numFmt w:val="bullet"/>
+      <w:lvlText w:val=""/>
+      <w:lvlJc w:val="left"/>
+      <w:pPr>
+        <w:ind w:left="720" w:hanging="360"/>
+      </w:pPr>
+      <w:rPr>
+        <w:rFonts w:ascii="Symbol" w:hAnsi="Symbol" w:hint="default"/>
+      </w:rPr>
+    </w:lvl>
+    <w:lvl w:ilvl="1" w:tplc="08090003" w:tentative="1">
+      <w:start w:val="1"/>
+      <w:numFmt w:val="bullet"/>
+      <w:lvlText w:val="o"/>
+      <w:lvlJc w:val="left"/>
+      <w:pPr>
+        <w:ind w:left="1440" w:hanging="360"/>
+      </w:pPr>
+      <w:rPr>
+        <w:rFonts w:ascii="Courier New" w:hAnsi="Courier New" w:cs="Courier New" w:hint="default"/>
+      </w:rPr>
+    </w:lvl>
+    <w:lvl w:ilvl="2" w:tplc="08090005" w:tentative="1">
+      <w:start w:val="1"/>
+      <w:numFmt w:val="bullet"/>
+      <w:lvlText w:val=""/>
+      <w:lvlJc w:val="left"/>
+      <w:pPr>
+        <w:ind w:left="2160" w:hanging="360"/>
+      </w:pPr>
+      <w:rPr>
+        <w:rFonts w:ascii="Wingdings" w:hAnsi="Wingdings" w:hint="default"/>
+      </w:rPr>
+    </w:lvl>
+    <w:lvl w:ilvl="3" w:tplc="08090001" w:tentative="1">
+      <w:start w:val="1"/>
+      <w:numFmt w:val="bullet"/>
+      <w:lvlText w:val=""/>
+      <w:lvlJc w:val="left"/>
+      <w:pPr>
+        <w:ind w:left="2880" w:hanging="360"/>
+      </w:pPr>
+      <w:rPr>
+        <w:rFonts w:ascii="Symbol" w:hAnsi="Symbol" w:hint="default"/>
+      </w:rPr>
+    </w:lvl>
+    <w:lvl w:ilvl="4" w:tplc="08090003" w:tentative="1">
+      <w:start w:val="1"/>
+      <w:numFmt w:val="bullet"/>
+      <w:lvlText w:val="o"/>
+      <w:lvlJc w:val="left"/>
+      <w:pPr>
+        <w:ind w:left="3600" w:hanging="360"/>
+      </w:pPr>
+      <w:rPr>
+        <w:rFonts w:ascii="Courier New" w:hAnsi="Courier New" w:cs="Courier New" w:hint="default"/>
+      </w:rPr>
+    </w:lvl>
+    <w:lvl w:ilvl="5" w:tplc="08090005" w:tentative="1">
+      <w:start w:val="1"/>
+      <w:numFmt w:val="bullet"/>
+      <w:lvlText w:val=""/>
+      <w:lvlJc w:val="left"/>
+      <w:pPr>
+        <w:ind w:left="4320" w:hanging="360"/>
+      </w:pPr>
+      <w:rPr>
+        <w:rFonts w:ascii="Wingdings" w:hAnsi="Wingdings" w:hint="default"/>
+      </w:rPr>
+    </w:lvl>
+    <w:lvl w:ilvl="6" w:tplc="08090001" w:tentative="1">
+      <w:start w:val="1"/>
+      <w:numFmt w:val="bullet"/>
+      <w:lvlText w:val=""/>
+      <w:lvlJc w:val="left"/>
+      <w:pPr>
+        <w:ind w:left="5040" w:hanging="360"/>
+      </w:pPr>
+      <w:rPr>
+        <w:rFonts w:ascii="Symbol" w:hAnsi="Symbol" w:hint="default"/>
+      </w:rPr>
+    </w:lvl>
+    <w:lvl w:ilvl="7" w:tplc="08090003" w:tentative="1">
+      <w:start w:val="1"/>
+      <w:numFmt w:val="bullet"/>
+      <w:lvlText w:val="o"/>
+      <w:lvlJc w:val="left"/>
+      <w:pPr>
+        <w:ind w:left="5760" w:hanging="360"/>
+      </w:pPr>
+      <w:rPr>
+        <w:rFonts w:ascii="Courier New" w:hAnsi="Courier New" w:cs="Courier New" w:hint="default"/>
+      </w:rPr>
+    </w:lvl>
+    <w:lvl w:ilvl="8" w:tplc="08090005" w:tentative="1">
+      <w:start w:val="1"/>
+      <w:numFmt w:val="bullet"/>
+      <w:lvlText w:val=""/>
+      <w:lvlJc w:val="left"/>
+      <w:pPr>
+        <w:ind w:left="6480" w:hanging="360"/>
+      </w:pPr>
+      <w:rPr>
+        <w:rFonts w:ascii="Wingdings" w:hAnsi="Wingdings" w:hint="default"/>
+      </w:rPr>
+    </w:lvl>
+  </w:abstractNum>
+  <w:abstractNum w:abstractNumId="15" w15:restartNumberingAfterBreak="0">
+    <w:nsid w:val="56C62ECF"/>
+    <w:multiLevelType w:val="hybridMultilevel"/>
+    <w:tmpl w:val="0584144A"/>
+    <w:lvl w:ilvl="0" w:tplc="08090001">
+      <w:start w:val="1"/>
+      <w:numFmt w:val="bullet"/>
+      <w:lvlText w:val=""/>
+      <w:lvlJc w:val="left"/>
+      <w:pPr>
+        <w:ind w:left="720" w:hanging="360"/>
+      </w:pPr>
+      <w:rPr>
+        <w:rFonts w:ascii="Symbol" w:hAnsi="Symbol" w:hint="default"/>
+      </w:rPr>
+    </w:lvl>
+    <w:lvl w:ilvl="1" w:tplc="08090003" w:tentative="1">
+      <w:start w:val="1"/>
+      <w:numFmt w:val="bullet"/>
+      <w:lvlText w:val="o"/>
+      <w:lvlJc w:val="left"/>
+      <w:pPr>
+        <w:ind w:left="1440" w:hanging="360"/>
+      </w:pPr>
+      <w:rPr>
+        <w:rFonts w:ascii="Courier New" w:hAnsi="Courier New" w:cs="Courier New" w:hint="default"/>
+      </w:rPr>
+    </w:lvl>
+    <w:lvl w:ilvl="2" w:tplc="08090005" w:tentative="1">
+      <w:start w:val="1"/>
+      <w:numFmt w:val="bullet"/>
+      <w:lvlText w:val=""/>
+      <w:lvlJc w:val="left"/>
+      <w:pPr>
+        <w:ind w:left="2160" w:hanging="360"/>
+      </w:pPr>
+      <w:rPr>
+        <w:rFonts w:ascii="Wingdings" w:hAnsi="Wingdings" w:hint="default"/>
+      </w:rPr>
+    </w:lvl>
+    <w:lvl w:ilvl="3" w:tplc="08090001" w:tentative="1">
+      <w:start w:val="1"/>
+      <w:numFmt w:val="bullet"/>
+      <w:lvlText w:val=""/>
+      <w:lvlJc w:val="left"/>
+      <w:pPr>
+        <w:ind w:left="2880" w:hanging="360"/>
+      </w:pPr>
+      <w:rPr>
+        <w:rFonts w:ascii="Symbol" w:hAnsi="Symbol" w:hint="default"/>
+      </w:rPr>
+    </w:lvl>
+    <w:lvl w:ilvl="4" w:tplc="08090003" w:tentative="1">
+      <w:start w:val="1"/>
+      <w:numFmt w:val="bullet"/>
+      <w:lvlText w:val="o"/>
+      <w:lvlJc w:val="left"/>
+      <w:pPr>
+        <w:ind w:left="3600" w:hanging="360"/>
+      </w:pPr>
+      <w:rPr>
+        <w:rFonts w:ascii="Courier New" w:hAnsi="Courier New" w:cs="Courier New" w:hint="default"/>
+      </w:rPr>
+    </w:lvl>
+    <w:lvl w:ilvl="5" w:tplc="08090005" w:tentative="1">
+      <w:start w:val="1"/>
+      <w:numFmt w:val="bullet"/>
+      <w:lvlText w:val=""/>
+      <w:lvlJc w:val="left"/>
+      <w:pPr>
+        <w:ind w:left="4320" w:hanging="360"/>
+      </w:pPr>
+      <w:rPr>
+        <w:rFonts w:ascii="Wingdings" w:hAnsi="Wingdings" w:hint="default"/>
+      </w:rPr>
+    </w:lvl>
+    <w:lvl w:ilvl="6" w:tplc="08090001" w:tentative="1">
+      <w:start w:val="1"/>
+      <w:numFmt w:val="bullet"/>
+      <w:lvlText w:val=""/>
+      <w:lvlJc w:val="left"/>
+      <w:pPr>
+        <w:ind w:left="5040" w:hanging="360"/>
+      </w:pPr>
+      <w:rPr>
+        <w:rFonts w:ascii="Symbol" w:hAnsi="Symbol" w:hint="default"/>
+      </w:rPr>
+    </w:lvl>
+    <w:lvl w:ilvl="7" w:tplc="08090003" w:tentative="1">
+      <w:start w:val="1"/>
+      <w:numFmt w:val="bullet"/>
+      <w:lvlText w:val="o"/>
+      <w:lvlJc w:val="left"/>
+      <w:pPr>
+        <w:ind w:left="5760" w:hanging="360"/>
+      </w:pPr>
+      <w:rPr>
+        <w:rFonts w:ascii="Courier New" w:hAnsi="Courier New" w:cs="Courier New" w:hint="default"/>
+      </w:rPr>
+    </w:lvl>
+    <w:lvl w:ilvl="8" w:tplc="08090005" w:tentative="1">
+      <w:start w:val="1"/>
+      <w:numFmt w:val="bullet"/>
+      <w:lvlText w:val=""/>
+      <w:lvlJc w:val="left"/>
+      <w:pPr>
+        <w:ind w:left="6480" w:hanging="360"/>
+      </w:pPr>
+      <w:rPr>
+        <w:rFonts w:ascii="Wingdings" w:hAnsi="Wingdings" w:hint="default"/>
+      </w:rPr>
+    </w:lvl>
+  </w:abstractNum>
+  <w:abstractNum w:abstractNumId="16" w15:restartNumberingAfterBreak="0">
+    <w:nsid w:val="5BD7002C"/>
+    <w:multiLevelType w:val="multilevel"/>
+    <w:tmpl w:val="800E40BE"/>
+    <w:lvl w:ilvl="0">
+      <w:start w:val="1"/>
+      <w:numFmt w:val="decimal"/>
+      <w:lvlText w:val="%1"/>
+      <w:lvlJc w:val="left"/>
+      <w:pPr>
+        <w:ind w:left="420" w:hanging="420"/>
+      </w:pPr>
+      <w:rPr>
+        <w:rFonts w:hint="default"/>
+      </w:rPr>
+    </w:lvl>
+    <w:lvl w:ilvl="1">
+      <w:start w:val="1"/>
+      <w:numFmt w:val="decimal"/>
+      <w:lvlText w:val="%1.%2"/>
+      <w:lvlJc w:val="left"/>
+      <w:pPr>
+        <w:ind w:left="420" w:hanging="420"/>
+      </w:pPr>
+      <w:rPr>
+        <w:rFonts w:hint="default"/>
+      </w:rPr>
+    </w:lvl>
+    <w:lvl w:ilvl="2">
+      <w:start w:val="1"/>
+      <w:numFmt w:val="decimal"/>
+      <w:lvlText w:val="%1.%2.%3"/>
+      <w:lvlJc w:val="left"/>
+      <w:pPr>
+        <w:ind w:left="720" w:hanging="720"/>
+      </w:pPr>
+      <w:rPr>
+        <w:rFonts w:hint="default"/>
+      </w:rPr>
+    </w:lvl>
+    <w:lvl w:ilvl="3">
+      <w:start w:val="1"/>
+      <w:numFmt w:val="decimal"/>
+      <w:lvlText w:val="%1.%2.%3.%4"/>
+      <w:lvlJc w:val="left"/>
+      <w:pPr>
+        <w:ind w:left="720" w:hanging="720"/>
+      </w:pPr>
+      <w:rPr>
+        <w:rFonts w:hint="default"/>
+      </w:rPr>
+    </w:lvl>
+    <w:lvl w:ilvl="4">
+      <w:start w:val="1"/>
+      <w:numFmt w:val="decimal"/>
+      <w:lvlText w:val="%1.%2.%3.%4.%5"/>
+      <w:lvlJc w:val="left"/>
+      <w:pPr>
+        <w:ind w:left="1080" w:hanging="1080"/>
+      </w:pPr>
+      <w:rPr>
+        <w:rFonts w:hint="default"/>
+      </w:rPr>
+    </w:lvl>
+    <w:lvl w:ilvl="5">
+      <w:start w:val="1"/>
+      <w:numFmt w:val="decimal"/>
+      <w:lvlText w:val="%1.%2.%3.%4.%5.%6"/>
+      <w:lvlJc w:val="left"/>
+      <w:pPr>
+        <w:ind w:left="1080" w:hanging="1080"/>
+      </w:pPr>
+      <w:rPr>
+        <w:rFonts w:hint="default"/>
+      </w:rPr>
+    </w:lvl>
+    <w:lvl w:ilvl="6">
+      <w:start w:val="1"/>
+      <w:numFmt w:val="decimal"/>
+      <w:lvlText w:val="%1.%2.%3.%4.%5.%6.%7"/>
+      <w:lvlJc w:val="left"/>
+      <w:pPr>
+        <w:ind w:left="1440" w:hanging="1440"/>
+      </w:pPr>
+      <w:rPr>
+        <w:rFonts w:hint="default"/>
+      </w:rPr>
+    </w:lvl>
+    <w:lvl w:ilvl="7">
+      <w:start w:val="1"/>
+      <w:numFmt w:val="decimal"/>
+      <w:lvlText w:val="%1.%2.%3.%4.%5.%6.%7.%8"/>
+      <w:lvlJc w:val="left"/>
+      <w:pPr>
+        <w:ind w:left="1440" w:hanging="1440"/>
+      </w:pPr>
+      <w:rPr>
+        <w:rFonts w:hint="default"/>
+      </w:rPr>
+    </w:lvl>
+    <w:lvl w:ilvl="8">
+      <w:start w:val="1"/>
+      <w:numFmt w:val="decimal"/>
+      <w:lvlText w:val="%1.%2.%3.%4.%5.%6.%7.%8.%9"/>
+      <w:lvlJc w:val="left"/>
+      <w:pPr>
+        <w:ind w:left="1440" w:hanging="1440"/>
+      </w:pPr>
+      <w:rPr>
+        <w:rFonts w:hint="default"/>
+      </w:rPr>
+    </w:lvl>
+  </w:abstractNum>
+  <w:abstractNum w:abstractNumId="17" w15:restartNumberingAfterBreak="0">
     <w:nsid w:val="6AA7520E"/>
     <w:multiLevelType w:val="multilevel"/>
     <w:tmpl w:val="5B287B04"/>
@@ -6976,7 +8833,7 @@
       </w:rPr>
     </w:lvl>
   </w:abstractNum>
-  <w:abstractNum w:abstractNumId="13" w15:restartNumberingAfterBreak="0">
+  <w:abstractNum w:abstractNumId="18" w15:restartNumberingAfterBreak="0">
     <w:nsid w:val="7B4A180F"/>
     <w:multiLevelType w:val="multilevel"/>
     <w:tmpl w:val="5D82BB3A"/>
@@ -7126,46 +8983,61 @@
     </w:lvl>
   </w:abstractNum>
   <w:num w:numId="1" w16cid:durableId="2041973658">
+    <w:abstractNumId w:val="4"/>
+  </w:num>
+  <w:num w:numId="2" w16cid:durableId="371610506">
     <w:abstractNumId w:val="3"/>
   </w:num>
-  <w:num w:numId="2" w16cid:durableId="371610506">
-    <w:abstractNumId w:val="2"/>
-  </w:num>
   <w:num w:numId="3" w16cid:durableId="327632856">
-    <w:abstractNumId w:val="6"/>
+    <w:abstractNumId w:val="8"/>
   </w:num>
   <w:num w:numId="4" w16cid:durableId="1562791172">
-    <w:abstractNumId w:val="12"/>
+    <w:abstractNumId w:val="17"/>
   </w:num>
   <w:num w:numId="5" w16cid:durableId="1182629701">
-    <w:abstractNumId w:val="11"/>
+    <w:abstractNumId w:val="13"/>
   </w:num>
   <w:num w:numId="6" w16cid:durableId="137191316">
-    <w:abstractNumId w:val="8"/>
+    <w:abstractNumId w:val="10"/>
   </w:num>
   <w:num w:numId="7" w16cid:durableId="472061584">
-    <w:abstractNumId w:val="13"/>
+    <w:abstractNumId w:val="18"/>
   </w:num>
   <w:num w:numId="8" w16cid:durableId="1590965184">
-    <w:abstractNumId w:val="9"/>
+    <w:abstractNumId w:val="11"/>
   </w:num>
   <w:num w:numId="9" w16cid:durableId="1703508477">
     <w:abstractNumId w:val="0"/>
   </w:num>
   <w:num w:numId="10" w16cid:durableId="972294375">
+    <w:abstractNumId w:val="9"/>
+  </w:num>
+  <w:num w:numId="11" w16cid:durableId="1886411559">
+    <w:abstractNumId w:val="12"/>
+  </w:num>
+  <w:num w:numId="12" w16cid:durableId="1650016125">
     <w:abstractNumId w:val="7"/>
   </w:num>
-  <w:num w:numId="11" w16cid:durableId="1886411559">
-    <w:abstractNumId w:val="10"/>
+  <w:num w:numId="13" w16cid:durableId="748163274">
+    <w:abstractNumId w:val="6"/>
   </w:num>
-  <w:num w:numId="12" w16cid:durableId="1650016125">
+  <w:num w:numId="14" w16cid:durableId="612983697">
+    <w:abstractNumId w:val="2"/>
+  </w:num>
+  <w:num w:numId="15" w16cid:durableId="516769147">
+    <w:abstractNumId w:val="16"/>
+  </w:num>
+  <w:num w:numId="16" w16cid:durableId="1894537558">
     <w:abstractNumId w:val="5"/>
   </w:num>
-  <w:num w:numId="13" w16cid:durableId="748163274">
-    <w:abstractNumId w:val="4"/>
+  <w:num w:numId="17" w16cid:durableId="566570434">
+    <w:abstractNumId w:val="1"/>
   </w:num>
-  <w:num w:numId="14" w16cid:durableId="612983697">
-    <w:abstractNumId w:val="1"/>
+  <w:num w:numId="18" w16cid:durableId="682174067">
+    <w:abstractNumId w:val="14"/>
+  </w:num>
+  <w:num w:numId="19" w16cid:durableId="1887139953">
+    <w:abstractNumId w:val="15"/>
   </w:num>
 </w:numbering>
 </file>
@@ -7618,7 +9490,6 @@
     <w:next w:val="Normal"/>
     <w:link w:val="Heading3Char"/>
     <w:uiPriority w:val="9"/>
-    <w:semiHidden/>
     <w:unhideWhenUsed/>
     <w:qFormat/>
     <w:rsid w:val="00971BF4"/>
@@ -7824,7 +9695,6 @@
     <w:basedOn w:val="DefaultParagraphFont"/>
     <w:link w:val="Heading3"/>
     <w:uiPriority w:val="9"/>
-    <w:semiHidden/>
     <w:rsid w:val="00971BF4"/>
     <w:rPr>
       <w:rFonts w:eastAsiaTheme="majorEastAsia" w:cstheme="majorBidi"/>
@@ -8217,6 +10087,47 @@
       <w:shd w:val="clear" w:color="auto" w:fill="E1DFDD"/>
     </w:rPr>
   </w:style>
+  <w:style w:type="paragraph" w:styleId="NormalWeb">
+    <w:name w:val="Normal (Web)"/>
+    <w:basedOn w:val="Normal"/>
+    <w:uiPriority w:val="99"/>
+    <w:unhideWhenUsed/>
+    <w:rsid w:val="00B0102C"/>
+    <w:pPr>
+      <w:spacing w:before="100" w:beforeAutospacing="1" w:after="100" w:afterAutospacing="1" w:line="240" w:lineRule="auto"/>
+    </w:pPr>
+    <w:rPr>
+      <w:rFonts w:ascii="Times New Roman" w:eastAsia="Times New Roman" w:hAnsi="Times New Roman" w:cs="Times New Roman"/>
+      <w:sz w:val="24"/>
+      <w:szCs w:val="24"/>
+      <w:lang w:eastAsia="en-GB"/>
+    </w:rPr>
+  </w:style>
+  <w:style w:type="character" w:styleId="FollowedHyperlink">
+    <w:name w:val="FollowedHyperlink"/>
+    <w:basedOn w:val="DefaultParagraphFont"/>
+    <w:uiPriority w:val="99"/>
+    <w:semiHidden/>
+    <w:unhideWhenUsed/>
+    <w:rsid w:val="006D24E7"/>
+    <w:rPr>
+      <w:color w:val="954F72" w:themeColor="followedHyperlink"/>
+      <w:u w:val="single"/>
+    </w:rPr>
+  </w:style>
+  <w:style w:type="paragraph" w:styleId="TOC3">
+    <w:name w:val="toc 3"/>
+    <w:basedOn w:val="Normal"/>
+    <w:next w:val="Normal"/>
+    <w:autoRedefine/>
+    <w:uiPriority w:val="39"/>
+    <w:unhideWhenUsed/>
+    <w:rsid w:val="0003027C"/>
+    <w:pPr>
+      <w:spacing w:after="100"/>
+      <w:ind w:left="440"/>
+    </w:pPr>
+  </w:style>
 </w:styles>
 </file>
 
